--- a/docs/websocket/TA9-WebSocket-Behavior.docx
+++ b/docs/websocket/TA9-WebSocket-Behavior.docx
@@ -741,7 +741,7 @@
           </w:pPr>
           <w:hyperlink w:history="1" w:anchor="_Toc13">
             <w:r>
-              <w:t xml:space="preserve">5. Tests</w:t>
+              <w:t xml:space="preserve">5. Tests for this section</w:t>
             </w:r>
             <w:r>
               <w:tab/>
@@ -763,7 +763,7 @@
           </w:pPr>
           <w:hyperlink w:history="1" w:anchor="_Toc14">
             <w:r>
-              <w:t xml:space="preserve">5.1 Automated tests</w:t>
+              <w:t xml:space="preserve">5.1 What is verified</w:t>
             </w:r>
             <w:r>
               <w:tab/>
@@ -785,7 +785,7 @@
           </w:pPr>
           <w:hyperlink w:history="1" w:anchor="_Toc15">
             <w:r>
-              <w:t xml:space="preserve">5.2 Manual verification (Docker Desktop)</w:t>
+              <w:t xml:space="preserve">5.2 Automated tests</w:t>
             </w:r>
             <w:r>
               <w:tab/>
@@ -793,6 +793,28 @@
             <w:r>
               <w:fldChar w:fldCharType="begin" w:dirty="true"/>
               <w:instrText xml:space="preserve">PAGEREF _Toc15 \h</w:instrText>
+              <w:fldChar w:fldCharType="separate"/>
+              <w:fldChar w:fldCharType="end"/>
+            </w:r>
+          </w:hyperlink>
+        </w:p>
+        <w:p>
+          <w:pPr>
+            <w:pStyle w:val="TOC2"/>
+            <w:tabs>
+              <w:tab w:val="right" w:pos="9638" w:leader="dot"/>
+            </w:tabs>
+          </w:pPr>
+          <w:hyperlink w:history="1" w:anchor="_Toc16">
+            <w:r>
+              <w:t xml:space="preserve">5.3 Manual test (Docker Desktop) — STD MT-07</w:t>
+            </w:r>
+            <w:r>
+              <w:tab/>
+            </w:r>
+            <w:r>
+              <w:fldChar w:fldCharType="begin" w:dirty="true"/>
+              <w:instrText xml:space="preserve">PAGEREF _Toc16 \h</w:instrText>
               <w:fldChar w:fldCharType="separate"/>
               <w:fldChar w:fldCharType="end"/>
             </w:r>
@@ -805,7 +827,7 @@
               <w:tab w:val="right" w:pos="9638" w:leader="dot"/>
             </w:tabs>
           </w:pPr>
-          <w:hyperlink w:history="1" w:anchor="_Toc16">
+          <w:hyperlink w:history="1" w:anchor="_Toc17">
             <w:r>
               <w:t xml:space="preserve">6. Configuration</w:t>
             </w:r>
@@ -814,7 +836,7 @@
             </w:r>
             <w:r>
               <w:fldChar w:fldCharType="begin" w:dirty="true"/>
-              <w:instrText xml:space="preserve">PAGEREF _Toc16 \h</w:instrText>
+              <w:instrText xml:space="preserve">PAGEREF _Toc17 \h</w:instrText>
               <w:fldChar w:fldCharType="separate"/>
               <w:fldChar w:fldCharType="end"/>
             </w:r>
@@ -7966,9 +7988,162 @@
         <w:rPr>
           <w:rFonts w:ascii="Calibri" w:cs="Calibri" w:eastAsia="Calibri" w:hAnsi="Calibri"/>
         </w:rPr>
-        <w:t xml:space="preserve">5. Tests</w:t>
+        <w:t xml:space="preserve">5. Tests for this section</w:t>
       </w:r>
       <w:bookmarkEnd w:id="13"/>
+    </w:p>
+    <w:p>
+      <w:pPr>
+        <w:spacing w:after="120"/>
+      </w:pPr>
+      <w:r>
+        <w:rPr>
+          <w:rFonts w:ascii="Calibri" w:cs="Calibri" w:eastAsia="Calibri" w:hAnsi="Calibri"/>
+        </w:rPr>
+        <w:t xml:space="preserve">The complete catalog of the system's tests, with strategy, environment, traceability and results, is the </w:t>
+      </w:r>
+      <w:r>
+        <w:rPr>
+          <w:rFonts w:ascii="Calibri" w:cs="Calibri" w:eastAsia="Calibri" w:hAnsi="Calibri"/>
+          <w:b/>
+          <w:bCs/>
+        </w:rPr>
+        <w:t xml:space="preserve">Software Test Description (STD)</w:t>
+      </w:r>
+      <w:r>
+        <w:rPr>
+          <w:rFonts w:ascii="Calibri" w:cs="Calibri" w:eastAsia="Calibri" w:hAnsi="Calibri"/>
+        </w:rPr>
+        <w:t xml:space="preserve"> — </w:t>
+      </w:r>
+      <w:r>
+        <w:rPr>
+          <w:rFonts w:ascii="Consolas" w:cs="Consolas" w:eastAsia="Consolas" w:hAnsi="Consolas"/>
+          <w:color w:val="5B2C6F"/>
+          <w:sz w:val="19"/>
+          <w:szCs w:val="19"/>
+        </w:rPr>
+        <w:t xml:space="preserve">docs/testing/TA9-STD.docx</w:t>
+      </w:r>
+      <w:r>
+        <w:rPr>
+          <w:rFonts w:ascii="Calibri" w:cs="Calibri" w:eastAsia="Calibri" w:hAnsi="Calibri"/>
+        </w:rPr>
+        <w:t xml:space="preserve"> (Markdown: </w:t>
+      </w:r>
+      <w:r>
+        <w:rPr>
+          <w:rFonts w:ascii="Consolas" w:cs="Consolas" w:eastAsia="Consolas" w:hAnsi="Consolas"/>
+          <w:color w:val="5B2C6F"/>
+          <w:sz w:val="19"/>
+          <w:szCs w:val="19"/>
+        </w:rPr>
+        <w:t xml:space="preserve">docs/testing/STD.md</w:t>
+      </w:r>
+      <w:r>
+        <w:rPr>
+          <w:rFonts w:ascii="Calibri" w:cs="Calibri" w:eastAsia="Calibri" w:hAnsi="Calibri"/>
+        </w:rPr>
+        <w:t xml:space="preserve">). This chapter lists only the tests that verify </w:t>
+      </w:r>
+      <w:r>
+        <w:rPr>
+          <w:rFonts w:ascii="Calibri" w:cs="Calibri" w:eastAsia="Calibri" w:hAnsi="Calibri"/>
+          <w:b/>
+          <w:bCs/>
+        </w:rPr>
+        <w:t xml:space="preserve">the WebSocket disconnect / reconnect and duplicate-event behavior (§3.3 and §5 of the assignment)</w:t>
+      </w:r>
+      <w:r>
+        <w:rPr>
+          <w:rFonts w:ascii="Calibri" w:cs="Calibri" w:eastAsia="Calibri" w:hAnsi="Calibri"/>
+        </w:rPr>
+        <w:t xml:space="preserve">. The </w:t>
+      </w:r>
+      <w:r>
+        <w:rPr>
+          <w:rFonts w:ascii="Calibri" w:cs="Calibri" w:eastAsia="Calibri" w:hAnsi="Calibri"/>
+          <w:b/>
+          <w:bCs/>
+        </w:rPr>
+        <w:t xml:space="preserve">STD ID</w:t>
+      </w:r>
+      <w:r>
+        <w:rPr>
+          <w:rFonts w:ascii="Calibri" w:cs="Calibri" w:eastAsia="Calibri" w:hAnsi="Calibri"/>
+        </w:rPr>
+        <w:t xml:space="preserve"> column is the identifier of the same test case in the STD, so each test can be looked up there; </w:t>
+      </w:r>
+      <w:r>
+        <w:rPr>
+          <w:rFonts w:ascii="Calibri" w:cs="Calibri" w:eastAsia="Calibri" w:hAnsi="Calibri"/>
+          <w:i/>
+          <w:iCs/>
+        </w:rPr>
+        <w:t xml:space="preserve">Theory ×N</w:t>
+      </w:r>
+      <w:r>
+        <w:rPr>
+          <w:rFonts w:ascii="Calibri" w:cs="Calibri" w:eastAsia="Calibri" w:hAnsi="Calibri"/>
+        </w:rPr>
+        <w:t xml:space="preserve"> runs N data rows, </w:t>
+      </w:r>
+      <w:r>
+        <w:rPr>
+          <w:rFonts w:ascii="Calibri" w:cs="Calibri" w:eastAsia="Calibri" w:hAnsi="Calibri"/>
+          <w:i/>
+          <w:iCs/>
+        </w:rPr>
+        <w:t xml:space="preserve">×2 stores</w:t>
+      </w:r>
+      <w:r>
+        <w:rPr>
+          <w:rFonts w:ascii="Calibri" w:cs="Calibri" w:eastAsia="Calibri" w:hAnsi="Calibri"/>
+        </w:rPr>
+        <w:t xml:space="preserve"> runs against InMemory and MongoDB. Tests of the other §5 scenarios (invalid input, processor unreachable, storage outage) are traced in the STD under requirements </w:t>
+      </w:r>
+      <w:r>
+        <w:rPr>
+          <w:rFonts w:ascii="Calibri" w:cs="Calibri" w:eastAsia="Calibri" w:hAnsi="Calibri"/>
+          <w:b/>
+          <w:bCs/>
+        </w:rPr>
+        <w:t xml:space="preserve">R8</w:t>
+      </w:r>
+      <w:r>
+        <w:rPr>
+          <w:rFonts w:ascii="Calibri" w:cs="Calibri" w:eastAsia="Calibri" w:hAnsi="Calibri"/>
+        </w:rPr>
+        <w:t xml:space="preserve">, </w:t>
+      </w:r>
+      <w:r>
+        <w:rPr>
+          <w:rFonts w:ascii="Calibri" w:cs="Calibri" w:eastAsia="Calibri" w:hAnsi="Calibri"/>
+          <w:b/>
+          <w:bCs/>
+        </w:rPr>
+        <w:t xml:space="preserve">R9</w:t>
+      </w:r>
+      <w:r>
+        <w:rPr>
+          <w:rFonts w:ascii="Calibri" w:cs="Calibri" w:eastAsia="Calibri" w:hAnsi="Calibri"/>
+        </w:rPr>
+        <w:t xml:space="preserve"> and </w:t>
+      </w:r>
+      <w:r>
+        <w:rPr>
+          <w:rFonts w:ascii="Calibri" w:cs="Calibri" w:eastAsia="Calibri" w:hAnsi="Calibri"/>
+          <w:b/>
+          <w:bCs/>
+        </w:rPr>
+        <w:t xml:space="preserve">R14</w:t>
+      </w:r>
+      <w:r>
+        <w:rPr>
+          <w:rFonts w:ascii="Calibri" w:cs="Calibri" w:eastAsia="Calibri" w:hAnsi="Calibri"/>
+        </w:rPr>
+        <w:t xml:space="preserve">.</w:t>
+      </w:r>
     </w:p>
     <w:p>
       <w:pPr>
@@ -7979,7 +8154,7 @@
         <w:rPr>
           <w:rFonts w:ascii="Calibri" w:cs="Calibri" w:eastAsia="Calibri" w:hAnsi="Calibri"/>
         </w:rPr>
-        <w:t xml:space="preserve">5.1 Automated tests</w:t>
+        <w:t xml:space="preserve">5.1 What is verified</w:t>
       </w:r>
       <w:bookmarkEnd w:id="14"/>
     </w:p>
@@ -7996,9 +8171,8 @@
         </w:tblBorders>
       </w:tblPr>
       <w:tblGrid>
-        <w:gridCol w:w="3212"/>
-        <w:gridCol w:w="3212"/>
-        <w:gridCol w:w="3214"/>
+        <w:gridCol w:w="4819"/>
+        <w:gridCol w:w="4819"/>
       </w:tblGrid>
       <w:tr>
         <w:trPr>
@@ -8006,7 +8180,7 @@
         </w:trPr>
         <w:tc>
           <w:tcPr>
-            <w:tcW w:type="dxa" w:w="3212"/>
+            <w:tcW w:type="dxa" w:w="4819"/>
             <w:tcBorders>
               <w:top w:val="single" w:color="BFBFBF" w:sz="4"/>
               <w:left w:val="single" w:color="BFBFBF" w:sz="4"/>
@@ -8030,13 +8204,13 @@
                 <w:sz w:val="18"/>
                 <w:szCs w:val="18"/>
               </w:rPr>
-              <w:t xml:space="preserve">Test class (project)</w:t>
-            </w:r>
-          </w:p>
-        </w:tc>
-        <w:tc>
-          <w:tcPr>
-            <w:tcW w:type="dxa" w:w="3212"/>
+              <w:t xml:space="preserve">Behavior described in this document</w:t>
+            </w:r>
+          </w:p>
+        </w:tc>
+        <w:tc>
+          <w:tcPr>
+            <w:tcW w:type="dxa" w:w="4819"/>
             <w:tcBorders>
               <w:top w:val="single" w:color="BFBFBF" w:sz="4"/>
               <w:left w:val="single" w:color="BFBFBF" w:sz="4"/>
@@ -8060,37 +8234,7 @@
                 <w:sz w:val="18"/>
                 <w:szCs w:val="18"/>
               </w:rPr>
-              <w:t xml:space="preserve">Level</w:t>
-            </w:r>
-          </w:p>
-        </w:tc>
-        <w:tc>
-          <w:tcPr>
-            <w:tcW w:type="dxa" w:w="3214"/>
-            <w:tcBorders>
-              <w:top w:val="single" w:color="BFBFBF" w:sz="4"/>
-              <w:left w:val="single" w:color="BFBFBF" w:sz="4"/>
-              <w:bottom w:val="single" w:color="BFBFBF" w:sz="4"/>
-              <w:right w:val="single" w:color="BFBFBF" w:sz="4"/>
-            </w:tcBorders>
-            <w:shd w:fill="DCE6F2" w:color="auto" w:val="clear"/>
-            <w:tcMar>
-              <w:top w:type="dxa" w:w="60"/>
-              <w:left w:type="dxa" w:w="100"/>
-              <w:bottom w:type="dxa" w:w="60"/>
-              <w:right w:type="dxa" w:w="100"/>
-            </w:tcMar>
-          </w:tcPr>
-          <w:p>
-            <w:r>
-              <w:rPr>
-                <w:rFonts w:ascii="Calibri" w:cs="Calibri" w:eastAsia="Calibri" w:hAnsi="Calibri"/>
-                <w:b/>
-                <w:bCs/>
-                <w:sz w:val="18"/>
-                <w:szCs w:val="18"/>
-              </w:rPr>
-              <w:t xml:space="preserve">What it verifies</w:t>
+              <w:t xml:space="preserve">Verified by</w:t>
             </w:r>
           </w:p>
         </w:tc>
@@ -8098,7 +8242,34 @@
       <w:tr>
         <w:tc>
           <w:tcPr>
-            <w:tcW w:type="dxa" w:w="3212"/>
+            <w:tcW w:type="dxa" w:w="4819"/>
+            <w:tcBorders>
+              <w:top w:val="single" w:color="BFBFBF" w:sz="4"/>
+              <w:left w:val="single" w:color="BFBFBF" w:sz="4"/>
+              <w:bottom w:val="single" w:color="BFBFBF" w:sz="4"/>
+              <w:right w:val="single" w:color="BFBFBF" w:sz="4"/>
+            </w:tcBorders>
+            <w:tcMar>
+              <w:top w:type="dxa" w:w="60"/>
+              <w:left w:type="dxa" w:w="100"/>
+              <w:bottom w:type="dxa" w:w="60"/>
+              <w:right w:type="dxa" w:w="100"/>
+            </w:tcMar>
+          </w:tcPr>
+          <w:p>
+            <w:r>
+              <w:rPr>
+                <w:rFonts w:ascii="Calibri" w:cs="Calibri" w:eastAsia="Calibri" w:hAnsi="Calibri"/>
+                <w:sz w:val="18"/>
+                <w:szCs w:val="18"/>
+              </w:rPr>
+              <w:t xml:space="preserve">Lifecycle events are kept until acked, resent after reconnect or ack timeout; progress coalesced/dropped</w:t>
+            </w:r>
+          </w:p>
+        </w:tc>
+        <w:tc>
+          <w:tcPr>
+            <w:tcW w:type="dxa" w:w="4819"/>
             <w:tcBorders>
               <w:top w:val="single" w:color="BFBFBF" w:sz="4"/>
               <w:left w:val="single" w:color="BFBFBF" w:sz="4"/>
@@ -8128,83 +8299,8 @@
                 <w:sz w:val="18"/>
                 <w:szCs w:val="18"/>
               </w:rPr>
-              <w:t xml:space="preserve"> (Processor)</w:t>
-            </w:r>
-          </w:p>
-        </w:tc>
-        <w:tc>
-          <w:tcPr>
-            <w:tcW w:type="dxa" w:w="3212"/>
-            <w:tcBorders>
-              <w:top w:val="single" w:color="BFBFBF" w:sz="4"/>
-              <w:left w:val="single" w:color="BFBFBF" w:sz="4"/>
-              <w:bottom w:val="single" w:color="BFBFBF" w:sz="4"/>
-              <w:right w:val="single" w:color="BFBFBF" w:sz="4"/>
-            </w:tcBorders>
-            <w:tcMar>
-              <w:top w:type="dxa" w:w="60"/>
-              <w:left w:type="dxa" w:w="100"/>
-              <w:bottom w:type="dxa" w:w="60"/>
-              <w:right w:type="dxa" w:w="100"/>
-            </w:tcMar>
-          </w:tcPr>
-          <w:p>
-            <w:r>
-              <w:rPr>
-                <w:rFonts w:ascii="Calibri" w:cs="Calibri" w:eastAsia="Calibri" w:hAnsi="Calibri"/>
-                <w:sz w:val="18"/>
-                <w:szCs w:val="18"/>
-              </w:rPr>
-              <w:t xml:space="preserve">Unit</w:t>
-            </w:r>
-          </w:p>
-        </w:tc>
-        <w:tc>
-          <w:tcPr>
-            <w:tcW w:type="dxa" w:w="3214"/>
-            <w:tcBorders>
-              <w:top w:val="single" w:color="BFBFBF" w:sz="4"/>
-              <w:left w:val="single" w:color="BFBFBF" w:sz="4"/>
-              <w:bottom w:val="single" w:color="BFBFBF" w:sz="4"/>
-              <w:right w:val="single" w:color="BFBFBF" w:sz="4"/>
-            </w:tcBorders>
-            <w:tcMar>
-              <w:top w:type="dxa" w:w="60"/>
-              <w:left w:type="dxa" w:w="100"/>
-              <w:bottom w:type="dxa" w:w="60"/>
-              <w:right w:type="dxa" w:w="100"/>
-            </w:tcMar>
-          </w:tcPr>
-          <w:p>
-            <w:r>
-              <w:rPr>
-                <w:rFonts w:ascii="Calibri" w:cs="Calibri" w:eastAsia="Calibri" w:hAnsi="Calibri"/>
-                <w:sz w:val="18"/>
-                <w:szCs w:val="18"/>
-              </w:rPr>
-              <w:t xml:space="preserve">Rejects lifecycle events beyond capacity · Takes unsent events in order only once · Resends events whose ack timed out · Acknowledge removes the event · Reconnect makes unacknowledged events due again · Lifecycle events are buffered while disconnected · Progress is dropped while disconnected · Progress is coalesced to the latest per job and not kept for ack · Terminal event discards pending progress of the job · Disconnect discards pending progress · Wait for work completes when an event is added</w:t>
-            </w:r>
-          </w:p>
-        </w:tc>
-      </w:tr>
-      <w:tr>
-        <w:tc>
-          <w:tcPr>
-            <w:tcW w:type="dxa" w:w="3212"/>
-            <w:tcBorders>
-              <w:top w:val="single" w:color="BFBFBF" w:sz="4"/>
-              <w:left w:val="single" w:color="BFBFBF" w:sz="4"/>
-              <w:bottom w:val="single" w:color="BFBFBF" w:sz="4"/>
-              <w:right w:val="single" w:color="BFBFBF" w:sz="4"/>
-            </w:tcBorders>
-            <w:tcMar>
-              <w:top w:type="dxa" w:w="60"/>
-              <w:left w:type="dxa" w:w="100"/>
-              <w:bottom w:type="dxa" w:w="60"/>
-              <w:right w:type="dxa" w:w="100"/>
-            </w:tcMar>
-          </w:tcPr>
-          <w:p>
+              <w:t xml:space="preserve">, </w:t>
+            </w:r>
             <w:r>
               <w:rPr>
                 <w:rFonts w:ascii="Consolas" w:cs="Consolas" w:eastAsia="Consolas" w:hAnsi="Consolas"/>
@@ -8212,123 +8308,7 @@
                 <w:sz w:val="16"/>
                 <w:szCs w:val="16"/>
               </w:rPr>
-              <w:t xml:space="preserve">JobServiceEventsClientTests</w:t>
-            </w:r>
-            <w:r>
-              <w:rPr>
-                <w:rFonts w:ascii="Calibri" w:cs="Calibri" w:eastAsia="Calibri" w:hAnsi="Calibri"/>
-                <w:sz w:val="18"/>
-                <w:szCs w:val="18"/>
-              </w:rPr>
-              <w:t xml:space="preserve"> (Processor)</w:t>
-            </w:r>
-          </w:p>
-        </w:tc>
-        <w:tc>
-          <w:tcPr>
-            <w:tcW w:type="dxa" w:w="3212"/>
-            <w:tcBorders>
-              <w:top w:val="single" w:color="BFBFBF" w:sz="4"/>
-              <w:left w:val="single" w:color="BFBFBF" w:sz="4"/>
-              <w:bottom w:val="single" w:color="BFBFBF" w:sz="4"/>
-              <w:right w:val="single" w:color="BFBFBF" w:sz="4"/>
-            </w:tcBorders>
-            <w:tcMar>
-              <w:top w:type="dxa" w:w="60"/>
-              <w:left w:type="dxa" w:w="100"/>
-              <w:bottom w:type="dxa" w:w="60"/>
-              <w:right w:type="dxa" w:w="100"/>
-            </w:tcMar>
-          </w:tcPr>
-          <w:p>
-            <w:r>
-              <w:rPr>
-                <w:rFonts w:ascii="Calibri" w:cs="Calibri" w:eastAsia="Calibri" w:hAnsi="Calibri"/>
-                <w:sz w:val="18"/>
-                <w:szCs w:val="18"/>
-              </w:rPr>
-              <w:t xml:space="preserve">Component — </w:t>
-            </w:r>
-            <w:r>
-              <w:rPr>
-                <w:rFonts w:ascii="Calibri" w:cs="Calibri" w:eastAsia="Calibri" w:hAnsi="Calibri"/>
-                <w:b/>
-                <w:bCs/>
-                <w:sz w:val="18"/>
-                <w:szCs w:val="18"/>
-              </w:rPr>
-              <w:t xml:space="preserve">real WebSocket</w:t>
-            </w:r>
-            <w:r>
-              <w:rPr>
-                <w:rFonts w:ascii="Calibri" w:cs="Calibri" w:eastAsia="Calibri" w:hAnsi="Calibri"/>
-                <w:sz w:val="18"/>
-                <w:szCs w:val="18"/>
-              </w:rPr>
-              <w:t xml:space="preserve"> against an in-memory fake Job Service</w:t>
-            </w:r>
-          </w:p>
-        </w:tc>
-        <w:tc>
-          <w:tcPr>
-            <w:tcW w:type="dxa" w:w="3214"/>
-            <w:tcBorders>
-              <w:top w:val="single" w:color="BFBFBF" w:sz="4"/>
-              <w:left w:val="single" w:color="BFBFBF" w:sz="4"/>
-              <w:bottom w:val="single" w:color="BFBFBF" w:sz="4"/>
-              <w:right w:val="single" w:color="BFBFBF" w:sz="4"/>
-            </w:tcBorders>
-            <w:tcMar>
-              <w:top w:type="dxa" w:w="60"/>
-              <w:left w:type="dxa" w:w="100"/>
-              <w:bottom w:type="dxa" w:w="60"/>
-              <w:right w:type="dxa" w:w="100"/>
-            </w:tcMar>
-          </w:tcPr>
-          <w:p>
-            <w:r>
-              <w:rPr>
-                <w:rFonts w:ascii="Calibri" w:cs="Calibri" w:eastAsia="Calibri" w:hAnsi="Calibri"/>
-                <w:sz w:val="18"/>
-                <w:szCs w:val="18"/>
-              </w:rPr>
-              <w:t xml:space="preserve">Delivers events in order and clears outbox on ack · Buffers events until the Job Service becomes reachable · </w:t>
-            </w:r>
-            <w:r>
-              <w:rPr>
-                <w:rFonts w:ascii="Calibri" w:cs="Calibri" w:eastAsia="Calibri" w:hAnsi="Calibri"/>
-                <w:b/>
-                <w:bCs/>
-                <w:sz w:val="18"/>
-                <w:szCs w:val="18"/>
-              </w:rPr>
-              <w:t xml:space="preserve">Replays unacknowledged events after reconnect</w:t>
-            </w:r>
-            <w:r>
-              <w:rPr>
-                <w:rFonts w:ascii="Calibri" w:cs="Calibri" w:eastAsia="Calibri" w:hAnsi="Calibri"/>
-                <w:sz w:val="18"/>
-                <w:szCs w:val="18"/>
-              </w:rPr>
-              <w:t xml:space="preserve"> · </w:t>
-            </w:r>
-            <w:r>
-              <w:rPr>
-                <w:rFonts w:ascii="Calibri" w:cs="Calibri" w:eastAsia="Calibri" w:hAnsi="Calibri"/>
-                <w:b/>
-                <w:bCs/>
-                <w:sz w:val="18"/>
-                <w:szCs w:val="18"/>
-              </w:rPr>
-              <w:t xml:space="preserve">Resends when ack times out without reconnect</w:t>
-            </w:r>
-            <w:r>
-              <w:rPr>
-                <w:rFonts w:ascii="Calibri" w:cs="Calibri" w:eastAsia="Calibri" w:hAnsi="Calibri"/>
-                <w:sz w:val="18"/>
-                <w:szCs w:val="18"/>
-              </w:rPr>
-              <w:t xml:space="preserve"> · Sends progress while connected without waiting for ack</w:t>
+              <w:t xml:space="preserve">WebSocketJobEventPublisherTests</w:t>
             </w:r>
           </w:p>
         </w:tc>
@@ -8336,7 +8316,34 @@
       <w:tr>
         <w:tc>
           <w:tcPr>
-            <w:tcW w:type="dxa" w:w="3212"/>
+            <w:tcW w:type="dxa" w:w="4819"/>
+            <w:tcBorders>
+              <w:top w:val="single" w:color="BFBFBF" w:sz="4"/>
+              <w:left w:val="single" w:color="BFBFBF" w:sz="4"/>
+              <w:bottom w:val="single" w:color="BFBFBF" w:sz="4"/>
+              <w:right w:val="single" w:color="BFBFBF" w:sz="4"/>
+            </w:tcBorders>
+            <w:tcMar>
+              <w:top w:type="dxa" w:w="60"/>
+              <w:left w:type="dxa" w:w="100"/>
+              <w:bottom w:type="dxa" w:w="60"/>
+              <w:right w:type="dxa" w:w="100"/>
+            </w:tcMar>
+          </w:tcPr>
+          <w:p>
+            <w:r>
+              <w:rPr>
+                <w:rFonts w:ascii="Calibri" w:cs="Calibri" w:eastAsia="Calibri" w:hAnsi="Calibri"/>
+                <w:sz w:val="18"/>
+                <w:szCs w:val="18"/>
+              </w:rPr>
+              <w:t xml:space="preserve">Real reconnect over a WebSocket: buffering while unreachable, replay after a drop, resend on ack timeout</w:t>
+            </w:r>
+          </w:p>
+        </w:tc>
+        <w:tc>
+          <w:tcPr>
+            <w:tcW w:type="dxa" w:w="4819"/>
             <w:tcBorders>
               <w:top w:val="single" w:color="BFBFBF" w:sz="4"/>
               <w:left w:val="single" w:color="BFBFBF" w:sz="4"/>
@@ -8358,69 +8365,15 @@
                 <w:sz w:val="16"/>
                 <w:szCs w:val="16"/>
               </w:rPr>
-              <w:t xml:space="preserve">ProcessorEventSerializerTests</w:t>
-            </w:r>
-            <w:r>
-              <w:rPr>
-                <w:rFonts w:ascii="Calibri" w:cs="Calibri" w:eastAsia="Calibri" w:hAnsi="Calibri"/>
-                <w:sz w:val="18"/>
-                <w:szCs w:val="18"/>
-              </w:rPr>
-              <w:t xml:space="preserve"> (Processor)</w:t>
-            </w:r>
-          </w:p>
-        </w:tc>
-        <w:tc>
-          <w:tcPr>
-            <w:tcW w:type="dxa" w:w="3212"/>
-            <w:tcBorders>
-              <w:top w:val="single" w:color="BFBFBF" w:sz="4"/>
-              <w:left w:val="single" w:color="BFBFBF" w:sz="4"/>
-              <w:bottom w:val="single" w:color="BFBFBF" w:sz="4"/>
-              <w:right w:val="single" w:color="BFBFBF" w:sz="4"/>
-            </w:tcBorders>
-            <w:tcMar>
-              <w:top w:type="dxa" w:w="60"/>
-              <w:left w:type="dxa" w:w="100"/>
-              <w:bottom w:type="dxa" w:w="60"/>
-              <w:right w:type="dxa" w:w="100"/>
-            </w:tcMar>
-          </w:tcPr>
-          <w:p>
-            <w:r>
-              <w:rPr>
-                <w:rFonts w:ascii="Calibri" w:cs="Calibri" w:eastAsia="Calibri" w:hAnsi="Calibri"/>
-                <w:sz w:val="18"/>
-                <w:szCs w:val="18"/>
-              </w:rPr>
-              <w:t xml:space="preserve">Unit</w:t>
-            </w:r>
-          </w:p>
-        </w:tc>
-        <w:tc>
-          <w:tcPr>
-            <w:tcW w:type="dxa" w:w="3214"/>
-            <w:tcBorders>
-              <w:top w:val="single" w:color="BFBFBF" w:sz="4"/>
-              <w:left w:val="single" w:color="BFBFBF" w:sz="4"/>
-              <w:bottom w:val="single" w:color="BFBFBF" w:sz="4"/>
-              <w:right w:val="single" w:color="BFBFBF" w:sz="4"/>
-            </w:tcBorders>
-            <w:tcMar>
-              <w:top w:type="dxa" w:w="60"/>
-              <w:left w:type="dxa" w:w="100"/>
-              <w:bottom w:type="dxa" w:w="60"/>
-              <w:right w:type="dxa" w:w="100"/>
-            </w:tcMar>
-          </w:tcPr>
-          <w:p>
-            <w:r>
-              <w:rPr>
-                <w:rFonts w:ascii="Calibri" w:cs="Calibri" w:eastAsia="Calibri" w:hAnsi="Calibri"/>
-                <w:sz w:val="18"/>
-                <w:szCs w:val="18"/>
-              </w:rPr>
-              <w:t xml:space="preserve">Envelope round trips with typed payload · camelCase and string enums on the wire · Ack round trips · Non-ack messages are ignored</w:t>
+              <w:t xml:space="preserve">JobServiceEventsClientTests</w:t>
+            </w:r>
+            <w:r>
+              <w:rPr>
+                <w:rFonts w:ascii="Calibri" w:cs="Calibri" w:eastAsia="Calibri" w:hAnsi="Calibri"/>
+                <w:sz w:val="18"/>
+                <w:szCs w:val="18"/>
+              </w:rPr>
+              <w:t xml:space="preserve"> (real WebSocket against a fake Job Service)</w:t>
             </w:r>
           </w:p>
         </w:tc>
@@ -8428,7 +8381,34 @@
       <w:tr>
         <w:tc>
           <w:tcPr>
-            <w:tcW w:type="dxa" w:w="3212"/>
+            <w:tcW w:type="dxa" w:w="4819"/>
+            <w:tcBorders>
+              <w:top w:val="single" w:color="BFBFBF" w:sz="4"/>
+              <w:left w:val="single" w:color="BFBFBF" w:sz="4"/>
+              <w:bottom w:val="single" w:color="BFBFBF" w:sz="4"/>
+              <w:right w:val="single" w:color="BFBFBF" w:sz="4"/>
+            </w:tcBorders>
+            <w:tcMar>
+              <w:top w:type="dxa" w:w="60"/>
+              <w:left w:type="dxa" w:w="100"/>
+              <w:bottom w:type="dxa" w:w="60"/>
+              <w:right w:type="dxa" w:w="100"/>
+            </w:tcMar>
+          </w:tcPr>
+          <w:p>
+            <w:r>
+              <w:rPr>
+                <w:rFonts w:ascii="Calibri" w:cs="Calibri" w:eastAsia="Calibri" w:hAnsi="Calibri"/>
+                <w:sz w:val="18"/>
+                <w:szCs w:val="18"/>
+              </w:rPr>
+              <w:t xml:space="preserve">Reconnect backoff grows exponentially with jitter</w:t>
+            </w:r>
+          </w:p>
+        </w:tc>
+        <w:tc>
+          <w:tcPr>
+            <w:tcW w:type="dxa" w:w="4819"/>
             <w:tcBorders>
               <w:top w:val="single" w:color="BFBFBF" w:sz="4"/>
               <w:left w:val="single" w:color="BFBFBF" w:sz="4"/>
@@ -8450,69 +8430,7 @@
                 <w:sz w:val="16"/>
                 <w:szCs w:val="16"/>
               </w:rPr>
-              <w:t xml:space="preserve">WebSocketJobEventPublisherTests</w:t>
-            </w:r>
-            <w:r>
-              <w:rPr>
-                <w:rFonts w:ascii="Calibri" w:cs="Calibri" w:eastAsia="Calibri" w:hAnsi="Calibri"/>
-                <w:sz w:val="18"/>
-                <w:szCs w:val="18"/>
-              </w:rPr>
-              <w:t xml:space="preserve"> (Processor)</w:t>
-            </w:r>
-          </w:p>
-        </w:tc>
-        <w:tc>
-          <w:tcPr>
-            <w:tcW w:type="dxa" w:w="3212"/>
-            <w:tcBorders>
-              <w:top w:val="single" w:color="BFBFBF" w:sz="4"/>
-              <w:left w:val="single" w:color="BFBFBF" w:sz="4"/>
-              <w:bottom w:val="single" w:color="BFBFBF" w:sz="4"/>
-              <w:right w:val="single" w:color="BFBFBF" w:sz="4"/>
-            </w:tcBorders>
-            <w:tcMar>
-              <w:top w:type="dxa" w:w="60"/>
-              <w:left w:type="dxa" w:w="100"/>
-              <w:bottom w:type="dxa" w:w="60"/>
-              <w:right w:type="dxa" w:w="100"/>
-            </w:tcMar>
-          </w:tcPr>
-          <w:p>
-            <w:r>
-              <w:rPr>
-                <w:rFonts w:ascii="Calibri" w:cs="Calibri" w:eastAsia="Calibri" w:hAnsi="Calibri"/>
-                <w:sz w:val="18"/>
-                <w:szCs w:val="18"/>
-              </w:rPr>
-              <w:t xml:space="preserve">Unit</w:t>
-            </w:r>
-          </w:p>
-        </w:tc>
-        <w:tc>
-          <w:tcPr>
-            <w:tcW w:type="dxa" w:w="3214"/>
-            <w:tcBorders>
-              <w:top w:val="single" w:color="BFBFBF" w:sz="4"/>
-              <w:left w:val="single" w:color="BFBFBF" w:sz="4"/>
-              <w:bottom w:val="single" w:color="BFBFBF" w:sz="4"/>
-              <w:right w:val="single" w:color="BFBFBF" w:sz="4"/>
-            </w:tcBorders>
-            <w:tcMar>
-              <w:top w:type="dxa" w:w="60"/>
-              <w:left w:type="dxa" w:w="100"/>
-              <w:bottom w:type="dxa" w:w="60"/>
-              <w:right w:type="dxa" w:w="100"/>
-            </w:tcMar>
-          </w:tcPr>
-          <w:p>
-            <w:r>
-              <w:rPr>
-                <w:rFonts w:ascii="Calibri" w:cs="Calibri" w:eastAsia="Calibri" w:hAnsi="Calibri"/>
-                <w:sz w:val="18"/>
-                <w:szCs w:val="18"/>
-              </w:rPr>
-              <w:t xml:space="preserve">Lifecycle events queued with job metadata · Completed event carries summary and results · Progress dropped while disconnected · Full outbox does not throw</w:t>
+              <w:t xml:space="preserve">ExponentialBackoffTests</w:t>
             </w:r>
           </w:p>
         </w:tc>
@@ -8520,7 +8438,34 @@
       <w:tr>
         <w:tc>
           <w:tcPr>
-            <w:tcW w:type="dxa" w:w="3212"/>
+            <w:tcW w:type="dxa" w:w="4819"/>
+            <w:tcBorders>
+              <w:top w:val="single" w:color="BFBFBF" w:sz="4"/>
+              <w:left w:val="single" w:color="BFBFBF" w:sz="4"/>
+              <w:bottom w:val="single" w:color="BFBFBF" w:sz="4"/>
+              <w:right w:val="single" w:color="BFBFBF" w:sz="4"/>
+            </w:tcBorders>
+            <w:tcMar>
+              <w:top w:type="dxa" w:w="60"/>
+              <w:left w:type="dxa" w:w="100"/>
+              <w:bottom w:type="dxa" w:w="60"/>
+              <w:right w:type="dxa" w:w="100"/>
+            </w:tcMar>
+          </w:tcPr>
+          <w:p>
+            <w:r>
+              <w:rPr>
+                <w:rFonts w:ascii="Calibri" w:cs="Calibri" w:eastAsia="Calibri" w:hAnsi="Calibri"/>
+                <w:sz w:val="18"/>
+                <w:szCs w:val="18"/>
+              </w:rPr>
+              <w:t xml:space="preserve">The wire contract (envelope, enums, ack) is stable</w:t>
+            </w:r>
+          </w:p>
+        </w:tc>
+        <w:tc>
+          <w:tcPr>
+            <w:tcW w:type="dxa" w:w="4819"/>
             <w:tcBorders>
               <w:top w:val="single" w:color="BFBFBF" w:sz="4"/>
               <w:left w:val="single" w:color="BFBFBF" w:sz="4"/>
@@ -8542,69 +8487,7 @@
                 <w:sz w:val="16"/>
                 <w:szCs w:val="16"/>
               </w:rPr>
-              <w:t xml:space="preserve">ExponentialBackoffTests</w:t>
-            </w:r>
-            <w:r>
-              <w:rPr>
-                <w:rFonts w:ascii="Calibri" w:cs="Calibri" w:eastAsia="Calibri" w:hAnsi="Calibri"/>
-                <w:sz w:val="18"/>
-                <w:szCs w:val="18"/>
-              </w:rPr>
-              <w:t xml:space="preserve"> (ServiceDefaults)</w:t>
-            </w:r>
-          </w:p>
-        </w:tc>
-        <w:tc>
-          <w:tcPr>
-            <w:tcW w:type="dxa" w:w="3212"/>
-            <w:tcBorders>
-              <w:top w:val="single" w:color="BFBFBF" w:sz="4"/>
-              <w:left w:val="single" w:color="BFBFBF" w:sz="4"/>
-              <w:bottom w:val="single" w:color="BFBFBF" w:sz="4"/>
-              <w:right w:val="single" w:color="BFBFBF" w:sz="4"/>
-            </w:tcBorders>
-            <w:tcMar>
-              <w:top w:type="dxa" w:w="60"/>
-              <w:left w:type="dxa" w:w="100"/>
-              <w:bottom w:type="dxa" w:w="60"/>
-              <w:right w:type="dxa" w:w="100"/>
-            </w:tcMar>
-          </w:tcPr>
-          <w:p>
-            <w:r>
-              <w:rPr>
-                <w:rFonts w:ascii="Calibri" w:cs="Calibri" w:eastAsia="Calibri" w:hAnsi="Calibri"/>
-                <w:sz w:val="18"/>
-                <w:szCs w:val="18"/>
-              </w:rPr>
-              <w:t xml:space="preserve">Unit</w:t>
-            </w:r>
-          </w:p>
-        </w:tc>
-        <w:tc>
-          <w:tcPr>
-            <w:tcW w:type="dxa" w:w="3214"/>
-            <w:tcBorders>
-              <w:top w:val="single" w:color="BFBFBF" w:sz="4"/>
-              <w:left w:val="single" w:color="BFBFBF" w:sz="4"/>
-              <w:bottom w:val="single" w:color="BFBFBF" w:sz="4"/>
-              <w:right w:val="single" w:color="BFBFBF" w:sz="4"/>
-            </w:tcBorders>
-            <w:tcMar>
-              <w:top w:type="dxa" w:w="60"/>
-              <w:left w:type="dxa" w:w="100"/>
-              <w:bottom w:type="dxa" w:w="60"/>
-              <w:right w:type="dxa" w:w="100"/>
-            </w:tcMar>
-          </w:tcPr>
-          <w:p>
-            <w:r>
-              <w:rPr>
-                <w:rFonts w:ascii="Calibri" w:cs="Calibri" w:eastAsia="Calibri" w:hAnsi="Calibri"/>
-                <w:sz w:val="18"/>
-                <w:szCs w:val="18"/>
-              </w:rPr>
-              <w:t xml:space="preserve">Exponential growth up to the cap with ±20% jitter · Jitter spreads retries</w:t>
+              <w:t xml:space="preserve">ProcessorEventSerializerTests</w:t>
             </w:r>
           </w:p>
         </w:tc>
@@ -8612,7 +8495,34 @@
       <w:tr>
         <w:tc>
           <w:tcPr>
-            <w:tcW w:type="dxa" w:w="3212"/>
+            <w:tcW w:type="dxa" w:w="4819"/>
+            <w:tcBorders>
+              <w:top w:val="single" w:color="BFBFBF" w:sz="4"/>
+              <w:left w:val="single" w:color="BFBFBF" w:sz="4"/>
+              <w:bottom w:val="single" w:color="BFBFBF" w:sz="4"/>
+              <w:right w:val="single" w:color="BFBFBF" w:sz="4"/>
+            </w:tcBorders>
+            <w:tcMar>
+              <w:top w:type="dxa" w:w="60"/>
+              <w:left w:type="dxa" w:w="100"/>
+              <w:bottom w:type="dxa" w:w="60"/>
+              <w:right w:type="dxa" w:w="100"/>
+            </w:tcMar>
+          </w:tcPr>
+          <w:p>
+            <w:r>
+              <w:rPr>
+                <w:rFonts w:ascii="Calibri" w:cs="Calibri" w:eastAsia="Calibri" w:hAnsi="Calibri"/>
+                <w:sz w:val="18"/>
+                <w:szCs w:val="18"/>
+              </w:rPr>
+              <w:t xml:space="preserve">Ack only after handling; duplicates and unknown jobs acked; storage failure not acked; order per connection</w:t>
+            </w:r>
+          </w:p>
+        </w:tc>
+        <w:tc>
+          <w:tcPr>
+            <w:tcW w:type="dxa" w:w="4819"/>
             <w:tcBorders>
               <w:top w:val="single" w:color="BFBFBF" w:sz="4"/>
               <w:left w:val="single" w:color="BFBFBF" w:sz="4"/>
@@ -8642,125 +8552,7 @@
                 <w:sz w:val="18"/>
                 <w:szCs w:val="18"/>
               </w:rPr>
-              <w:t xml:space="preserve"> (Job Service)</w:t>
-            </w:r>
-          </w:p>
-        </w:tc>
-        <w:tc>
-          <w:tcPr>
-            <w:tcW w:type="dxa" w:w="3212"/>
-            <w:tcBorders>
-              <w:top w:val="single" w:color="BFBFBF" w:sz="4"/>
-              <w:left w:val="single" w:color="BFBFBF" w:sz="4"/>
-              <w:bottom w:val="single" w:color="BFBFBF" w:sz="4"/>
-              <w:right w:val="single" w:color="BFBFBF" w:sz="4"/>
-            </w:tcBorders>
-            <w:tcMar>
-              <w:top w:type="dxa" w:w="60"/>
-              <w:left w:type="dxa" w:w="100"/>
-              <w:bottom w:type="dxa" w:w="60"/>
-              <w:right w:type="dxa" w:w="100"/>
-            </w:tcMar>
-          </w:tcPr>
-          <w:p>
-            <w:r>
-              <w:rPr>
-                <w:rFonts w:ascii="Calibri" w:cs="Calibri" w:eastAsia="Calibri" w:hAnsi="Calibri"/>
-                <w:sz w:val="18"/>
-                <w:szCs w:val="18"/>
-              </w:rPr>
-              <w:t xml:space="preserve">Component — </w:t>
-            </w:r>
-            <w:r>
-              <w:rPr>
-                <w:rFonts w:ascii="Calibri" w:cs="Calibri" w:eastAsia="Calibri" w:hAnsi="Calibri"/>
-                <w:b/>
-                <w:bCs/>
-                <w:sz w:val="18"/>
-                <w:szCs w:val="18"/>
-              </w:rPr>
-              <w:t xml:space="preserve">real WebSocket</w:t>
-            </w:r>
-            <w:r>
-              <w:rPr>
-                <w:rFonts w:ascii="Calibri" w:cs="Calibri" w:eastAsia="Calibri" w:hAnsi="Calibri"/>
-                <w:sz w:val="18"/>
-                <w:szCs w:val="18"/>
-              </w:rPr>
-              <w:t xml:space="preserve"> against the endpoint</w:t>
-            </w:r>
-          </w:p>
-        </w:tc>
-        <w:tc>
-          <w:tcPr>
-            <w:tcW w:type="dxa" w:w="3214"/>
-            <w:tcBorders>
-              <w:top w:val="single" w:color="BFBFBF" w:sz="4"/>
-              <w:left w:val="single" w:color="BFBFBF" w:sz="4"/>
-              <w:bottom w:val="single" w:color="BFBFBF" w:sz="4"/>
-              <w:right w:val="single" w:color="BFBFBF" w:sz="4"/>
-            </w:tcBorders>
-            <w:tcMar>
-              <w:top w:type="dxa" w:w="60"/>
-              <w:left w:type="dxa" w:w="100"/>
-              <w:bottom w:type="dxa" w:w="60"/>
-              <w:right w:type="dxa" w:w="100"/>
-            </w:tcMar>
-          </w:tcPr>
-          <w:p>
-            <w:r>
-              <w:rPr>
-                <w:rFonts w:ascii="Calibri" w:cs="Calibri" w:eastAsia="Calibri" w:hAnsi="Calibri"/>
-                <w:sz w:val="18"/>
-                <w:szCs w:val="18"/>
-              </w:rPr>
-              <w:t xml:space="preserve">Handled events are acknowledged and applied · </w:t>
-            </w:r>
-            <w:r>
-              <w:rPr>
-                <w:rFonts w:ascii="Calibri" w:cs="Calibri" w:eastAsia="Calibri" w:hAnsi="Calibri"/>
-                <w:b/>
-                <w:bCs/>
-                <w:sz w:val="18"/>
-                <w:szCs w:val="18"/>
-              </w:rPr>
-              <w:t xml:space="preserve">Duplicates and unknown jobs are acknowledged too</w:t>
-            </w:r>
-            <w:r>
-              <w:rPr>
-                <w:rFonts w:ascii="Calibri" w:cs="Calibri" w:eastAsia="Calibri" w:hAnsi="Calibri"/>
-                <w:sz w:val="18"/>
-                <w:szCs w:val="18"/>
-              </w:rPr>
-              <w:t xml:space="preserve"> · Unreadable message is skipped and the connection keeps working · </w:t>
-            </w:r>
-            <w:r>
-              <w:rPr>
-                <w:rFonts w:ascii="Calibri" w:cs="Calibri" w:eastAsia="Calibri" w:hAnsi="Calibri"/>
-                <w:b/>
-                <w:bCs/>
-                <w:sz w:val="18"/>
-                <w:szCs w:val="18"/>
-              </w:rPr>
-              <w:t xml:space="preserve">Events are processed in order per connection</w:t>
-            </w:r>
-            <w:r>
-              <w:rPr>
-                <w:rFonts w:ascii="Calibri" w:cs="Calibri" w:eastAsia="Calibri" w:hAnsi="Calibri"/>
-                <w:sz w:val="18"/>
-                <w:szCs w:val="18"/>
-              </w:rPr>
-              <w:t xml:space="preserve"> · Plain HTTP request is rejected · </w:t>
-            </w:r>
-            <w:r>
-              <w:rPr>
-                <w:rFonts w:ascii="Calibri" w:cs="Calibri" w:eastAsia="Calibri" w:hAnsi="Calibri"/>
-                <w:b/>
-                <w:bCs/>
-                <w:sz w:val="18"/>
-                <w:szCs w:val="18"/>
-              </w:rPr>
-              <w:t xml:space="preserve">Event that cannot be stored is not acknowledged</w:t>
+              <w:t xml:space="preserve"> (real WebSocket against the endpoint)</w:t>
             </w:r>
           </w:p>
         </w:tc>
@@ -8768,7 +8560,34 @@
       <w:tr>
         <w:tc>
           <w:tcPr>
-            <w:tcW w:type="dxa" w:w="3212"/>
+            <w:tcW w:type="dxa" w:w="4819"/>
+            <w:tcBorders>
+              <w:top w:val="single" w:color="BFBFBF" w:sz="4"/>
+              <w:left w:val="single" w:color="BFBFBF" w:sz="4"/>
+              <w:bottom w:val="single" w:color="BFBFBF" w:sz="4"/>
+              <w:right w:val="single" w:color="BFBFBF" w:sz="4"/>
+            </w:tcBorders>
+            <w:tcMar>
+              <w:top w:type="dxa" w:w="60"/>
+              <w:left w:type="dxa" w:w="100"/>
+              <w:bottom w:type="dxa" w:w="60"/>
+              <w:right w:type="dxa" w:w="100"/>
+            </w:tcMar>
+          </w:tcPr>
+          <w:p>
+            <w:r>
+              <w:rPr>
+                <w:rFonts w:ascii="Calibri" w:cs="Calibri" w:eastAsia="Calibri" w:hAnsi="Calibri"/>
+                <w:sz w:val="18"/>
+                <w:szCs w:val="18"/>
+              </w:rPr>
+              <w:t xml:space="preserve">Duplicates, replays and out-of-order events never change state twice or move it backwards</w:t>
+            </w:r>
+          </w:p>
+        </w:tc>
+        <w:tc>
+          <w:tcPr>
+            <w:tcW w:type="dxa" w:w="4819"/>
             <w:tcBorders>
               <w:top w:val="single" w:color="BFBFBF" w:sz="4"/>
               <w:left w:val="single" w:color="BFBFBF" w:sz="4"/>
@@ -8792,111 +8611,40 @@
               </w:rPr>
               <w:t xml:space="preserve">ProcessorEventHandlerTests</w:t>
             </w:r>
-            <w:r>
-              <w:rPr>
-                <w:rFonts w:ascii="Calibri" w:cs="Calibri" w:eastAsia="Calibri" w:hAnsi="Calibri"/>
-                <w:sz w:val="18"/>
-                <w:szCs w:val="18"/>
-              </w:rPr>
-              <w:t xml:space="preserve"> (Job Service)</w:t>
-            </w:r>
-          </w:p>
-        </w:tc>
-        <w:tc>
-          <w:tcPr>
-            <w:tcW w:type="dxa" w:w="3212"/>
-            <w:tcBorders>
-              <w:top w:val="single" w:color="BFBFBF" w:sz="4"/>
-              <w:left w:val="single" w:color="BFBFBF" w:sz="4"/>
-              <w:bottom w:val="single" w:color="BFBFBF" w:sz="4"/>
-              <w:right w:val="single" w:color="BFBFBF" w:sz="4"/>
-            </w:tcBorders>
-            <w:tcMar>
-              <w:top w:type="dxa" w:w="60"/>
-              <w:left w:type="dxa" w:w="100"/>
-              <w:bottom w:type="dxa" w:w="60"/>
-              <w:right w:type="dxa" w:w="100"/>
-            </w:tcMar>
-          </w:tcPr>
-          <w:p>
-            <w:r>
-              <w:rPr>
-                <w:rFonts w:ascii="Calibri" w:cs="Calibri" w:eastAsia="Calibri" w:hAnsi="Calibri"/>
-                <w:sz w:val="18"/>
-                <w:szCs w:val="18"/>
-              </w:rPr>
-              <w:t xml:space="preserve">Unit</w:t>
-            </w:r>
-          </w:p>
-        </w:tc>
-        <w:tc>
-          <w:tcPr>
-            <w:tcW w:type="dxa" w:w="3214"/>
-            <w:tcBorders>
-              <w:top w:val="single" w:color="BFBFBF" w:sz="4"/>
-              <w:left w:val="single" w:color="BFBFBF" w:sz="4"/>
-              <w:bottom w:val="single" w:color="BFBFBF" w:sz="4"/>
-              <w:right w:val="single" w:color="BFBFBF" w:sz="4"/>
-            </w:tcBorders>
-            <w:tcMar>
-              <w:top w:type="dxa" w:w="60"/>
-              <w:left w:type="dxa" w:w="100"/>
-              <w:bottom w:type="dxa" w:w="60"/>
-              <w:right w:type="dxa" w:w="100"/>
-            </w:tcMar>
-          </w:tcPr>
-          <w:p>
-            <w:r>
-              <w:rPr>
-                <w:rFonts w:ascii="Calibri" w:cs="Calibri" w:eastAsia="Calibri" w:hAnsi="Calibri"/>
-                <w:sz w:val="18"/>
-                <w:szCs w:val="18"/>
-              </w:rPr>
-              <w:t xml:space="preserve">Started moves a queued job to processing · Events arriving before the dispatcher recorded the 202 still apply · Progress never goes backwards · Completed stores results then completes the job · </w:t>
-            </w:r>
-            <w:r>
-              <w:rPr>
-                <w:rFonts w:ascii="Calibri" w:cs="Calibri" w:eastAsia="Calibri" w:hAnsi="Calibri"/>
-                <w:b/>
-                <w:bCs/>
-                <w:sz w:val="18"/>
-                <w:szCs w:val="18"/>
-              </w:rPr>
-              <w:t xml:space="preserve">Replayed completion is ignored</w:t>
-            </w:r>
-            <w:r>
-              <w:rPr>
-                <w:rFonts w:ascii="Calibri" w:cs="Calibri" w:eastAsia="Calibri" w:hAnsi="Calibri"/>
-                <w:sz w:val="18"/>
-                <w:szCs w:val="18"/>
-              </w:rPr>
-              <w:t xml:space="preserve"> · Late completion of a cancelled job is ignored · </w:t>
-            </w:r>
-            <w:r>
-              <w:rPr>
-                <w:rFonts w:ascii="Calibri" w:cs="Calibri" w:eastAsia="Calibri" w:hAnsi="Calibri"/>
-                <w:b/>
-                <w:bCs/>
-                <w:sz w:val="18"/>
-                <w:szCs w:val="18"/>
-              </w:rPr>
-              <w:t xml:space="preserve">Out-of-order Started after Completed is ignored</w:t>
-            </w:r>
-            <w:r>
-              <w:rPr>
-                <w:rFonts w:ascii="Calibri" w:cs="Calibri" w:eastAsia="Calibri" w:hAnsi="Calibri"/>
-                <w:sz w:val="18"/>
-                <w:szCs w:val="18"/>
-              </w:rPr>
-              <w:t xml:space="preserve"> · Unknown job / event type / newer schema / malformed payload ignored · Storage failure propagates (no ack)</w:t>
-            </w:r>
           </w:p>
         </w:tc>
       </w:tr>
       <w:tr>
         <w:tc>
           <w:tcPr>
-            <w:tcW w:type="dxa" w:w="3212"/>
+            <w:tcW w:type="dxa" w:w="4819"/>
+            <w:tcBorders>
+              <w:top w:val="single" w:color="BFBFBF" w:sz="4"/>
+              <w:left w:val="single" w:color="BFBFBF" w:sz="4"/>
+              <w:bottom w:val="single" w:color="BFBFBF" w:sz="4"/>
+              <w:right w:val="single" w:color="BFBFBF" w:sz="4"/>
+            </w:tcBorders>
+            <w:tcMar>
+              <w:top w:type="dxa" w:w="60"/>
+              <w:left w:type="dxa" w:w="100"/>
+              <w:bottom w:type="dxa" w:w="60"/>
+              <w:right w:type="dxa" w:w="100"/>
+            </w:tcMar>
+          </w:tcPr>
+          <w:p>
+            <w:r>
+              <w:rPr>
+                <w:rFonts w:ascii="Calibri" w:cs="Calibri" w:eastAsia="Calibri" w:hAnsi="Calibri"/>
+                <w:sz w:val="18"/>
+                <w:szCs w:val="18"/>
+              </w:rPr>
+              <w:t xml:space="preserve">Events lost despite the outbox are recovered by the reconciler</w:t>
+            </w:r>
+          </w:p>
+        </w:tc>
+        <w:tc>
+          <w:tcPr>
+            <w:tcW w:type="dxa" w:w="4819"/>
             <w:tcBorders>
               <w:top w:val="single" w:color="BFBFBF" w:sz="4"/>
               <w:left w:val="single" w:color="BFBFBF" w:sz="4"/>
@@ -8920,85 +8668,40 @@
               </w:rPr>
               <w:t xml:space="preserve">JobReconcilerTests</w:t>
             </w:r>
-            <w:r>
-              <w:rPr>
-                <w:rFonts w:ascii="Calibri" w:cs="Calibri" w:eastAsia="Calibri" w:hAnsi="Calibri"/>
-                <w:sz w:val="18"/>
-                <w:szCs w:val="18"/>
-              </w:rPr>
-              <w:t xml:space="preserve"> (Job Service)</w:t>
-            </w:r>
-          </w:p>
-        </w:tc>
-        <w:tc>
-          <w:tcPr>
-            <w:tcW w:type="dxa" w:w="3212"/>
-            <w:tcBorders>
-              <w:top w:val="single" w:color="BFBFBF" w:sz="4"/>
-              <w:left w:val="single" w:color="BFBFBF" w:sz="4"/>
-              <w:bottom w:val="single" w:color="BFBFBF" w:sz="4"/>
-              <w:right w:val="single" w:color="BFBFBF" w:sz="4"/>
-            </w:tcBorders>
-            <w:tcMar>
-              <w:top w:type="dxa" w:w="60"/>
-              <w:left w:type="dxa" w:w="100"/>
-              <w:bottom w:type="dxa" w:w="60"/>
-              <w:right w:type="dxa" w:w="100"/>
-            </w:tcMar>
-          </w:tcPr>
-          <w:p>
-            <w:r>
-              <w:rPr>
-                <w:rFonts w:ascii="Calibri" w:cs="Calibri" w:eastAsia="Calibri" w:hAnsi="Calibri"/>
-                <w:sz w:val="18"/>
-                <w:szCs w:val="18"/>
-              </w:rPr>
-              <w:t xml:space="preserve">Unit</w:t>
-            </w:r>
-          </w:p>
-        </w:tc>
-        <w:tc>
-          <w:tcPr>
-            <w:tcW w:type="dxa" w:w="3214"/>
-            <w:tcBorders>
-              <w:top w:val="single" w:color="BFBFBF" w:sz="4"/>
-              <w:left w:val="single" w:color="BFBFBF" w:sz="4"/>
-              <w:bottom w:val="single" w:color="BFBFBF" w:sz="4"/>
-              <w:right w:val="single" w:color="BFBFBF" w:sz="4"/>
-            </w:tcBorders>
-            <w:tcMar>
-              <w:top w:type="dxa" w:w="60"/>
-              <w:left w:type="dxa" w:w="100"/>
-              <w:bottom w:type="dxa" w:w="60"/>
-              <w:right w:type="dxa" w:w="100"/>
-            </w:tcMar>
-          </w:tcPr>
-          <w:p>
-            <w:r>
-              <w:rPr>
-                <w:rFonts w:ascii="Calibri" w:cs="Calibri" w:eastAsia="Calibri" w:hAnsi="Calibri"/>
-                <w:b/>
-                <w:bCs/>
-                <w:sz w:val="18"/>
-                <w:szCs w:val="18"/>
-              </w:rPr>
-              <w:t xml:space="preserve">Lost completion / failure events are recovered</w:t>
-            </w:r>
-            <w:r>
-              <w:rPr>
-                <w:rFonts w:ascii="Calibri" w:cs="Calibri" w:eastAsia="Calibri" w:hAnsi="Calibri"/>
-                <w:sz w:val="18"/>
-                <w:szCs w:val="18"/>
-              </w:rPr>
-              <w:t xml:space="preserve"> · Job lost by a restarted processor is redispatched · Fails after too many redispatches · Unreachable processor leaves the job alone · Event arriving during reconciliation wins over redispatch</w:t>
-            </w:r>
           </w:p>
         </w:tc>
       </w:tr>
       <w:tr>
         <w:tc>
           <w:tcPr>
-            <w:tcW w:type="dxa" w:w="3212"/>
+            <w:tcW w:type="dxa" w:w="4819"/>
+            <w:tcBorders>
+              <w:top w:val="single" w:color="BFBFBF" w:sz="4"/>
+              <w:left w:val="single" w:color="BFBFBF" w:sz="4"/>
+              <w:bottom w:val="single" w:color="BFBFBF" w:sz="4"/>
+              <w:right w:val="single" w:color="BFBFBF" w:sz="4"/>
+            </w:tcBorders>
+            <w:tcMar>
+              <w:top w:type="dxa" w:w="60"/>
+              <w:left w:type="dxa" w:w="100"/>
+              <w:bottom w:type="dxa" w:w="60"/>
+              <w:right w:type="dxa" w:w="100"/>
+            </w:tcMar>
+          </w:tcPr>
+          <w:p>
+            <w:r>
+              <w:rPr>
+                <w:rFonts w:ascii="Calibri" w:cs="Calibri" w:eastAsia="Calibri" w:hAnsi="Calibri"/>
+                <w:sz w:val="18"/>
+                <w:szCs w:val="18"/>
+              </w:rPr>
+              <w:t xml:space="preserve">End to end, including a processor that dies mid-job and a new instance that reconnects</w:t>
+            </w:r>
+          </w:p>
+        </w:tc>
+        <w:tc>
+          <w:tcPr>
+            <w:tcW w:type="dxa" w:w="4819"/>
             <w:tcBorders>
               <w:top w:val="single" w:color="BFBFBF" w:sz="4"/>
               <w:left w:val="single" w:color="BFBFBF" w:sz="4"/>
@@ -9022,68 +8725,69 @@
               </w:rPr>
               <w:t xml:space="preserve">EndToEndTests</w:t>
             </w:r>
-            <w:r>
-              <w:rPr>
-                <w:rFonts w:ascii="Calibri" w:cs="Calibri" w:eastAsia="Calibri" w:hAnsi="Calibri"/>
-                <w:sz w:val="18"/>
-                <w:szCs w:val="18"/>
-              </w:rPr>
-              <w:t xml:space="preserve"> (Integration)</w:t>
-            </w:r>
-          </w:p>
-        </w:tc>
-        <w:tc>
-          <w:tcPr>
-            <w:tcW w:type="dxa" w:w="3212"/>
-            <w:tcBorders>
-              <w:top w:val="single" w:color="BFBFBF" w:sz="4"/>
-              <w:left w:val="single" w:color="BFBFBF" w:sz="4"/>
-              <w:bottom w:val="single" w:color="BFBFBF" w:sz="4"/>
-              <w:right w:val="single" w:color="BFBFBF" w:sz="4"/>
-            </w:tcBorders>
-            <w:tcMar>
-              <w:top w:type="dxa" w:w="60"/>
-              <w:left w:type="dxa" w:w="100"/>
-              <w:bottom w:type="dxa" w:w="60"/>
-              <w:right w:type="dxa" w:w="100"/>
-            </w:tcMar>
-          </w:tcPr>
-          <w:p>
-            <w:r>
-              <w:rPr>
-                <w:rFonts w:ascii="Calibri" w:cs="Calibri" w:eastAsia="Calibri" w:hAnsi="Calibri"/>
-                <w:sz w:val="18"/>
-                <w:szCs w:val="18"/>
-              </w:rPr>
-              <w:t xml:space="preserve">E2E — three services, real WebSocket, MongoDB</w:t>
-            </w:r>
-          </w:p>
-        </w:tc>
-        <w:tc>
-          <w:tcPr>
-            <w:tcW w:type="dxa" w:w="3214"/>
-            <w:tcBorders>
-              <w:top w:val="single" w:color="BFBFBF" w:sz="4"/>
-              <w:left w:val="single" w:color="BFBFBF" w:sz="4"/>
-              <w:bottom w:val="single" w:color="BFBFBF" w:sz="4"/>
-              <w:right w:val="single" w:color="BFBFBF" w:sz="4"/>
-            </w:tcBorders>
-            <w:tcMar>
-              <w:top w:type="dxa" w:w="60"/>
-              <w:left w:type="dxa" w:w="100"/>
-              <w:bottom w:type="dxa" w:w="60"/>
-              <w:right w:type="dxa" w:w="100"/>
-            </w:tcMar>
-          </w:tcPr>
-          <w:p>
-            <w:r>
-              <w:rPr>
-                <w:rFonts w:ascii="Calibri" w:cs="Calibri" w:eastAsia="Calibri" w:hAnsi="Calibri"/>
-                <w:sz w:val="18"/>
-                <w:szCs w:val="18"/>
-              </w:rPr>
-              <w:t xml:space="preserve">Job flows through the processor WebSocket and audit · </w:t>
-            </w:r>
+          </w:p>
+        </w:tc>
+      </w:tr>
+    </w:tbl>
+    <w:p>
+      <w:pPr>
+        <w:spacing w:after="120"/>
+      </w:pPr>
+    </w:p>
+    <w:p>
+      <w:pPr>
+        <w:pStyle w:val="Heading2"/>
+      </w:pPr>
+      <w:bookmarkStart w:name="_Toc15" w:id="15"/>
+      <w:r>
+        <w:rPr>
+          <w:rFonts w:ascii="Calibri" w:cs="Calibri" w:eastAsia="Calibri" w:hAnsi="Calibri"/>
+        </w:rPr>
+        <w:t xml:space="preserve">5.2 Automated tests</w:t>
+      </w:r>
+      <w:bookmarkEnd w:id="15"/>
+    </w:p>
+    <w:tbl>
+      <w:tblPr>
+        <w:tblW w:type="dxa" w:w="9638"/>
+        <w:tblBorders>
+          <w:top w:val="single" w:color="auto" w:sz="4"/>
+          <w:left w:val="single" w:color="auto" w:sz="4"/>
+          <w:bottom w:val="single" w:color="auto" w:sz="4"/>
+          <w:right w:val="single" w:color="auto" w:sz="4"/>
+          <w:insideH w:val="single" w:color="auto" w:sz="4"/>
+          <w:insideV w:val="single" w:color="auto" w:sz="4"/>
+        </w:tblBorders>
+      </w:tblPr>
+      <w:tblGrid>
+        <w:gridCol w:w="892"/>
+        <w:gridCol w:w="3569"/>
+        <w:gridCol w:w="2766"/>
+        <w:gridCol w:w="1517"/>
+        <w:gridCol w:w="894"/>
+      </w:tblGrid>
+      <w:tr>
+        <w:trPr>
+          <w:tblHeader/>
+        </w:trPr>
+        <w:tc>
+          <w:tcPr>
+            <w:tcW w:type="dxa" w:w="892"/>
+            <w:tcBorders>
+              <w:top w:val="single" w:color="BFBFBF" w:sz="4"/>
+              <w:left w:val="single" w:color="BFBFBF" w:sz="4"/>
+              <w:bottom w:val="single" w:color="BFBFBF" w:sz="4"/>
+              <w:right w:val="single" w:color="BFBFBF" w:sz="4"/>
+            </w:tcBorders>
+            <w:shd w:fill="DCE6F2" w:color="auto" w:val="clear"/>
+            <w:tcMar>
+              <w:top w:type="dxa" w:w="60"/>
+              <w:left w:type="dxa" w:w="100"/>
+              <w:bottom w:type="dxa" w:w="60"/>
+              <w:right w:type="dxa" w:w="100"/>
+            </w:tcMar>
+          </w:tcPr>
+          <w:p>
             <w:r>
               <w:rPr>
                 <w:rFonts w:ascii="Calibri" w:cs="Calibri" w:eastAsia="Calibri" w:hAnsi="Calibri"/>
@@ -9092,15 +8796,7303 @@
                 <w:sz w:val="18"/>
                 <w:szCs w:val="18"/>
               </w:rPr>
+              <w:t xml:space="preserve">STD ID</w:t>
+            </w:r>
+          </w:p>
+        </w:tc>
+        <w:tc>
+          <w:tcPr>
+            <w:tcW w:type="dxa" w:w="3569"/>
+            <w:tcBorders>
+              <w:top w:val="single" w:color="BFBFBF" w:sz="4"/>
+              <w:left w:val="single" w:color="BFBFBF" w:sz="4"/>
+              <w:bottom w:val="single" w:color="BFBFBF" w:sz="4"/>
+              <w:right w:val="single" w:color="BFBFBF" w:sz="4"/>
+            </w:tcBorders>
+            <w:shd w:fill="DCE6F2" w:color="auto" w:val="clear"/>
+            <w:tcMar>
+              <w:top w:type="dxa" w:w="60"/>
+              <w:left w:type="dxa" w:w="100"/>
+              <w:bottom w:type="dxa" w:w="60"/>
+              <w:right w:type="dxa" w:w="100"/>
+            </w:tcMar>
+          </w:tcPr>
+          <w:p>
+            <w:r>
+              <w:rPr>
+                <w:rFonts w:ascii="Calibri" w:cs="Calibri" w:eastAsia="Calibri" w:hAnsi="Calibri"/>
+                <w:b/>
+                <w:bCs/>
+                <w:sz w:val="18"/>
+                <w:szCs w:val="18"/>
+              </w:rPr>
+              <w:t xml:space="preserve">Test case</w:t>
+            </w:r>
+          </w:p>
+        </w:tc>
+        <w:tc>
+          <w:tcPr>
+            <w:tcW w:type="dxa" w:w="2766"/>
+            <w:tcBorders>
+              <w:top w:val="single" w:color="BFBFBF" w:sz="4"/>
+              <w:left w:val="single" w:color="BFBFBF" w:sz="4"/>
+              <w:bottom w:val="single" w:color="BFBFBF" w:sz="4"/>
+              <w:right w:val="single" w:color="BFBFBF" w:sz="4"/>
+            </w:tcBorders>
+            <w:shd w:fill="DCE6F2" w:color="auto" w:val="clear"/>
+            <w:tcMar>
+              <w:top w:type="dxa" w:w="60"/>
+              <w:left w:type="dxa" w:w="100"/>
+              <w:bottom w:type="dxa" w:w="60"/>
+              <w:right w:type="dxa" w:w="100"/>
+            </w:tcMar>
+          </w:tcPr>
+          <w:p>
+            <w:r>
+              <w:rPr>
+                <w:rFonts w:ascii="Calibri" w:cs="Calibri" w:eastAsia="Calibri" w:hAnsi="Calibri"/>
+                <w:b/>
+                <w:bCs/>
+                <w:sz w:val="18"/>
+                <w:szCs w:val="18"/>
+              </w:rPr>
+              <w:t xml:space="preserve">Test class</w:t>
+            </w:r>
+          </w:p>
+        </w:tc>
+        <w:tc>
+          <w:tcPr>
+            <w:tcW w:type="dxa" w:w="1517"/>
+            <w:tcBorders>
+              <w:top w:val="single" w:color="BFBFBF" w:sz="4"/>
+              <w:left w:val="single" w:color="BFBFBF" w:sz="4"/>
+              <w:bottom w:val="single" w:color="BFBFBF" w:sz="4"/>
+              <w:right w:val="single" w:color="BFBFBF" w:sz="4"/>
+            </w:tcBorders>
+            <w:shd w:fill="DCE6F2" w:color="auto" w:val="clear"/>
+            <w:tcMar>
+              <w:top w:type="dxa" w:w="60"/>
+              <w:left w:type="dxa" w:w="100"/>
+              <w:bottom w:type="dxa" w:w="60"/>
+              <w:right w:type="dxa" w:w="100"/>
+            </w:tcMar>
+          </w:tcPr>
+          <w:p>
+            <w:r>
+              <w:rPr>
+                <w:rFonts w:ascii="Calibri" w:cs="Calibri" w:eastAsia="Calibri" w:hAnsi="Calibri"/>
+                <w:b/>
+                <w:bCs/>
+                <w:sz w:val="18"/>
+                <w:szCs w:val="18"/>
+              </w:rPr>
+              <w:t xml:space="preserve">Level</w:t>
+            </w:r>
+          </w:p>
+        </w:tc>
+        <w:tc>
+          <w:tcPr>
+            <w:tcW w:type="dxa" w:w="894"/>
+            <w:tcBorders>
+              <w:top w:val="single" w:color="BFBFBF" w:sz="4"/>
+              <w:left w:val="single" w:color="BFBFBF" w:sz="4"/>
+              <w:bottom w:val="single" w:color="BFBFBF" w:sz="4"/>
+              <w:right w:val="single" w:color="BFBFBF" w:sz="4"/>
+            </w:tcBorders>
+            <w:shd w:fill="DCE6F2" w:color="auto" w:val="clear"/>
+            <w:tcMar>
+              <w:top w:type="dxa" w:w="60"/>
+              <w:left w:type="dxa" w:w="100"/>
+              <w:bottom w:type="dxa" w:w="60"/>
+              <w:right w:type="dxa" w:w="100"/>
+            </w:tcMar>
+          </w:tcPr>
+          <w:p>
+            <w:r>
+              <w:rPr>
+                <w:rFonts w:ascii="Calibri" w:cs="Calibri" w:eastAsia="Calibri" w:hAnsi="Calibri"/>
+                <w:b/>
+                <w:bCs/>
+                <w:sz w:val="18"/>
+                <w:szCs w:val="18"/>
+              </w:rPr>
+              <w:t xml:space="preserve">Kind</w:t>
+            </w:r>
+          </w:p>
+        </w:tc>
+      </w:tr>
+      <w:tr>
+        <w:tc>
+          <w:tcPr>
+            <w:tcW w:type="dxa" w:w="892"/>
+            <w:tcBorders>
+              <w:top w:val="single" w:color="BFBFBF" w:sz="4"/>
+              <w:left w:val="single" w:color="BFBFBF" w:sz="4"/>
+              <w:bottom w:val="single" w:color="BFBFBF" w:sz="4"/>
+              <w:right w:val="single" w:color="BFBFBF" w:sz="4"/>
+            </w:tcBorders>
+            <w:tcMar>
+              <w:top w:type="dxa" w:w="60"/>
+              <w:left w:type="dxa" w:w="100"/>
+              <w:bottom w:type="dxa" w:w="60"/>
+              <w:right w:type="dxa" w:w="100"/>
+            </w:tcMar>
+          </w:tcPr>
+          <w:p>
+            <w:r>
+              <w:rPr>
+                <w:rFonts w:ascii="Calibri" w:cs="Calibri" w:eastAsia="Calibri" w:hAnsi="Calibri"/>
+                <w:sz w:val="18"/>
+                <w:szCs w:val="18"/>
+              </w:rPr>
+              <w:t xml:space="preserve">PS-078</w:t>
+            </w:r>
+          </w:p>
+        </w:tc>
+        <w:tc>
+          <w:tcPr>
+            <w:tcW w:type="dxa" w:w="3569"/>
+            <w:tcBorders>
+              <w:top w:val="single" w:color="BFBFBF" w:sz="4"/>
+              <w:left w:val="single" w:color="BFBFBF" w:sz="4"/>
+              <w:bottom w:val="single" w:color="BFBFBF" w:sz="4"/>
+              <w:right w:val="single" w:color="BFBFBF" w:sz="4"/>
+            </w:tcBorders>
+            <w:tcMar>
+              <w:top w:type="dxa" w:w="60"/>
+              <w:left w:type="dxa" w:w="100"/>
+              <w:bottom w:type="dxa" w:w="60"/>
+              <w:right w:type="dxa" w:w="100"/>
+            </w:tcMar>
+          </w:tcPr>
+          <w:p>
+            <w:r>
+              <w:rPr>
+                <w:rFonts w:ascii="Calibri" w:cs="Calibri" w:eastAsia="Calibri" w:hAnsi="Calibri"/>
+                <w:sz w:val="18"/>
+                <w:szCs w:val="18"/>
+              </w:rPr>
+              <w:t xml:space="preserve">Rejects lifecycle events beyond capacity</w:t>
+            </w:r>
+          </w:p>
+        </w:tc>
+        <w:tc>
+          <w:tcPr>
+            <w:tcW w:type="dxa" w:w="2766"/>
+            <w:tcBorders>
+              <w:top w:val="single" w:color="BFBFBF" w:sz="4"/>
+              <w:left w:val="single" w:color="BFBFBF" w:sz="4"/>
+              <w:bottom w:val="single" w:color="BFBFBF" w:sz="4"/>
+              <w:right w:val="single" w:color="BFBFBF" w:sz="4"/>
+            </w:tcBorders>
+            <w:tcMar>
+              <w:top w:type="dxa" w:w="60"/>
+              <w:left w:type="dxa" w:w="100"/>
+              <w:bottom w:type="dxa" w:w="60"/>
+              <w:right w:type="dxa" w:w="100"/>
+            </w:tcMar>
+          </w:tcPr>
+          <w:p>
+            <w:r>
+              <w:rPr>
+                <w:rFonts w:ascii="Consolas" w:cs="Consolas" w:eastAsia="Consolas" w:hAnsi="Consolas"/>
+                <w:color w:val="5B2C6F"/>
+                <w:sz w:val="16"/>
+                <w:szCs w:val="16"/>
+              </w:rPr>
+              <w:t xml:space="preserve">EventOutboxTests</w:t>
+            </w:r>
+          </w:p>
+        </w:tc>
+        <w:tc>
+          <w:tcPr>
+            <w:tcW w:type="dxa" w:w="1517"/>
+            <w:tcBorders>
+              <w:top w:val="single" w:color="BFBFBF" w:sz="4"/>
+              <w:left w:val="single" w:color="BFBFBF" w:sz="4"/>
+              <w:bottom w:val="single" w:color="BFBFBF" w:sz="4"/>
+              <w:right w:val="single" w:color="BFBFBF" w:sz="4"/>
+            </w:tcBorders>
+            <w:tcMar>
+              <w:top w:type="dxa" w:w="60"/>
+              <w:left w:type="dxa" w:w="100"/>
+              <w:bottom w:type="dxa" w:w="60"/>
+              <w:right w:type="dxa" w:w="100"/>
+            </w:tcMar>
+          </w:tcPr>
+          <w:p>
+            <w:r>
+              <w:rPr>
+                <w:rFonts w:ascii="Calibri" w:cs="Calibri" w:eastAsia="Calibri" w:hAnsi="Calibri"/>
+                <w:sz w:val="18"/>
+                <w:szCs w:val="18"/>
+              </w:rPr>
+              <w:t xml:space="preserve">Unit</w:t>
+            </w:r>
+          </w:p>
+        </w:tc>
+        <w:tc>
+          <w:tcPr>
+            <w:tcW w:type="dxa" w:w="894"/>
+            <w:tcBorders>
+              <w:top w:val="single" w:color="BFBFBF" w:sz="4"/>
+              <w:left w:val="single" w:color="BFBFBF" w:sz="4"/>
+              <w:bottom w:val="single" w:color="BFBFBF" w:sz="4"/>
+              <w:right w:val="single" w:color="BFBFBF" w:sz="4"/>
+            </w:tcBorders>
+            <w:tcMar>
+              <w:top w:type="dxa" w:w="60"/>
+              <w:left w:type="dxa" w:w="100"/>
+              <w:bottom w:type="dxa" w:w="60"/>
+              <w:right w:type="dxa" w:w="100"/>
+            </w:tcMar>
+          </w:tcPr>
+          <w:p>
+            <w:r>
+              <w:rPr>
+                <w:rFonts w:ascii="Calibri" w:cs="Calibri" w:eastAsia="Calibri" w:hAnsi="Calibri"/>
+                <w:sz w:val="18"/>
+                <w:szCs w:val="18"/>
+              </w:rPr>
+              <w:t xml:space="preserve">Fact</w:t>
+            </w:r>
+          </w:p>
+        </w:tc>
+      </w:tr>
+      <w:tr>
+        <w:tc>
+          <w:tcPr>
+            <w:tcW w:type="dxa" w:w="892"/>
+            <w:tcBorders>
+              <w:top w:val="single" w:color="BFBFBF" w:sz="4"/>
+              <w:left w:val="single" w:color="BFBFBF" w:sz="4"/>
+              <w:bottom w:val="single" w:color="BFBFBF" w:sz="4"/>
+              <w:right w:val="single" w:color="BFBFBF" w:sz="4"/>
+            </w:tcBorders>
+            <w:tcMar>
+              <w:top w:type="dxa" w:w="60"/>
+              <w:left w:type="dxa" w:w="100"/>
+              <w:bottom w:type="dxa" w:w="60"/>
+              <w:right w:type="dxa" w:w="100"/>
+            </w:tcMar>
+          </w:tcPr>
+          <w:p>
+            <w:r>
+              <w:rPr>
+                <w:rFonts w:ascii="Calibri" w:cs="Calibri" w:eastAsia="Calibri" w:hAnsi="Calibri"/>
+                <w:sz w:val="18"/>
+                <w:szCs w:val="18"/>
+              </w:rPr>
+              <w:t xml:space="preserve">PS-079</w:t>
+            </w:r>
+          </w:p>
+        </w:tc>
+        <w:tc>
+          <w:tcPr>
+            <w:tcW w:type="dxa" w:w="3569"/>
+            <w:tcBorders>
+              <w:top w:val="single" w:color="BFBFBF" w:sz="4"/>
+              <w:left w:val="single" w:color="BFBFBF" w:sz="4"/>
+              <w:bottom w:val="single" w:color="BFBFBF" w:sz="4"/>
+              <w:right w:val="single" w:color="BFBFBF" w:sz="4"/>
+            </w:tcBorders>
+            <w:tcMar>
+              <w:top w:type="dxa" w:w="60"/>
+              <w:left w:type="dxa" w:w="100"/>
+              <w:bottom w:type="dxa" w:w="60"/>
+              <w:right w:type="dxa" w:w="100"/>
+            </w:tcMar>
+          </w:tcPr>
+          <w:p>
+            <w:r>
+              <w:rPr>
+                <w:rFonts w:ascii="Calibri" w:cs="Calibri" w:eastAsia="Calibri" w:hAnsi="Calibri"/>
+                <w:sz w:val="18"/>
+                <w:szCs w:val="18"/>
+              </w:rPr>
+              <w:t xml:space="preserve">Takes unsent events in order only once</w:t>
+            </w:r>
+          </w:p>
+        </w:tc>
+        <w:tc>
+          <w:tcPr>
+            <w:tcW w:type="dxa" w:w="2766"/>
+            <w:tcBorders>
+              <w:top w:val="single" w:color="BFBFBF" w:sz="4"/>
+              <w:left w:val="single" w:color="BFBFBF" w:sz="4"/>
+              <w:bottom w:val="single" w:color="BFBFBF" w:sz="4"/>
+              <w:right w:val="single" w:color="BFBFBF" w:sz="4"/>
+            </w:tcBorders>
+            <w:tcMar>
+              <w:top w:type="dxa" w:w="60"/>
+              <w:left w:type="dxa" w:w="100"/>
+              <w:bottom w:type="dxa" w:w="60"/>
+              <w:right w:type="dxa" w:w="100"/>
+            </w:tcMar>
+          </w:tcPr>
+          <w:p>
+            <w:r>
+              <w:rPr>
+                <w:rFonts w:ascii="Consolas" w:cs="Consolas" w:eastAsia="Consolas" w:hAnsi="Consolas"/>
+                <w:color w:val="5B2C6F"/>
+                <w:sz w:val="16"/>
+                <w:szCs w:val="16"/>
+              </w:rPr>
+              <w:t xml:space="preserve">EventOutboxTests</w:t>
+            </w:r>
+          </w:p>
+        </w:tc>
+        <w:tc>
+          <w:tcPr>
+            <w:tcW w:type="dxa" w:w="1517"/>
+            <w:tcBorders>
+              <w:top w:val="single" w:color="BFBFBF" w:sz="4"/>
+              <w:left w:val="single" w:color="BFBFBF" w:sz="4"/>
+              <w:bottom w:val="single" w:color="BFBFBF" w:sz="4"/>
+              <w:right w:val="single" w:color="BFBFBF" w:sz="4"/>
+            </w:tcBorders>
+            <w:tcMar>
+              <w:top w:type="dxa" w:w="60"/>
+              <w:left w:type="dxa" w:w="100"/>
+              <w:bottom w:type="dxa" w:w="60"/>
+              <w:right w:type="dxa" w:w="100"/>
+            </w:tcMar>
+          </w:tcPr>
+          <w:p>
+            <w:r>
+              <w:rPr>
+                <w:rFonts w:ascii="Calibri" w:cs="Calibri" w:eastAsia="Calibri" w:hAnsi="Calibri"/>
+                <w:sz w:val="18"/>
+                <w:szCs w:val="18"/>
+              </w:rPr>
+              <w:t xml:space="preserve">Unit</w:t>
+            </w:r>
+          </w:p>
+        </w:tc>
+        <w:tc>
+          <w:tcPr>
+            <w:tcW w:type="dxa" w:w="894"/>
+            <w:tcBorders>
+              <w:top w:val="single" w:color="BFBFBF" w:sz="4"/>
+              <w:left w:val="single" w:color="BFBFBF" w:sz="4"/>
+              <w:bottom w:val="single" w:color="BFBFBF" w:sz="4"/>
+              <w:right w:val="single" w:color="BFBFBF" w:sz="4"/>
+            </w:tcBorders>
+            <w:tcMar>
+              <w:top w:type="dxa" w:w="60"/>
+              <w:left w:type="dxa" w:w="100"/>
+              <w:bottom w:type="dxa" w:w="60"/>
+              <w:right w:type="dxa" w:w="100"/>
+            </w:tcMar>
+          </w:tcPr>
+          <w:p>
+            <w:r>
+              <w:rPr>
+                <w:rFonts w:ascii="Calibri" w:cs="Calibri" w:eastAsia="Calibri" w:hAnsi="Calibri"/>
+                <w:sz w:val="18"/>
+                <w:szCs w:val="18"/>
+              </w:rPr>
+              <w:t xml:space="preserve">Fact</w:t>
+            </w:r>
+          </w:p>
+        </w:tc>
+      </w:tr>
+      <w:tr>
+        <w:tc>
+          <w:tcPr>
+            <w:tcW w:type="dxa" w:w="892"/>
+            <w:tcBorders>
+              <w:top w:val="single" w:color="BFBFBF" w:sz="4"/>
+              <w:left w:val="single" w:color="BFBFBF" w:sz="4"/>
+              <w:bottom w:val="single" w:color="BFBFBF" w:sz="4"/>
+              <w:right w:val="single" w:color="BFBFBF" w:sz="4"/>
+            </w:tcBorders>
+            <w:tcMar>
+              <w:top w:type="dxa" w:w="60"/>
+              <w:left w:type="dxa" w:w="100"/>
+              <w:bottom w:type="dxa" w:w="60"/>
+              <w:right w:type="dxa" w:w="100"/>
+            </w:tcMar>
+          </w:tcPr>
+          <w:p>
+            <w:r>
+              <w:rPr>
+                <w:rFonts w:ascii="Calibri" w:cs="Calibri" w:eastAsia="Calibri" w:hAnsi="Calibri"/>
+                <w:sz w:val="18"/>
+                <w:szCs w:val="18"/>
+              </w:rPr>
+              <w:t xml:space="preserve">PS-080</w:t>
+            </w:r>
+          </w:p>
+        </w:tc>
+        <w:tc>
+          <w:tcPr>
+            <w:tcW w:type="dxa" w:w="3569"/>
+            <w:tcBorders>
+              <w:top w:val="single" w:color="BFBFBF" w:sz="4"/>
+              <w:left w:val="single" w:color="BFBFBF" w:sz="4"/>
+              <w:bottom w:val="single" w:color="BFBFBF" w:sz="4"/>
+              <w:right w:val="single" w:color="BFBFBF" w:sz="4"/>
+            </w:tcBorders>
+            <w:tcMar>
+              <w:top w:type="dxa" w:w="60"/>
+              <w:left w:type="dxa" w:w="100"/>
+              <w:bottom w:type="dxa" w:w="60"/>
+              <w:right w:type="dxa" w:w="100"/>
+            </w:tcMar>
+          </w:tcPr>
+          <w:p>
+            <w:r>
+              <w:rPr>
+                <w:rFonts w:ascii="Calibri" w:cs="Calibri" w:eastAsia="Calibri" w:hAnsi="Calibri"/>
+                <w:sz w:val="18"/>
+                <w:szCs w:val="18"/>
+              </w:rPr>
+              <w:t xml:space="preserve">Resends events whose ack timed out</w:t>
+            </w:r>
+          </w:p>
+        </w:tc>
+        <w:tc>
+          <w:tcPr>
+            <w:tcW w:type="dxa" w:w="2766"/>
+            <w:tcBorders>
+              <w:top w:val="single" w:color="BFBFBF" w:sz="4"/>
+              <w:left w:val="single" w:color="BFBFBF" w:sz="4"/>
+              <w:bottom w:val="single" w:color="BFBFBF" w:sz="4"/>
+              <w:right w:val="single" w:color="BFBFBF" w:sz="4"/>
+            </w:tcBorders>
+            <w:tcMar>
+              <w:top w:type="dxa" w:w="60"/>
+              <w:left w:type="dxa" w:w="100"/>
+              <w:bottom w:type="dxa" w:w="60"/>
+              <w:right w:type="dxa" w:w="100"/>
+            </w:tcMar>
+          </w:tcPr>
+          <w:p>
+            <w:r>
+              <w:rPr>
+                <w:rFonts w:ascii="Consolas" w:cs="Consolas" w:eastAsia="Consolas" w:hAnsi="Consolas"/>
+                <w:color w:val="5B2C6F"/>
+                <w:sz w:val="16"/>
+                <w:szCs w:val="16"/>
+              </w:rPr>
+              <w:t xml:space="preserve">EventOutboxTests</w:t>
+            </w:r>
+          </w:p>
+        </w:tc>
+        <w:tc>
+          <w:tcPr>
+            <w:tcW w:type="dxa" w:w="1517"/>
+            <w:tcBorders>
+              <w:top w:val="single" w:color="BFBFBF" w:sz="4"/>
+              <w:left w:val="single" w:color="BFBFBF" w:sz="4"/>
+              <w:bottom w:val="single" w:color="BFBFBF" w:sz="4"/>
+              <w:right w:val="single" w:color="BFBFBF" w:sz="4"/>
+            </w:tcBorders>
+            <w:tcMar>
+              <w:top w:type="dxa" w:w="60"/>
+              <w:left w:type="dxa" w:w="100"/>
+              <w:bottom w:type="dxa" w:w="60"/>
+              <w:right w:type="dxa" w:w="100"/>
+            </w:tcMar>
+          </w:tcPr>
+          <w:p>
+            <w:r>
+              <w:rPr>
+                <w:rFonts w:ascii="Calibri" w:cs="Calibri" w:eastAsia="Calibri" w:hAnsi="Calibri"/>
+                <w:sz w:val="18"/>
+                <w:szCs w:val="18"/>
+              </w:rPr>
+              <w:t xml:space="preserve">Unit</w:t>
+            </w:r>
+          </w:p>
+        </w:tc>
+        <w:tc>
+          <w:tcPr>
+            <w:tcW w:type="dxa" w:w="894"/>
+            <w:tcBorders>
+              <w:top w:val="single" w:color="BFBFBF" w:sz="4"/>
+              <w:left w:val="single" w:color="BFBFBF" w:sz="4"/>
+              <w:bottom w:val="single" w:color="BFBFBF" w:sz="4"/>
+              <w:right w:val="single" w:color="BFBFBF" w:sz="4"/>
+            </w:tcBorders>
+            <w:tcMar>
+              <w:top w:type="dxa" w:w="60"/>
+              <w:left w:type="dxa" w:w="100"/>
+              <w:bottom w:type="dxa" w:w="60"/>
+              <w:right w:type="dxa" w:w="100"/>
+            </w:tcMar>
+          </w:tcPr>
+          <w:p>
+            <w:r>
+              <w:rPr>
+                <w:rFonts w:ascii="Calibri" w:cs="Calibri" w:eastAsia="Calibri" w:hAnsi="Calibri"/>
+                <w:sz w:val="18"/>
+                <w:szCs w:val="18"/>
+              </w:rPr>
+              <w:t xml:space="preserve">Fact</w:t>
+            </w:r>
+          </w:p>
+        </w:tc>
+      </w:tr>
+      <w:tr>
+        <w:tc>
+          <w:tcPr>
+            <w:tcW w:type="dxa" w:w="892"/>
+            <w:tcBorders>
+              <w:top w:val="single" w:color="BFBFBF" w:sz="4"/>
+              <w:left w:val="single" w:color="BFBFBF" w:sz="4"/>
+              <w:bottom w:val="single" w:color="BFBFBF" w:sz="4"/>
+              <w:right w:val="single" w:color="BFBFBF" w:sz="4"/>
+            </w:tcBorders>
+            <w:tcMar>
+              <w:top w:type="dxa" w:w="60"/>
+              <w:left w:type="dxa" w:w="100"/>
+              <w:bottom w:type="dxa" w:w="60"/>
+              <w:right w:type="dxa" w:w="100"/>
+            </w:tcMar>
+          </w:tcPr>
+          <w:p>
+            <w:r>
+              <w:rPr>
+                <w:rFonts w:ascii="Calibri" w:cs="Calibri" w:eastAsia="Calibri" w:hAnsi="Calibri"/>
+                <w:sz w:val="18"/>
+                <w:szCs w:val="18"/>
+              </w:rPr>
+              <w:t xml:space="preserve">PS-081</w:t>
+            </w:r>
+          </w:p>
+        </w:tc>
+        <w:tc>
+          <w:tcPr>
+            <w:tcW w:type="dxa" w:w="3569"/>
+            <w:tcBorders>
+              <w:top w:val="single" w:color="BFBFBF" w:sz="4"/>
+              <w:left w:val="single" w:color="BFBFBF" w:sz="4"/>
+              <w:bottom w:val="single" w:color="BFBFBF" w:sz="4"/>
+              <w:right w:val="single" w:color="BFBFBF" w:sz="4"/>
+            </w:tcBorders>
+            <w:tcMar>
+              <w:top w:type="dxa" w:w="60"/>
+              <w:left w:type="dxa" w:w="100"/>
+              <w:bottom w:type="dxa" w:w="60"/>
+              <w:right w:type="dxa" w:w="100"/>
+            </w:tcMar>
+          </w:tcPr>
+          <w:p>
+            <w:r>
+              <w:rPr>
+                <w:rFonts w:ascii="Calibri" w:cs="Calibri" w:eastAsia="Calibri" w:hAnsi="Calibri"/>
+                <w:sz w:val="18"/>
+                <w:szCs w:val="18"/>
+              </w:rPr>
+              <w:t xml:space="preserve">Acknowledge removes the event</w:t>
+            </w:r>
+          </w:p>
+        </w:tc>
+        <w:tc>
+          <w:tcPr>
+            <w:tcW w:type="dxa" w:w="2766"/>
+            <w:tcBorders>
+              <w:top w:val="single" w:color="BFBFBF" w:sz="4"/>
+              <w:left w:val="single" w:color="BFBFBF" w:sz="4"/>
+              <w:bottom w:val="single" w:color="BFBFBF" w:sz="4"/>
+              <w:right w:val="single" w:color="BFBFBF" w:sz="4"/>
+            </w:tcBorders>
+            <w:tcMar>
+              <w:top w:type="dxa" w:w="60"/>
+              <w:left w:type="dxa" w:w="100"/>
+              <w:bottom w:type="dxa" w:w="60"/>
+              <w:right w:type="dxa" w:w="100"/>
+            </w:tcMar>
+          </w:tcPr>
+          <w:p>
+            <w:r>
+              <w:rPr>
+                <w:rFonts w:ascii="Consolas" w:cs="Consolas" w:eastAsia="Consolas" w:hAnsi="Consolas"/>
+                <w:color w:val="5B2C6F"/>
+                <w:sz w:val="16"/>
+                <w:szCs w:val="16"/>
+              </w:rPr>
+              <w:t xml:space="preserve">EventOutboxTests</w:t>
+            </w:r>
+          </w:p>
+        </w:tc>
+        <w:tc>
+          <w:tcPr>
+            <w:tcW w:type="dxa" w:w="1517"/>
+            <w:tcBorders>
+              <w:top w:val="single" w:color="BFBFBF" w:sz="4"/>
+              <w:left w:val="single" w:color="BFBFBF" w:sz="4"/>
+              <w:bottom w:val="single" w:color="BFBFBF" w:sz="4"/>
+              <w:right w:val="single" w:color="BFBFBF" w:sz="4"/>
+            </w:tcBorders>
+            <w:tcMar>
+              <w:top w:type="dxa" w:w="60"/>
+              <w:left w:type="dxa" w:w="100"/>
+              <w:bottom w:type="dxa" w:w="60"/>
+              <w:right w:type="dxa" w:w="100"/>
+            </w:tcMar>
+          </w:tcPr>
+          <w:p>
+            <w:r>
+              <w:rPr>
+                <w:rFonts w:ascii="Calibri" w:cs="Calibri" w:eastAsia="Calibri" w:hAnsi="Calibri"/>
+                <w:sz w:val="18"/>
+                <w:szCs w:val="18"/>
+              </w:rPr>
+              <w:t xml:space="preserve">Unit</w:t>
+            </w:r>
+          </w:p>
+        </w:tc>
+        <w:tc>
+          <w:tcPr>
+            <w:tcW w:type="dxa" w:w="894"/>
+            <w:tcBorders>
+              <w:top w:val="single" w:color="BFBFBF" w:sz="4"/>
+              <w:left w:val="single" w:color="BFBFBF" w:sz="4"/>
+              <w:bottom w:val="single" w:color="BFBFBF" w:sz="4"/>
+              <w:right w:val="single" w:color="BFBFBF" w:sz="4"/>
+            </w:tcBorders>
+            <w:tcMar>
+              <w:top w:type="dxa" w:w="60"/>
+              <w:left w:type="dxa" w:w="100"/>
+              <w:bottom w:type="dxa" w:w="60"/>
+              <w:right w:type="dxa" w:w="100"/>
+            </w:tcMar>
+          </w:tcPr>
+          <w:p>
+            <w:r>
+              <w:rPr>
+                <w:rFonts w:ascii="Calibri" w:cs="Calibri" w:eastAsia="Calibri" w:hAnsi="Calibri"/>
+                <w:sz w:val="18"/>
+                <w:szCs w:val="18"/>
+              </w:rPr>
+              <w:t xml:space="preserve">Fact</w:t>
+            </w:r>
+          </w:p>
+        </w:tc>
+      </w:tr>
+      <w:tr>
+        <w:tc>
+          <w:tcPr>
+            <w:tcW w:type="dxa" w:w="892"/>
+            <w:tcBorders>
+              <w:top w:val="single" w:color="BFBFBF" w:sz="4"/>
+              <w:left w:val="single" w:color="BFBFBF" w:sz="4"/>
+              <w:bottom w:val="single" w:color="BFBFBF" w:sz="4"/>
+              <w:right w:val="single" w:color="BFBFBF" w:sz="4"/>
+            </w:tcBorders>
+            <w:tcMar>
+              <w:top w:type="dxa" w:w="60"/>
+              <w:left w:type="dxa" w:w="100"/>
+              <w:bottom w:type="dxa" w:w="60"/>
+              <w:right w:type="dxa" w:w="100"/>
+            </w:tcMar>
+          </w:tcPr>
+          <w:p>
+            <w:r>
+              <w:rPr>
+                <w:rFonts w:ascii="Calibri" w:cs="Calibri" w:eastAsia="Calibri" w:hAnsi="Calibri"/>
+                <w:sz w:val="18"/>
+                <w:szCs w:val="18"/>
+              </w:rPr>
+              <w:t xml:space="preserve">PS-082</w:t>
+            </w:r>
+          </w:p>
+        </w:tc>
+        <w:tc>
+          <w:tcPr>
+            <w:tcW w:type="dxa" w:w="3569"/>
+            <w:tcBorders>
+              <w:top w:val="single" w:color="BFBFBF" w:sz="4"/>
+              <w:left w:val="single" w:color="BFBFBF" w:sz="4"/>
+              <w:bottom w:val="single" w:color="BFBFBF" w:sz="4"/>
+              <w:right w:val="single" w:color="BFBFBF" w:sz="4"/>
+            </w:tcBorders>
+            <w:tcMar>
+              <w:top w:type="dxa" w:w="60"/>
+              <w:left w:type="dxa" w:w="100"/>
+              <w:bottom w:type="dxa" w:w="60"/>
+              <w:right w:type="dxa" w:w="100"/>
+            </w:tcMar>
+          </w:tcPr>
+          <w:p>
+            <w:r>
+              <w:rPr>
+                <w:rFonts w:ascii="Calibri" w:cs="Calibri" w:eastAsia="Calibri" w:hAnsi="Calibri"/>
+                <w:sz w:val="18"/>
+                <w:szCs w:val="18"/>
+              </w:rPr>
+              <w:t xml:space="preserve">Reconnect makes unacknowledged events due again</w:t>
+            </w:r>
+          </w:p>
+        </w:tc>
+        <w:tc>
+          <w:tcPr>
+            <w:tcW w:type="dxa" w:w="2766"/>
+            <w:tcBorders>
+              <w:top w:val="single" w:color="BFBFBF" w:sz="4"/>
+              <w:left w:val="single" w:color="BFBFBF" w:sz="4"/>
+              <w:bottom w:val="single" w:color="BFBFBF" w:sz="4"/>
+              <w:right w:val="single" w:color="BFBFBF" w:sz="4"/>
+            </w:tcBorders>
+            <w:tcMar>
+              <w:top w:type="dxa" w:w="60"/>
+              <w:left w:type="dxa" w:w="100"/>
+              <w:bottom w:type="dxa" w:w="60"/>
+              <w:right w:type="dxa" w:w="100"/>
+            </w:tcMar>
+          </w:tcPr>
+          <w:p>
+            <w:r>
+              <w:rPr>
+                <w:rFonts w:ascii="Consolas" w:cs="Consolas" w:eastAsia="Consolas" w:hAnsi="Consolas"/>
+                <w:color w:val="5B2C6F"/>
+                <w:sz w:val="16"/>
+                <w:szCs w:val="16"/>
+              </w:rPr>
+              <w:t xml:space="preserve">EventOutboxTests</w:t>
+            </w:r>
+          </w:p>
+        </w:tc>
+        <w:tc>
+          <w:tcPr>
+            <w:tcW w:type="dxa" w:w="1517"/>
+            <w:tcBorders>
+              <w:top w:val="single" w:color="BFBFBF" w:sz="4"/>
+              <w:left w:val="single" w:color="BFBFBF" w:sz="4"/>
+              <w:bottom w:val="single" w:color="BFBFBF" w:sz="4"/>
+              <w:right w:val="single" w:color="BFBFBF" w:sz="4"/>
+            </w:tcBorders>
+            <w:tcMar>
+              <w:top w:type="dxa" w:w="60"/>
+              <w:left w:type="dxa" w:w="100"/>
+              <w:bottom w:type="dxa" w:w="60"/>
+              <w:right w:type="dxa" w:w="100"/>
+            </w:tcMar>
+          </w:tcPr>
+          <w:p>
+            <w:r>
+              <w:rPr>
+                <w:rFonts w:ascii="Calibri" w:cs="Calibri" w:eastAsia="Calibri" w:hAnsi="Calibri"/>
+                <w:sz w:val="18"/>
+                <w:szCs w:val="18"/>
+              </w:rPr>
+              <w:t xml:space="preserve">Unit</w:t>
+            </w:r>
+          </w:p>
+        </w:tc>
+        <w:tc>
+          <w:tcPr>
+            <w:tcW w:type="dxa" w:w="894"/>
+            <w:tcBorders>
+              <w:top w:val="single" w:color="BFBFBF" w:sz="4"/>
+              <w:left w:val="single" w:color="BFBFBF" w:sz="4"/>
+              <w:bottom w:val="single" w:color="BFBFBF" w:sz="4"/>
+              <w:right w:val="single" w:color="BFBFBF" w:sz="4"/>
+            </w:tcBorders>
+            <w:tcMar>
+              <w:top w:type="dxa" w:w="60"/>
+              <w:left w:type="dxa" w:w="100"/>
+              <w:bottom w:type="dxa" w:w="60"/>
+              <w:right w:type="dxa" w:w="100"/>
+            </w:tcMar>
+          </w:tcPr>
+          <w:p>
+            <w:r>
+              <w:rPr>
+                <w:rFonts w:ascii="Calibri" w:cs="Calibri" w:eastAsia="Calibri" w:hAnsi="Calibri"/>
+                <w:sz w:val="18"/>
+                <w:szCs w:val="18"/>
+              </w:rPr>
+              <w:t xml:space="preserve">Fact</w:t>
+            </w:r>
+          </w:p>
+        </w:tc>
+      </w:tr>
+      <w:tr>
+        <w:tc>
+          <w:tcPr>
+            <w:tcW w:type="dxa" w:w="892"/>
+            <w:tcBorders>
+              <w:top w:val="single" w:color="BFBFBF" w:sz="4"/>
+              <w:left w:val="single" w:color="BFBFBF" w:sz="4"/>
+              <w:bottom w:val="single" w:color="BFBFBF" w:sz="4"/>
+              <w:right w:val="single" w:color="BFBFBF" w:sz="4"/>
+            </w:tcBorders>
+            <w:tcMar>
+              <w:top w:type="dxa" w:w="60"/>
+              <w:left w:type="dxa" w:w="100"/>
+              <w:bottom w:type="dxa" w:w="60"/>
+              <w:right w:type="dxa" w:w="100"/>
+            </w:tcMar>
+          </w:tcPr>
+          <w:p>
+            <w:r>
+              <w:rPr>
+                <w:rFonts w:ascii="Calibri" w:cs="Calibri" w:eastAsia="Calibri" w:hAnsi="Calibri"/>
+                <w:sz w:val="18"/>
+                <w:szCs w:val="18"/>
+              </w:rPr>
+              <w:t xml:space="preserve">PS-083</w:t>
+            </w:r>
+          </w:p>
+        </w:tc>
+        <w:tc>
+          <w:tcPr>
+            <w:tcW w:type="dxa" w:w="3569"/>
+            <w:tcBorders>
+              <w:top w:val="single" w:color="BFBFBF" w:sz="4"/>
+              <w:left w:val="single" w:color="BFBFBF" w:sz="4"/>
+              <w:bottom w:val="single" w:color="BFBFBF" w:sz="4"/>
+              <w:right w:val="single" w:color="BFBFBF" w:sz="4"/>
+            </w:tcBorders>
+            <w:tcMar>
+              <w:top w:type="dxa" w:w="60"/>
+              <w:left w:type="dxa" w:w="100"/>
+              <w:bottom w:type="dxa" w:w="60"/>
+              <w:right w:type="dxa" w:w="100"/>
+            </w:tcMar>
+          </w:tcPr>
+          <w:p>
+            <w:r>
+              <w:rPr>
+                <w:rFonts w:ascii="Calibri" w:cs="Calibri" w:eastAsia="Calibri" w:hAnsi="Calibri"/>
+                <w:sz w:val="18"/>
+                <w:szCs w:val="18"/>
+              </w:rPr>
+              <w:t xml:space="preserve">Lifecycle events are buffered while disconnected</w:t>
+            </w:r>
+          </w:p>
+        </w:tc>
+        <w:tc>
+          <w:tcPr>
+            <w:tcW w:type="dxa" w:w="2766"/>
+            <w:tcBorders>
+              <w:top w:val="single" w:color="BFBFBF" w:sz="4"/>
+              <w:left w:val="single" w:color="BFBFBF" w:sz="4"/>
+              <w:bottom w:val="single" w:color="BFBFBF" w:sz="4"/>
+              <w:right w:val="single" w:color="BFBFBF" w:sz="4"/>
+            </w:tcBorders>
+            <w:tcMar>
+              <w:top w:type="dxa" w:w="60"/>
+              <w:left w:type="dxa" w:w="100"/>
+              <w:bottom w:type="dxa" w:w="60"/>
+              <w:right w:type="dxa" w:w="100"/>
+            </w:tcMar>
+          </w:tcPr>
+          <w:p>
+            <w:r>
+              <w:rPr>
+                <w:rFonts w:ascii="Consolas" w:cs="Consolas" w:eastAsia="Consolas" w:hAnsi="Consolas"/>
+                <w:color w:val="5B2C6F"/>
+                <w:sz w:val="16"/>
+                <w:szCs w:val="16"/>
+              </w:rPr>
+              <w:t xml:space="preserve">EventOutboxTests</w:t>
+            </w:r>
+          </w:p>
+        </w:tc>
+        <w:tc>
+          <w:tcPr>
+            <w:tcW w:type="dxa" w:w="1517"/>
+            <w:tcBorders>
+              <w:top w:val="single" w:color="BFBFBF" w:sz="4"/>
+              <w:left w:val="single" w:color="BFBFBF" w:sz="4"/>
+              <w:bottom w:val="single" w:color="BFBFBF" w:sz="4"/>
+              <w:right w:val="single" w:color="BFBFBF" w:sz="4"/>
+            </w:tcBorders>
+            <w:tcMar>
+              <w:top w:type="dxa" w:w="60"/>
+              <w:left w:type="dxa" w:w="100"/>
+              <w:bottom w:type="dxa" w:w="60"/>
+              <w:right w:type="dxa" w:w="100"/>
+            </w:tcMar>
+          </w:tcPr>
+          <w:p>
+            <w:r>
+              <w:rPr>
+                <w:rFonts w:ascii="Calibri" w:cs="Calibri" w:eastAsia="Calibri" w:hAnsi="Calibri"/>
+                <w:sz w:val="18"/>
+                <w:szCs w:val="18"/>
+              </w:rPr>
+              <w:t xml:space="preserve">Unit</w:t>
+            </w:r>
+          </w:p>
+        </w:tc>
+        <w:tc>
+          <w:tcPr>
+            <w:tcW w:type="dxa" w:w="894"/>
+            <w:tcBorders>
+              <w:top w:val="single" w:color="BFBFBF" w:sz="4"/>
+              <w:left w:val="single" w:color="BFBFBF" w:sz="4"/>
+              <w:bottom w:val="single" w:color="BFBFBF" w:sz="4"/>
+              <w:right w:val="single" w:color="BFBFBF" w:sz="4"/>
+            </w:tcBorders>
+            <w:tcMar>
+              <w:top w:type="dxa" w:w="60"/>
+              <w:left w:type="dxa" w:w="100"/>
+              <w:bottom w:type="dxa" w:w="60"/>
+              <w:right w:type="dxa" w:w="100"/>
+            </w:tcMar>
+          </w:tcPr>
+          <w:p>
+            <w:r>
+              <w:rPr>
+                <w:rFonts w:ascii="Calibri" w:cs="Calibri" w:eastAsia="Calibri" w:hAnsi="Calibri"/>
+                <w:sz w:val="18"/>
+                <w:szCs w:val="18"/>
+              </w:rPr>
+              <w:t xml:space="preserve">Fact</w:t>
+            </w:r>
+          </w:p>
+        </w:tc>
+      </w:tr>
+      <w:tr>
+        <w:tc>
+          <w:tcPr>
+            <w:tcW w:type="dxa" w:w="892"/>
+            <w:tcBorders>
+              <w:top w:val="single" w:color="BFBFBF" w:sz="4"/>
+              <w:left w:val="single" w:color="BFBFBF" w:sz="4"/>
+              <w:bottom w:val="single" w:color="BFBFBF" w:sz="4"/>
+              <w:right w:val="single" w:color="BFBFBF" w:sz="4"/>
+            </w:tcBorders>
+            <w:tcMar>
+              <w:top w:type="dxa" w:w="60"/>
+              <w:left w:type="dxa" w:w="100"/>
+              <w:bottom w:type="dxa" w:w="60"/>
+              <w:right w:type="dxa" w:w="100"/>
+            </w:tcMar>
+          </w:tcPr>
+          <w:p>
+            <w:r>
+              <w:rPr>
+                <w:rFonts w:ascii="Calibri" w:cs="Calibri" w:eastAsia="Calibri" w:hAnsi="Calibri"/>
+                <w:sz w:val="18"/>
+                <w:szCs w:val="18"/>
+              </w:rPr>
+              <w:t xml:space="preserve">PS-084</w:t>
+            </w:r>
+          </w:p>
+        </w:tc>
+        <w:tc>
+          <w:tcPr>
+            <w:tcW w:type="dxa" w:w="3569"/>
+            <w:tcBorders>
+              <w:top w:val="single" w:color="BFBFBF" w:sz="4"/>
+              <w:left w:val="single" w:color="BFBFBF" w:sz="4"/>
+              <w:bottom w:val="single" w:color="BFBFBF" w:sz="4"/>
+              <w:right w:val="single" w:color="BFBFBF" w:sz="4"/>
+            </w:tcBorders>
+            <w:tcMar>
+              <w:top w:type="dxa" w:w="60"/>
+              <w:left w:type="dxa" w:w="100"/>
+              <w:bottom w:type="dxa" w:w="60"/>
+              <w:right w:type="dxa" w:w="100"/>
+            </w:tcMar>
+          </w:tcPr>
+          <w:p>
+            <w:r>
+              <w:rPr>
+                <w:rFonts w:ascii="Calibri" w:cs="Calibri" w:eastAsia="Calibri" w:hAnsi="Calibri"/>
+                <w:sz w:val="18"/>
+                <w:szCs w:val="18"/>
+              </w:rPr>
+              <w:t xml:space="preserve">Progress is dropped while disconnected</w:t>
+            </w:r>
+          </w:p>
+        </w:tc>
+        <w:tc>
+          <w:tcPr>
+            <w:tcW w:type="dxa" w:w="2766"/>
+            <w:tcBorders>
+              <w:top w:val="single" w:color="BFBFBF" w:sz="4"/>
+              <w:left w:val="single" w:color="BFBFBF" w:sz="4"/>
+              <w:bottom w:val="single" w:color="BFBFBF" w:sz="4"/>
+              <w:right w:val="single" w:color="BFBFBF" w:sz="4"/>
+            </w:tcBorders>
+            <w:tcMar>
+              <w:top w:type="dxa" w:w="60"/>
+              <w:left w:type="dxa" w:w="100"/>
+              <w:bottom w:type="dxa" w:w="60"/>
+              <w:right w:type="dxa" w:w="100"/>
+            </w:tcMar>
+          </w:tcPr>
+          <w:p>
+            <w:r>
+              <w:rPr>
+                <w:rFonts w:ascii="Consolas" w:cs="Consolas" w:eastAsia="Consolas" w:hAnsi="Consolas"/>
+                <w:color w:val="5B2C6F"/>
+                <w:sz w:val="16"/>
+                <w:szCs w:val="16"/>
+              </w:rPr>
+              <w:t xml:space="preserve">EventOutboxTests</w:t>
+            </w:r>
+          </w:p>
+        </w:tc>
+        <w:tc>
+          <w:tcPr>
+            <w:tcW w:type="dxa" w:w="1517"/>
+            <w:tcBorders>
+              <w:top w:val="single" w:color="BFBFBF" w:sz="4"/>
+              <w:left w:val="single" w:color="BFBFBF" w:sz="4"/>
+              <w:bottom w:val="single" w:color="BFBFBF" w:sz="4"/>
+              <w:right w:val="single" w:color="BFBFBF" w:sz="4"/>
+            </w:tcBorders>
+            <w:tcMar>
+              <w:top w:type="dxa" w:w="60"/>
+              <w:left w:type="dxa" w:w="100"/>
+              <w:bottom w:type="dxa" w:w="60"/>
+              <w:right w:type="dxa" w:w="100"/>
+            </w:tcMar>
+          </w:tcPr>
+          <w:p>
+            <w:r>
+              <w:rPr>
+                <w:rFonts w:ascii="Calibri" w:cs="Calibri" w:eastAsia="Calibri" w:hAnsi="Calibri"/>
+                <w:sz w:val="18"/>
+                <w:szCs w:val="18"/>
+              </w:rPr>
+              <w:t xml:space="preserve">Unit</w:t>
+            </w:r>
+          </w:p>
+        </w:tc>
+        <w:tc>
+          <w:tcPr>
+            <w:tcW w:type="dxa" w:w="894"/>
+            <w:tcBorders>
+              <w:top w:val="single" w:color="BFBFBF" w:sz="4"/>
+              <w:left w:val="single" w:color="BFBFBF" w:sz="4"/>
+              <w:bottom w:val="single" w:color="BFBFBF" w:sz="4"/>
+              <w:right w:val="single" w:color="BFBFBF" w:sz="4"/>
+            </w:tcBorders>
+            <w:tcMar>
+              <w:top w:type="dxa" w:w="60"/>
+              <w:left w:type="dxa" w:w="100"/>
+              <w:bottom w:type="dxa" w:w="60"/>
+              <w:right w:type="dxa" w:w="100"/>
+            </w:tcMar>
+          </w:tcPr>
+          <w:p>
+            <w:r>
+              <w:rPr>
+                <w:rFonts w:ascii="Calibri" w:cs="Calibri" w:eastAsia="Calibri" w:hAnsi="Calibri"/>
+                <w:sz w:val="18"/>
+                <w:szCs w:val="18"/>
+              </w:rPr>
+              <w:t xml:space="preserve">Fact</w:t>
+            </w:r>
+          </w:p>
+        </w:tc>
+      </w:tr>
+      <w:tr>
+        <w:tc>
+          <w:tcPr>
+            <w:tcW w:type="dxa" w:w="892"/>
+            <w:tcBorders>
+              <w:top w:val="single" w:color="BFBFBF" w:sz="4"/>
+              <w:left w:val="single" w:color="BFBFBF" w:sz="4"/>
+              <w:bottom w:val="single" w:color="BFBFBF" w:sz="4"/>
+              <w:right w:val="single" w:color="BFBFBF" w:sz="4"/>
+            </w:tcBorders>
+            <w:tcMar>
+              <w:top w:type="dxa" w:w="60"/>
+              <w:left w:type="dxa" w:w="100"/>
+              <w:bottom w:type="dxa" w:w="60"/>
+              <w:right w:type="dxa" w:w="100"/>
+            </w:tcMar>
+          </w:tcPr>
+          <w:p>
+            <w:r>
+              <w:rPr>
+                <w:rFonts w:ascii="Calibri" w:cs="Calibri" w:eastAsia="Calibri" w:hAnsi="Calibri"/>
+                <w:sz w:val="18"/>
+                <w:szCs w:val="18"/>
+              </w:rPr>
+              <w:t xml:space="preserve">PS-085</w:t>
+            </w:r>
+          </w:p>
+        </w:tc>
+        <w:tc>
+          <w:tcPr>
+            <w:tcW w:type="dxa" w:w="3569"/>
+            <w:tcBorders>
+              <w:top w:val="single" w:color="BFBFBF" w:sz="4"/>
+              <w:left w:val="single" w:color="BFBFBF" w:sz="4"/>
+              <w:bottom w:val="single" w:color="BFBFBF" w:sz="4"/>
+              <w:right w:val="single" w:color="BFBFBF" w:sz="4"/>
+            </w:tcBorders>
+            <w:tcMar>
+              <w:top w:type="dxa" w:w="60"/>
+              <w:left w:type="dxa" w:w="100"/>
+              <w:bottom w:type="dxa" w:w="60"/>
+              <w:right w:type="dxa" w:w="100"/>
+            </w:tcMar>
+          </w:tcPr>
+          <w:p>
+            <w:r>
+              <w:rPr>
+                <w:rFonts w:ascii="Calibri" w:cs="Calibri" w:eastAsia="Calibri" w:hAnsi="Calibri"/>
+                <w:sz w:val="18"/>
+                <w:szCs w:val="18"/>
+              </w:rPr>
+              <w:t xml:space="preserve">Progress is coalesced to the latest per job and not kept for ack</w:t>
+            </w:r>
+          </w:p>
+        </w:tc>
+        <w:tc>
+          <w:tcPr>
+            <w:tcW w:type="dxa" w:w="2766"/>
+            <w:tcBorders>
+              <w:top w:val="single" w:color="BFBFBF" w:sz="4"/>
+              <w:left w:val="single" w:color="BFBFBF" w:sz="4"/>
+              <w:bottom w:val="single" w:color="BFBFBF" w:sz="4"/>
+              <w:right w:val="single" w:color="BFBFBF" w:sz="4"/>
+            </w:tcBorders>
+            <w:tcMar>
+              <w:top w:type="dxa" w:w="60"/>
+              <w:left w:type="dxa" w:w="100"/>
+              <w:bottom w:type="dxa" w:w="60"/>
+              <w:right w:type="dxa" w:w="100"/>
+            </w:tcMar>
+          </w:tcPr>
+          <w:p>
+            <w:r>
+              <w:rPr>
+                <w:rFonts w:ascii="Consolas" w:cs="Consolas" w:eastAsia="Consolas" w:hAnsi="Consolas"/>
+                <w:color w:val="5B2C6F"/>
+                <w:sz w:val="16"/>
+                <w:szCs w:val="16"/>
+              </w:rPr>
+              <w:t xml:space="preserve">EventOutboxTests</w:t>
+            </w:r>
+          </w:p>
+        </w:tc>
+        <w:tc>
+          <w:tcPr>
+            <w:tcW w:type="dxa" w:w="1517"/>
+            <w:tcBorders>
+              <w:top w:val="single" w:color="BFBFBF" w:sz="4"/>
+              <w:left w:val="single" w:color="BFBFBF" w:sz="4"/>
+              <w:bottom w:val="single" w:color="BFBFBF" w:sz="4"/>
+              <w:right w:val="single" w:color="BFBFBF" w:sz="4"/>
+            </w:tcBorders>
+            <w:tcMar>
+              <w:top w:type="dxa" w:w="60"/>
+              <w:left w:type="dxa" w:w="100"/>
+              <w:bottom w:type="dxa" w:w="60"/>
+              <w:right w:type="dxa" w:w="100"/>
+            </w:tcMar>
+          </w:tcPr>
+          <w:p>
+            <w:r>
+              <w:rPr>
+                <w:rFonts w:ascii="Calibri" w:cs="Calibri" w:eastAsia="Calibri" w:hAnsi="Calibri"/>
+                <w:sz w:val="18"/>
+                <w:szCs w:val="18"/>
+              </w:rPr>
+              <w:t xml:space="preserve">Unit</w:t>
+            </w:r>
+          </w:p>
+        </w:tc>
+        <w:tc>
+          <w:tcPr>
+            <w:tcW w:type="dxa" w:w="894"/>
+            <w:tcBorders>
+              <w:top w:val="single" w:color="BFBFBF" w:sz="4"/>
+              <w:left w:val="single" w:color="BFBFBF" w:sz="4"/>
+              <w:bottom w:val="single" w:color="BFBFBF" w:sz="4"/>
+              <w:right w:val="single" w:color="BFBFBF" w:sz="4"/>
+            </w:tcBorders>
+            <w:tcMar>
+              <w:top w:type="dxa" w:w="60"/>
+              <w:left w:type="dxa" w:w="100"/>
+              <w:bottom w:type="dxa" w:w="60"/>
+              <w:right w:type="dxa" w:w="100"/>
+            </w:tcMar>
+          </w:tcPr>
+          <w:p>
+            <w:r>
+              <w:rPr>
+                <w:rFonts w:ascii="Calibri" w:cs="Calibri" w:eastAsia="Calibri" w:hAnsi="Calibri"/>
+                <w:sz w:val="18"/>
+                <w:szCs w:val="18"/>
+              </w:rPr>
+              <w:t xml:space="preserve">Fact</w:t>
+            </w:r>
+          </w:p>
+        </w:tc>
+      </w:tr>
+      <w:tr>
+        <w:tc>
+          <w:tcPr>
+            <w:tcW w:type="dxa" w:w="892"/>
+            <w:tcBorders>
+              <w:top w:val="single" w:color="BFBFBF" w:sz="4"/>
+              <w:left w:val="single" w:color="BFBFBF" w:sz="4"/>
+              <w:bottom w:val="single" w:color="BFBFBF" w:sz="4"/>
+              <w:right w:val="single" w:color="BFBFBF" w:sz="4"/>
+            </w:tcBorders>
+            <w:tcMar>
+              <w:top w:type="dxa" w:w="60"/>
+              <w:left w:type="dxa" w:w="100"/>
+              <w:bottom w:type="dxa" w:w="60"/>
+              <w:right w:type="dxa" w:w="100"/>
+            </w:tcMar>
+          </w:tcPr>
+          <w:p>
+            <w:r>
+              <w:rPr>
+                <w:rFonts w:ascii="Calibri" w:cs="Calibri" w:eastAsia="Calibri" w:hAnsi="Calibri"/>
+                <w:sz w:val="18"/>
+                <w:szCs w:val="18"/>
+              </w:rPr>
+              <w:t xml:space="preserve">PS-086</w:t>
+            </w:r>
+          </w:p>
+        </w:tc>
+        <w:tc>
+          <w:tcPr>
+            <w:tcW w:type="dxa" w:w="3569"/>
+            <w:tcBorders>
+              <w:top w:val="single" w:color="BFBFBF" w:sz="4"/>
+              <w:left w:val="single" w:color="BFBFBF" w:sz="4"/>
+              <w:bottom w:val="single" w:color="BFBFBF" w:sz="4"/>
+              <w:right w:val="single" w:color="BFBFBF" w:sz="4"/>
+            </w:tcBorders>
+            <w:tcMar>
+              <w:top w:type="dxa" w:w="60"/>
+              <w:left w:type="dxa" w:w="100"/>
+              <w:bottom w:type="dxa" w:w="60"/>
+              <w:right w:type="dxa" w:w="100"/>
+            </w:tcMar>
+          </w:tcPr>
+          <w:p>
+            <w:r>
+              <w:rPr>
+                <w:rFonts w:ascii="Calibri" w:cs="Calibri" w:eastAsia="Calibri" w:hAnsi="Calibri"/>
+                <w:sz w:val="18"/>
+                <w:szCs w:val="18"/>
+              </w:rPr>
+              <w:t xml:space="preserve">Terminal event discards pending progress of the job</w:t>
+            </w:r>
+          </w:p>
+        </w:tc>
+        <w:tc>
+          <w:tcPr>
+            <w:tcW w:type="dxa" w:w="2766"/>
+            <w:tcBorders>
+              <w:top w:val="single" w:color="BFBFBF" w:sz="4"/>
+              <w:left w:val="single" w:color="BFBFBF" w:sz="4"/>
+              <w:bottom w:val="single" w:color="BFBFBF" w:sz="4"/>
+              <w:right w:val="single" w:color="BFBFBF" w:sz="4"/>
+            </w:tcBorders>
+            <w:tcMar>
+              <w:top w:type="dxa" w:w="60"/>
+              <w:left w:type="dxa" w:w="100"/>
+              <w:bottom w:type="dxa" w:w="60"/>
+              <w:right w:type="dxa" w:w="100"/>
+            </w:tcMar>
+          </w:tcPr>
+          <w:p>
+            <w:r>
+              <w:rPr>
+                <w:rFonts w:ascii="Consolas" w:cs="Consolas" w:eastAsia="Consolas" w:hAnsi="Consolas"/>
+                <w:color w:val="5B2C6F"/>
+                <w:sz w:val="16"/>
+                <w:szCs w:val="16"/>
+              </w:rPr>
+              <w:t xml:space="preserve">EventOutboxTests</w:t>
+            </w:r>
+          </w:p>
+        </w:tc>
+        <w:tc>
+          <w:tcPr>
+            <w:tcW w:type="dxa" w:w="1517"/>
+            <w:tcBorders>
+              <w:top w:val="single" w:color="BFBFBF" w:sz="4"/>
+              <w:left w:val="single" w:color="BFBFBF" w:sz="4"/>
+              <w:bottom w:val="single" w:color="BFBFBF" w:sz="4"/>
+              <w:right w:val="single" w:color="BFBFBF" w:sz="4"/>
+            </w:tcBorders>
+            <w:tcMar>
+              <w:top w:type="dxa" w:w="60"/>
+              <w:left w:type="dxa" w:w="100"/>
+              <w:bottom w:type="dxa" w:w="60"/>
+              <w:right w:type="dxa" w:w="100"/>
+            </w:tcMar>
+          </w:tcPr>
+          <w:p>
+            <w:r>
+              <w:rPr>
+                <w:rFonts w:ascii="Calibri" w:cs="Calibri" w:eastAsia="Calibri" w:hAnsi="Calibri"/>
+                <w:sz w:val="18"/>
+                <w:szCs w:val="18"/>
+              </w:rPr>
+              <w:t xml:space="preserve">Unit</w:t>
+            </w:r>
+          </w:p>
+        </w:tc>
+        <w:tc>
+          <w:tcPr>
+            <w:tcW w:type="dxa" w:w="894"/>
+            <w:tcBorders>
+              <w:top w:val="single" w:color="BFBFBF" w:sz="4"/>
+              <w:left w:val="single" w:color="BFBFBF" w:sz="4"/>
+              <w:bottom w:val="single" w:color="BFBFBF" w:sz="4"/>
+              <w:right w:val="single" w:color="BFBFBF" w:sz="4"/>
+            </w:tcBorders>
+            <w:tcMar>
+              <w:top w:type="dxa" w:w="60"/>
+              <w:left w:type="dxa" w:w="100"/>
+              <w:bottom w:type="dxa" w:w="60"/>
+              <w:right w:type="dxa" w:w="100"/>
+            </w:tcMar>
+          </w:tcPr>
+          <w:p>
+            <w:r>
+              <w:rPr>
+                <w:rFonts w:ascii="Calibri" w:cs="Calibri" w:eastAsia="Calibri" w:hAnsi="Calibri"/>
+                <w:sz w:val="18"/>
+                <w:szCs w:val="18"/>
+              </w:rPr>
+              <w:t xml:space="preserve">Fact</w:t>
+            </w:r>
+          </w:p>
+        </w:tc>
+      </w:tr>
+      <w:tr>
+        <w:tc>
+          <w:tcPr>
+            <w:tcW w:type="dxa" w:w="892"/>
+            <w:tcBorders>
+              <w:top w:val="single" w:color="BFBFBF" w:sz="4"/>
+              <w:left w:val="single" w:color="BFBFBF" w:sz="4"/>
+              <w:bottom w:val="single" w:color="BFBFBF" w:sz="4"/>
+              <w:right w:val="single" w:color="BFBFBF" w:sz="4"/>
+            </w:tcBorders>
+            <w:tcMar>
+              <w:top w:type="dxa" w:w="60"/>
+              <w:left w:type="dxa" w:w="100"/>
+              <w:bottom w:type="dxa" w:w="60"/>
+              <w:right w:type="dxa" w:w="100"/>
+            </w:tcMar>
+          </w:tcPr>
+          <w:p>
+            <w:r>
+              <w:rPr>
+                <w:rFonts w:ascii="Calibri" w:cs="Calibri" w:eastAsia="Calibri" w:hAnsi="Calibri"/>
+                <w:sz w:val="18"/>
+                <w:szCs w:val="18"/>
+              </w:rPr>
+              <w:t xml:space="preserve">PS-087</w:t>
+            </w:r>
+          </w:p>
+        </w:tc>
+        <w:tc>
+          <w:tcPr>
+            <w:tcW w:type="dxa" w:w="3569"/>
+            <w:tcBorders>
+              <w:top w:val="single" w:color="BFBFBF" w:sz="4"/>
+              <w:left w:val="single" w:color="BFBFBF" w:sz="4"/>
+              <w:bottom w:val="single" w:color="BFBFBF" w:sz="4"/>
+              <w:right w:val="single" w:color="BFBFBF" w:sz="4"/>
+            </w:tcBorders>
+            <w:tcMar>
+              <w:top w:type="dxa" w:w="60"/>
+              <w:left w:type="dxa" w:w="100"/>
+              <w:bottom w:type="dxa" w:w="60"/>
+              <w:right w:type="dxa" w:w="100"/>
+            </w:tcMar>
+          </w:tcPr>
+          <w:p>
+            <w:r>
+              <w:rPr>
+                <w:rFonts w:ascii="Calibri" w:cs="Calibri" w:eastAsia="Calibri" w:hAnsi="Calibri"/>
+                <w:sz w:val="18"/>
+                <w:szCs w:val="18"/>
+              </w:rPr>
+              <w:t xml:space="preserve">Disconnect discards pending progress</w:t>
+            </w:r>
+          </w:p>
+        </w:tc>
+        <w:tc>
+          <w:tcPr>
+            <w:tcW w:type="dxa" w:w="2766"/>
+            <w:tcBorders>
+              <w:top w:val="single" w:color="BFBFBF" w:sz="4"/>
+              <w:left w:val="single" w:color="BFBFBF" w:sz="4"/>
+              <w:bottom w:val="single" w:color="BFBFBF" w:sz="4"/>
+              <w:right w:val="single" w:color="BFBFBF" w:sz="4"/>
+            </w:tcBorders>
+            <w:tcMar>
+              <w:top w:type="dxa" w:w="60"/>
+              <w:left w:type="dxa" w:w="100"/>
+              <w:bottom w:type="dxa" w:w="60"/>
+              <w:right w:type="dxa" w:w="100"/>
+            </w:tcMar>
+          </w:tcPr>
+          <w:p>
+            <w:r>
+              <w:rPr>
+                <w:rFonts w:ascii="Consolas" w:cs="Consolas" w:eastAsia="Consolas" w:hAnsi="Consolas"/>
+                <w:color w:val="5B2C6F"/>
+                <w:sz w:val="16"/>
+                <w:szCs w:val="16"/>
+              </w:rPr>
+              <w:t xml:space="preserve">EventOutboxTests</w:t>
+            </w:r>
+          </w:p>
+        </w:tc>
+        <w:tc>
+          <w:tcPr>
+            <w:tcW w:type="dxa" w:w="1517"/>
+            <w:tcBorders>
+              <w:top w:val="single" w:color="BFBFBF" w:sz="4"/>
+              <w:left w:val="single" w:color="BFBFBF" w:sz="4"/>
+              <w:bottom w:val="single" w:color="BFBFBF" w:sz="4"/>
+              <w:right w:val="single" w:color="BFBFBF" w:sz="4"/>
+            </w:tcBorders>
+            <w:tcMar>
+              <w:top w:type="dxa" w:w="60"/>
+              <w:left w:type="dxa" w:w="100"/>
+              <w:bottom w:type="dxa" w:w="60"/>
+              <w:right w:type="dxa" w:w="100"/>
+            </w:tcMar>
+          </w:tcPr>
+          <w:p>
+            <w:r>
+              <w:rPr>
+                <w:rFonts w:ascii="Calibri" w:cs="Calibri" w:eastAsia="Calibri" w:hAnsi="Calibri"/>
+                <w:sz w:val="18"/>
+                <w:szCs w:val="18"/>
+              </w:rPr>
+              <w:t xml:space="preserve">Unit</w:t>
+            </w:r>
+          </w:p>
+        </w:tc>
+        <w:tc>
+          <w:tcPr>
+            <w:tcW w:type="dxa" w:w="894"/>
+            <w:tcBorders>
+              <w:top w:val="single" w:color="BFBFBF" w:sz="4"/>
+              <w:left w:val="single" w:color="BFBFBF" w:sz="4"/>
+              <w:bottom w:val="single" w:color="BFBFBF" w:sz="4"/>
+              <w:right w:val="single" w:color="BFBFBF" w:sz="4"/>
+            </w:tcBorders>
+            <w:tcMar>
+              <w:top w:type="dxa" w:w="60"/>
+              <w:left w:type="dxa" w:w="100"/>
+              <w:bottom w:type="dxa" w:w="60"/>
+              <w:right w:type="dxa" w:w="100"/>
+            </w:tcMar>
+          </w:tcPr>
+          <w:p>
+            <w:r>
+              <w:rPr>
+                <w:rFonts w:ascii="Calibri" w:cs="Calibri" w:eastAsia="Calibri" w:hAnsi="Calibri"/>
+                <w:sz w:val="18"/>
+                <w:szCs w:val="18"/>
+              </w:rPr>
+              <w:t xml:space="preserve">Fact</w:t>
+            </w:r>
+          </w:p>
+        </w:tc>
+      </w:tr>
+      <w:tr>
+        <w:tc>
+          <w:tcPr>
+            <w:tcW w:type="dxa" w:w="892"/>
+            <w:tcBorders>
+              <w:top w:val="single" w:color="BFBFBF" w:sz="4"/>
+              <w:left w:val="single" w:color="BFBFBF" w:sz="4"/>
+              <w:bottom w:val="single" w:color="BFBFBF" w:sz="4"/>
+              <w:right w:val="single" w:color="BFBFBF" w:sz="4"/>
+            </w:tcBorders>
+            <w:tcMar>
+              <w:top w:type="dxa" w:w="60"/>
+              <w:left w:type="dxa" w:w="100"/>
+              <w:bottom w:type="dxa" w:w="60"/>
+              <w:right w:type="dxa" w:w="100"/>
+            </w:tcMar>
+          </w:tcPr>
+          <w:p>
+            <w:r>
+              <w:rPr>
+                <w:rFonts w:ascii="Calibri" w:cs="Calibri" w:eastAsia="Calibri" w:hAnsi="Calibri"/>
+                <w:sz w:val="18"/>
+                <w:szCs w:val="18"/>
+              </w:rPr>
+              <w:t xml:space="preserve">PS-088</w:t>
+            </w:r>
+          </w:p>
+        </w:tc>
+        <w:tc>
+          <w:tcPr>
+            <w:tcW w:type="dxa" w:w="3569"/>
+            <w:tcBorders>
+              <w:top w:val="single" w:color="BFBFBF" w:sz="4"/>
+              <w:left w:val="single" w:color="BFBFBF" w:sz="4"/>
+              <w:bottom w:val="single" w:color="BFBFBF" w:sz="4"/>
+              <w:right w:val="single" w:color="BFBFBF" w:sz="4"/>
+            </w:tcBorders>
+            <w:tcMar>
+              <w:top w:type="dxa" w:w="60"/>
+              <w:left w:type="dxa" w:w="100"/>
+              <w:bottom w:type="dxa" w:w="60"/>
+              <w:right w:type="dxa" w:w="100"/>
+            </w:tcMar>
+          </w:tcPr>
+          <w:p>
+            <w:r>
+              <w:rPr>
+                <w:rFonts w:ascii="Calibri" w:cs="Calibri" w:eastAsia="Calibri" w:hAnsi="Calibri"/>
+                <w:sz w:val="18"/>
+                <w:szCs w:val="18"/>
+              </w:rPr>
+              <w:t xml:space="preserve">Wait for work completes when an event is added</w:t>
+            </w:r>
+          </w:p>
+        </w:tc>
+        <w:tc>
+          <w:tcPr>
+            <w:tcW w:type="dxa" w:w="2766"/>
+            <w:tcBorders>
+              <w:top w:val="single" w:color="BFBFBF" w:sz="4"/>
+              <w:left w:val="single" w:color="BFBFBF" w:sz="4"/>
+              <w:bottom w:val="single" w:color="BFBFBF" w:sz="4"/>
+              <w:right w:val="single" w:color="BFBFBF" w:sz="4"/>
+            </w:tcBorders>
+            <w:tcMar>
+              <w:top w:type="dxa" w:w="60"/>
+              <w:left w:type="dxa" w:w="100"/>
+              <w:bottom w:type="dxa" w:w="60"/>
+              <w:right w:type="dxa" w:w="100"/>
+            </w:tcMar>
+          </w:tcPr>
+          <w:p>
+            <w:r>
+              <w:rPr>
+                <w:rFonts w:ascii="Consolas" w:cs="Consolas" w:eastAsia="Consolas" w:hAnsi="Consolas"/>
+                <w:color w:val="5B2C6F"/>
+                <w:sz w:val="16"/>
+                <w:szCs w:val="16"/>
+              </w:rPr>
+              <w:t xml:space="preserve">EventOutboxTests</w:t>
+            </w:r>
+          </w:p>
+        </w:tc>
+        <w:tc>
+          <w:tcPr>
+            <w:tcW w:type="dxa" w:w="1517"/>
+            <w:tcBorders>
+              <w:top w:val="single" w:color="BFBFBF" w:sz="4"/>
+              <w:left w:val="single" w:color="BFBFBF" w:sz="4"/>
+              <w:bottom w:val="single" w:color="BFBFBF" w:sz="4"/>
+              <w:right w:val="single" w:color="BFBFBF" w:sz="4"/>
+            </w:tcBorders>
+            <w:tcMar>
+              <w:top w:type="dxa" w:w="60"/>
+              <w:left w:type="dxa" w:w="100"/>
+              <w:bottom w:type="dxa" w:w="60"/>
+              <w:right w:type="dxa" w:w="100"/>
+            </w:tcMar>
+          </w:tcPr>
+          <w:p>
+            <w:r>
+              <w:rPr>
+                <w:rFonts w:ascii="Calibri" w:cs="Calibri" w:eastAsia="Calibri" w:hAnsi="Calibri"/>
+                <w:sz w:val="18"/>
+                <w:szCs w:val="18"/>
+              </w:rPr>
+              <w:t xml:space="preserve">Unit</w:t>
+            </w:r>
+          </w:p>
+        </w:tc>
+        <w:tc>
+          <w:tcPr>
+            <w:tcW w:type="dxa" w:w="894"/>
+            <w:tcBorders>
+              <w:top w:val="single" w:color="BFBFBF" w:sz="4"/>
+              <w:left w:val="single" w:color="BFBFBF" w:sz="4"/>
+              <w:bottom w:val="single" w:color="BFBFBF" w:sz="4"/>
+              <w:right w:val="single" w:color="BFBFBF" w:sz="4"/>
+            </w:tcBorders>
+            <w:tcMar>
+              <w:top w:type="dxa" w:w="60"/>
+              <w:left w:type="dxa" w:w="100"/>
+              <w:bottom w:type="dxa" w:w="60"/>
+              <w:right w:type="dxa" w:w="100"/>
+            </w:tcMar>
+          </w:tcPr>
+          <w:p>
+            <w:r>
+              <w:rPr>
+                <w:rFonts w:ascii="Calibri" w:cs="Calibri" w:eastAsia="Calibri" w:hAnsi="Calibri"/>
+                <w:sz w:val="18"/>
+                <w:szCs w:val="18"/>
+              </w:rPr>
+              <w:t xml:space="preserve">Fact</w:t>
+            </w:r>
+          </w:p>
+        </w:tc>
+      </w:tr>
+      <w:tr>
+        <w:tc>
+          <w:tcPr>
+            <w:tcW w:type="dxa" w:w="892"/>
+            <w:tcBorders>
+              <w:top w:val="single" w:color="BFBFBF" w:sz="4"/>
+              <w:left w:val="single" w:color="BFBFBF" w:sz="4"/>
+              <w:bottom w:val="single" w:color="BFBFBF" w:sz="4"/>
+              <w:right w:val="single" w:color="BFBFBF" w:sz="4"/>
+            </w:tcBorders>
+            <w:tcMar>
+              <w:top w:type="dxa" w:w="60"/>
+              <w:left w:type="dxa" w:w="100"/>
+              <w:bottom w:type="dxa" w:w="60"/>
+              <w:right w:type="dxa" w:w="100"/>
+            </w:tcMar>
+          </w:tcPr>
+          <w:p>
+            <w:r>
+              <w:rPr>
+                <w:rFonts w:ascii="Calibri" w:cs="Calibri" w:eastAsia="Calibri" w:hAnsi="Calibri"/>
+                <w:sz w:val="18"/>
+                <w:szCs w:val="18"/>
+              </w:rPr>
+              <w:t xml:space="preserve">PS-089</w:t>
+            </w:r>
+          </w:p>
+        </w:tc>
+        <w:tc>
+          <w:tcPr>
+            <w:tcW w:type="dxa" w:w="3569"/>
+            <w:tcBorders>
+              <w:top w:val="single" w:color="BFBFBF" w:sz="4"/>
+              <w:left w:val="single" w:color="BFBFBF" w:sz="4"/>
+              <w:bottom w:val="single" w:color="BFBFBF" w:sz="4"/>
+              <w:right w:val="single" w:color="BFBFBF" w:sz="4"/>
+            </w:tcBorders>
+            <w:tcMar>
+              <w:top w:type="dxa" w:w="60"/>
+              <w:left w:type="dxa" w:w="100"/>
+              <w:bottom w:type="dxa" w:w="60"/>
+              <w:right w:type="dxa" w:w="100"/>
+            </w:tcMar>
+          </w:tcPr>
+          <w:p>
+            <w:r>
+              <w:rPr>
+                <w:rFonts w:ascii="Calibri" w:cs="Calibri" w:eastAsia="Calibri" w:hAnsi="Calibri"/>
+                <w:sz w:val="18"/>
+                <w:szCs w:val="18"/>
+              </w:rPr>
+              <w:t xml:space="preserve">Delivers events in order and clears outbox on ack</w:t>
+            </w:r>
+          </w:p>
+        </w:tc>
+        <w:tc>
+          <w:tcPr>
+            <w:tcW w:type="dxa" w:w="2766"/>
+            <w:tcBorders>
+              <w:top w:val="single" w:color="BFBFBF" w:sz="4"/>
+              <w:left w:val="single" w:color="BFBFBF" w:sz="4"/>
+              <w:bottom w:val="single" w:color="BFBFBF" w:sz="4"/>
+              <w:right w:val="single" w:color="BFBFBF" w:sz="4"/>
+            </w:tcBorders>
+            <w:tcMar>
+              <w:top w:type="dxa" w:w="60"/>
+              <w:left w:type="dxa" w:w="100"/>
+              <w:bottom w:type="dxa" w:w="60"/>
+              <w:right w:type="dxa" w:w="100"/>
+            </w:tcMar>
+          </w:tcPr>
+          <w:p>
+            <w:r>
+              <w:rPr>
+                <w:rFonts w:ascii="Consolas" w:cs="Consolas" w:eastAsia="Consolas" w:hAnsi="Consolas"/>
+                <w:color w:val="5B2C6F"/>
+                <w:sz w:val="16"/>
+                <w:szCs w:val="16"/>
+              </w:rPr>
+              <w:t xml:space="preserve">JobServiceEventsClientTests</w:t>
+            </w:r>
+          </w:p>
+        </w:tc>
+        <w:tc>
+          <w:tcPr>
+            <w:tcW w:type="dxa" w:w="1517"/>
+            <w:tcBorders>
+              <w:top w:val="single" w:color="BFBFBF" w:sz="4"/>
+              <w:left w:val="single" w:color="BFBFBF" w:sz="4"/>
+              <w:bottom w:val="single" w:color="BFBFBF" w:sz="4"/>
+              <w:right w:val="single" w:color="BFBFBF" w:sz="4"/>
+            </w:tcBorders>
+            <w:tcMar>
+              <w:top w:type="dxa" w:w="60"/>
+              <w:left w:type="dxa" w:w="100"/>
+              <w:bottom w:type="dxa" w:w="60"/>
+              <w:right w:type="dxa" w:w="100"/>
+            </w:tcMar>
+          </w:tcPr>
+          <w:p>
+            <w:r>
+              <w:rPr>
+                <w:rFonts w:ascii="Calibri" w:cs="Calibri" w:eastAsia="Calibri" w:hAnsi="Calibri"/>
+                <w:sz w:val="18"/>
+                <w:szCs w:val="18"/>
+              </w:rPr>
+              <w:t xml:space="preserve">Component</w:t>
+            </w:r>
+          </w:p>
+        </w:tc>
+        <w:tc>
+          <w:tcPr>
+            <w:tcW w:type="dxa" w:w="894"/>
+            <w:tcBorders>
+              <w:top w:val="single" w:color="BFBFBF" w:sz="4"/>
+              <w:left w:val="single" w:color="BFBFBF" w:sz="4"/>
+              <w:bottom w:val="single" w:color="BFBFBF" w:sz="4"/>
+              <w:right w:val="single" w:color="BFBFBF" w:sz="4"/>
+            </w:tcBorders>
+            <w:tcMar>
+              <w:top w:type="dxa" w:w="60"/>
+              <w:left w:type="dxa" w:w="100"/>
+              <w:bottom w:type="dxa" w:w="60"/>
+              <w:right w:type="dxa" w:w="100"/>
+            </w:tcMar>
+          </w:tcPr>
+          <w:p>
+            <w:r>
+              <w:rPr>
+                <w:rFonts w:ascii="Calibri" w:cs="Calibri" w:eastAsia="Calibri" w:hAnsi="Calibri"/>
+                <w:sz w:val="18"/>
+                <w:szCs w:val="18"/>
+              </w:rPr>
+              <w:t xml:space="preserve">Fact</w:t>
+            </w:r>
+          </w:p>
+        </w:tc>
+      </w:tr>
+      <w:tr>
+        <w:tc>
+          <w:tcPr>
+            <w:tcW w:type="dxa" w:w="892"/>
+            <w:tcBorders>
+              <w:top w:val="single" w:color="BFBFBF" w:sz="4"/>
+              <w:left w:val="single" w:color="BFBFBF" w:sz="4"/>
+              <w:bottom w:val="single" w:color="BFBFBF" w:sz="4"/>
+              <w:right w:val="single" w:color="BFBFBF" w:sz="4"/>
+            </w:tcBorders>
+            <w:tcMar>
+              <w:top w:type="dxa" w:w="60"/>
+              <w:left w:type="dxa" w:w="100"/>
+              <w:bottom w:type="dxa" w:w="60"/>
+              <w:right w:type="dxa" w:w="100"/>
+            </w:tcMar>
+          </w:tcPr>
+          <w:p>
+            <w:r>
+              <w:rPr>
+                <w:rFonts w:ascii="Calibri" w:cs="Calibri" w:eastAsia="Calibri" w:hAnsi="Calibri"/>
+                <w:sz w:val="18"/>
+                <w:szCs w:val="18"/>
+              </w:rPr>
+              <w:t xml:space="preserve">PS-090</w:t>
+            </w:r>
+          </w:p>
+        </w:tc>
+        <w:tc>
+          <w:tcPr>
+            <w:tcW w:type="dxa" w:w="3569"/>
+            <w:tcBorders>
+              <w:top w:val="single" w:color="BFBFBF" w:sz="4"/>
+              <w:left w:val="single" w:color="BFBFBF" w:sz="4"/>
+              <w:bottom w:val="single" w:color="BFBFBF" w:sz="4"/>
+              <w:right w:val="single" w:color="BFBFBF" w:sz="4"/>
+            </w:tcBorders>
+            <w:tcMar>
+              <w:top w:type="dxa" w:w="60"/>
+              <w:left w:type="dxa" w:w="100"/>
+              <w:bottom w:type="dxa" w:w="60"/>
+              <w:right w:type="dxa" w:w="100"/>
+            </w:tcMar>
+          </w:tcPr>
+          <w:p>
+            <w:r>
+              <w:rPr>
+                <w:rFonts w:ascii="Calibri" w:cs="Calibri" w:eastAsia="Calibri" w:hAnsi="Calibri"/>
+                <w:sz w:val="18"/>
+                <w:szCs w:val="18"/>
+              </w:rPr>
+              <w:t xml:space="preserve">Buffers events until the job service becomes reachable</w:t>
+            </w:r>
+          </w:p>
+        </w:tc>
+        <w:tc>
+          <w:tcPr>
+            <w:tcW w:type="dxa" w:w="2766"/>
+            <w:tcBorders>
+              <w:top w:val="single" w:color="BFBFBF" w:sz="4"/>
+              <w:left w:val="single" w:color="BFBFBF" w:sz="4"/>
+              <w:bottom w:val="single" w:color="BFBFBF" w:sz="4"/>
+              <w:right w:val="single" w:color="BFBFBF" w:sz="4"/>
+            </w:tcBorders>
+            <w:tcMar>
+              <w:top w:type="dxa" w:w="60"/>
+              <w:left w:type="dxa" w:w="100"/>
+              <w:bottom w:type="dxa" w:w="60"/>
+              <w:right w:type="dxa" w:w="100"/>
+            </w:tcMar>
+          </w:tcPr>
+          <w:p>
+            <w:r>
+              <w:rPr>
+                <w:rFonts w:ascii="Consolas" w:cs="Consolas" w:eastAsia="Consolas" w:hAnsi="Consolas"/>
+                <w:color w:val="5B2C6F"/>
+                <w:sz w:val="16"/>
+                <w:szCs w:val="16"/>
+              </w:rPr>
+              <w:t xml:space="preserve">JobServiceEventsClientTests</w:t>
+            </w:r>
+          </w:p>
+        </w:tc>
+        <w:tc>
+          <w:tcPr>
+            <w:tcW w:type="dxa" w:w="1517"/>
+            <w:tcBorders>
+              <w:top w:val="single" w:color="BFBFBF" w:sz="4"/>
+              <w:left w:val="single" w:color="BFBFBF" w:sz="4"/>
+              <w:bottom w:val="single" w:color="BFBFBF" w:sz="4"/>
+              <w:right w:val="single" w:color="BFBFBF" w:sz="4"/>
+            </w:tcBorders>
+            <w:tcMar>
+              <w:top w:type="dxa" w:w="60"/>
+              <w:left w:type="dxa" w:w="100"/>
+              <w:bottom w:type="dxa" w:w="60"/>
+              <w:right w:type="dxa" w:w="100"/>
+            </w:tcMar>
+          </w:tcPr>
+          <w:p>
+            <w:r>
+              <w:rPr>
+                <w:rFonts w:ascii="Calibri" w:cs="Calibri" w:eastAsia="Calibri" w:hAnsi="Calibri"/>
+                <w:sz w:val="18"/>
+                <w:szCs w:val="18"/>
+              </w:rPr>
+              <w:t xml:space="preserve">Component</w:t>
+            </w:r>
+          </w:p>
+        </w:tc>
+        <w:tc>
+          <w:tcPr>
+            <w:tcW w:type="dxa" w:w="894"/>
+            <w:tcBorders>
+              <w:top w:val="single" w:color="BFBFBF" w:sz="4"/>
+              <w:left w:val="single" w:color="BFBFBF" w:sz="4"/>
+              <w:bottom w:val="single" w:color="BFBFBF" w:sz="4"/>
+              <w:right w:val="single" w:color="BFBFBF" w:sz="4"/>
+            </w:tcBorders>
+            <w:tcMar>
+              <w:top w:type="dxa" w:w="60"/>
+              <w:left w:type="dxa" w:w="100"/>
+              <w:bottom w:type="dxa" w:w="60"/>
+              <w:right w:type="dxa" w:w="100"/>
+            </w:tcMar>
+          </w:tcPr>
+          <w:p>
+            <w:r>
+              <w:rPr>
+                <w:rFonts w:ascii="Calibri" w:cs="Calibri" w:eastAsia="Calibri" w:hAnsi="Calibri"/>
+                <w:sz w:val="18"/>
+                <w:szCs w:val="18"/>
+              </w:rPr>
+              <w:t xml:space="preserve">Fact</w:t>
+            </w:r>
+          </w:p>
+        </w:tc>
+      </w:tr>
+      <w:tr>
+        <w:tc>
+          <w:tcPr>
+            <w:tcW w:type="dxa" w:w="892"/>
+            <w:tcBorders>
+              <w:top w:val="single" w:color="BFBFBF" w:sz="4"/>
+              <w:left w:val="single" w:color="BFBFBF" w:sz="4"/>
+              <w:bottom w:val="single" w:color="BFBFBF" w:sz="4"/>
+              <w:right w:val="single" w:color="BFBFBF" w:sz="4"/>
+            </w:tcBorders>
+            <w:tcMar>
+              <w:top w:type="dxa" w:w="60"/>
+              <w:left w:type="dxa" w:w="100"/>
+              <w:bottom w:type="dxa" w:w="60"/>
+              <w:right w:type="dxa" w:w="100"/>
+            </w:tcMar>
+          </w:tcPr>
+          <w:p>
+            <w:r>
+              <w:rPr>
+                <w:rFonts w:ascii="Calibri" w:cs="Calibri" w:eastAsia="Calibri" w:hAnsi="Calibri"/>
+                <w:sz w:val="18"/>
+                <w:szCs w:val="18"/>
+              </w:rPr>
+              <w:t xml:space="preserve">PS-091</w:t>
+            </w:r>
+          </w:p>
+        </w:tc>
+        <w:tc>
+          <w:tcPr>
+            <w:tcW w:type="dxa" w:w="3569"/>
+            <w:tcBorders>
+              <w:top w:val="single" w:color="BFBFBF" w:sz="4"/>
+              <w:left w:val="single" w:color="BFBFBF" w:sz="4"/>
+              <w:bottom w:val="single" w:color="BFBFBF" w:sz="4"/>
+              <w:right w:val="single" w:color="BFBFBF" w:sz="4"/>
+            </w:tcBorders>
+            <w:tcMar>
+              <w:top w:type="dxa" w:w="60"/>
+              <w:left w:type="dxa" w:w="100"/>
+              <w:bottom w:type="dxa" w:w="60"/>
+              <w:right w:type="dxa" w:w="100"/>
+            </w:tcMar>
+          </w:tcPr>
+          <w:p>
+            <w:r>
+              <w:rPr>
+                <w:rFonts w:ascii="Calibri" w:cs="Calibri" w:eastAsia="Calibri" w:hAnsi="Calibri"/>
+                <w:sz w:val="18"/>
+                <w:szCs w:val="18"/>
+              </w:rPr>
+              <w:t xml:space="preserve">Replays unacknowledged events after reconnect</w:t>
+            </w:r>
+          </w:p>
+        </w:tc>
+        <w:tc>
+          <w:tcPr>
+            <w:tcW w:type="dxa" w:w="2766"/>
+            <w:tcBorders>
+              <w:top w:val="single" w:color="BFBFBF" w:sz="4"/>
+              <w:left w:val="single" w:color="BFBFBF" w:sz="4"/>
+              <w:bottom w:val="single" w:color="BFBFBF" w:sz="4"/>
+              <w:right w:val="single" w:color="BFBFBF" w:sz="4"/>
+            </w:tcBorders>
+            <w:tcMar>
+              <w:top w:type="dxa" w:w="60"/>
+              <w:left w:type="dxa" w:w="100"/>
+              <w:bottom w:type="dxa" w:w="60"/>
+              <w:right w:type="dxa" w:w="100"/>
+            </w:tcMar>
+          </w:tcPr>
+          <w:p>
+            <w:r>
+              <w:rPr>
+                <w:rFonts w:ascii="Consolas" w:cs="Consolas" w:eastAsia="Consolas" w:hAnsi="Consolas"/>
+                <w:color w:val="5B2C6F"/>
+                <w:sz w:val="16"/>
+                <w:szCs w:val="16"/>
+              </w:rPr>
+              <w:t xml:space="preserve">JobServiceEventsClientTests</w:t>
+            </w:r>
+          </w:p>
+        </w:tc>
+        <w:tc>
+          <w:tcPr>
+            <w:tcW w:type="dxa" w:w="1517"/>
+            <w:tcBorders>
+              <w:top w:val="single" w:color="BFBFBF" w:sz="4"/>
+              <w:left w:val="single" w:color="BFBFBF" w:sz="4"/>
+              <w:bottom w:val="single" w:color="BFBFBF" w:sz="4"/>
+              <w:right w:val="single" w:color="BFBFBF" w:sz="4"/>
+            </w:tcBorders>
+            <w:tcMar>
+              <w:top w:type="dxa" w:w="60"/>
+              <w:left w:type="dxa" w:w="100"/>
+              <w:bottom w:type="dxa" w:w="60"/>
+              <w:right w:type="dxa" w:w="100"/>
+            </w:tcMar>
+          </w:tcPr>
+          <w:p>
+            <w:r>
+              <w:rPr>
+                <w:rFonts w:ascii="Calibri" w:cs="Calibri" w:eastAsia="Calibri" w:hAnsi="Calibri"/>
+                <w:sz w:val="18"/>
+                <w:szCs w:val="18"/>
+              </w:rPr>
+              <w:t xml:space="preserve">Component</w:t>
+            </w:r>
+          </w:p>
+        </w:tc>
+        <w:tc>
+          <w:tcPr>
+            <w:tcW w:type="dxa" w:w="894"/>
+            <w:tcBorders>
+              <w:top w:val="single" w:color="BFBFBF" w:sz="4"/>
+              <w:left w:val="single" w:color="BFBFBF" w:sz="4"/>
+              <w:bottom w:val="single" w:color="BFBFBF" w:sz="4"/>
+              <w:right w:val="single" w:color="BFBFBF" w:sz="4"/>
+            </w:tcBorders>
+            <w:tcMar>
+              <w:top w:type="dxa" w:w="60"/>
+              <w:left w:type="dxa" w:w="100"/>
+              <w:bottom w:type="dxa" w:w="60"/>
+              <w:right w:type="dxa" w:w="100"/>
+            </w:tcMar>
+          </w:tcPr>
+          <w:p>
+            <w:r>
+              <w:rPr>
+                <w:rFonts w:ascii="Calibri" w:cs="Calibri" w:eastAsia="Calibri" w:hAnsi="Calibri"/>
+                <w:sz w:val="18"/>
+                <w:szCs w:val="18"/>
+              </w:rPr>
+              <w:t xml:space="preserve">Fact</w:t>
+            </w:r>
+          </w:p>
+        </w:tc>
+      </w:tr>
+      <w:tr>
+        <w:tc>
+          <w:tcPr>
+            <w:tcW w:type="dxa" w:w="892"/>
+            <w:tcBorders>
+              <w:top w:val="single" w:color="BFBFBF" w:sz="4"/>
+              <w:left w:val="single" w:color="BFBFBF" w:sz="4"/>
+              <w:bottom w:val="single" w:color="BFBFBF" w:sz="4"/>
+              <w:right w:val="single" w:color="BFBFBF" w:sz="4"/>
+            </w:tcBorders>
+            <w:tcMar>
+              <w:top w:type="dxa" w:w="60"/>
+              <w:left w:type="dxa" w:w="100"/>
+              <w:bottom w:type="dxa" w:w="60"/>
+              <w:right w:type="dxa" w:w="100"/>
+            </w:tcMar>
+          </w:tcPr>
+          <w:p>
+            <w:r>
+              <w:rPr>
+                <w:rFonts w:ascii="Calibri" w:cs="Calibri" w:eastAsia="Calibri" w:hAnsi="Calibri"/>
+                <w:sz w:val="18"/>
+                <w:szCs w:val="18"/>
+              </w:rPr>
+              <w:t xml:space="preserve">PS-092</w:t>
+            </w:r>
+          </w:p>
+        </w:tc>
+        <w:tc>
+          <w:tcPr>
+            <w:tcW w:type="dxa" w:w="3569"/>
+            <w:tcBorders>
+              <w:top w:val="single" w:color="BFBFBF" w:sz="4"/>
+              <w:left w:val="single" w:color="BFBFBF" w:sz="4"/>
+              <w:bottom w:val="single" w:color="BFBFBF" w:sz="4"/>
+              <w:right w:val="single" w:color="BFBFBF" w:sz="4"/>
+            </w:tcBorders>
+            <w:tcMar>
+              <w:top w:type="dxa" w:w="60"/>
+              <w:left w:type="dxa" w:w="100"/>
+              <w:bottom w:type="dxa" w:w="60"/>
+              <w:right w:type="dxa" w:w="100"/>
+            </w:tcMar>
+          </w:tcPr>
+          <w:p>
+            <w:r>
+              <w:rPr>
+                <w:rFonts w:ascii="Calibri" w:cs="Calibri" w:eastAsia="Calibri" w:hAnsi="Calibri"/>
+                <w:sz w:val="18"/>
+                <w:szCs w:val="18"/>
+              </w:rPr>
+              <w:t xml:space="preserve">Resends when ack times out without reconnect</w:t>
+            </w:r>
+          </w:p>
+        </w:tc>
+        <w:tc>
+          <w:tcPr>
+            <w:tcW w:type="dxa" w:w="2766"/>
+            <w:tcBorders>
+              <w:top w:val="single" w:color="BFBFBF" w:sz="4"/>
+              <w:left w:val="single" w:color="BFBFBF" w:sz="4"/>
+              <w:bottom w:val="single" w:color="BFBFBF" w:sz="4"/>
+              <w:right w:val="single" w:color="BFBFBF" w:sz="4"/>
+            </w:tcBorders>
+            <w:tcMar>
+              <w:top w:type="dxa" w:w="60"/>
+              <w:left w:type="dxa" w:w="100"/>
+              <w:bottom w:type="dxa" w:w="60"/>
+              <w:right w:type="dxa" w:w="100"/>
+            </w:tcMar>
+          </w:tcPr>
+          <w:p>
+            <w:r>
+              <w:rPr>
+                <w:rFonts w:ascii="Consolas" w:cs="Consolas" w:eastAsia="Consolas" w:hAnsi="Consolas"/>
+                <w:color w:val="5B2C6F"/>
+                <w:sz w:val="16"/>
+                <w:szCs w:val="16"/>
+              </w:rPr>
+              <w:t xml:space="preserve">JobServiceEventsClientTests</w:t>
+            </w:r>
+          </w:p>
+        </w:tc>
+        <w:tc>
+          <w:tcPr>
+            <w:tcW w:type="dxa" w:w="1517"/>
+            <w:tcBorders>
+              <w:top w:val="single" w:color="BFBFBF" w:sz="4"/>
+              <w:left w:val="single" w:color="BFBFBF" w:sz="4"/>
+              <w:bottom w:val="single" w:color="BFBFBF" w:sz="4"/>
+              <w:right w:val="single" w:color="BFBFBF" w:sz="4"/>
+            </w:tcBorders>
+            <w:tcMar>
+              <w:top w:type="dxa" w:w="60"/>
+              <w:left w:type="dxa" w:w="100"/>
+              <w:bottom w:type="dxa" w:w="60"/>
+              <w:right w:type="dxa" w:w="100"/>
+            </w:tcMar>
+          </w:tcPr>
+          <w:p>
+            <w:r>
+              <w:rPr>
+                <w:rFonts w:ascii="Calibri" w:cs="Calibri" w:eastAsia="Calibri" w:hAnsi="Calibri"/>
+                <w:sz w:val="18"/>
+                <w:szCs w:val="18"/>
+              </w:rPr>
+              <w:t xml:space="preserve">Component</w:t>
+            </w:r>
+          </w:p>
+        </w:tc>
+        <w:tc>
+          <w:tcPr>
+            <w:tcW w:type="dxa" w:w="894"/>
+            <w:tcBorders>
+              <w:top w:val="single" w:color="BFBFBF" w:sz="4"/>
+              <w:left w:val="single" w:color="BFBFBF" w:sz="4"/>
+              <w:bottom w:val="single" w:color="BFBFBF" w:sz="4"/>
+              <w:right w:val="single" w:color="BFBFBF" w:sz="4"/>
+            </w:tcBorders>
+            <w:tcMar>
+              <w:top w:type="dxa" w:w="60"/>
+              <w:left w:type="dxa" w:w="100"/>
+              <w:bottom w:type="dxa" w:w="60"/>
+              <w:right w:type="dxa" w:w="100"/>
+            </w:tcMar>
+          </w:tcPr>
+          <w:p>
+            <w:r>
+              <w:rPr>
+                <w:rFonts w:ascii="Calibri" w:cs="Calibri" w:eastAsia="Calibri" w:hAnsi="Calibri"/>
+                <w:sz w:val="18"/>
+                <w:szCs w:val="18"/>
+              </w:rPr>
+              <w:t xml:space="preserve">Fact</w:t>
+            </w:r>
+          </w:p>
+        </w:tc>
+      </w:tr>
+      <w:tr>
+        <w:tc>
+          <w:tcPr>
+            <w:tcW w:type="dxa" w:w="892"/>
+            <w:tcBorders>
+              <w:top w:val="single" w:color="BFBFBF" w:sz="4"/>
+              <w:left w:val="single" w:color="BFBFBF" w:sz="4"/>
+              <w:bottom w:val="single" w:color="BFBFBF" w:sz="4"/>
+              <w:right w:val="single" w:color="BFBFBF" w:sz="4"/>
+            </w:tcBorders>
+            <w:tcMar>
+              <w:top w:type="dxa" w:w="60"/>
+              <w:left w:type="dxa" w:w="100"/>
+              <w:bottom w:type="dxa" w:w="60"/>
+              <w:right w:type="dxa" w:w="100"/>
+            </w:tcMar>
+          </w:tcPr>
+          <w:p>
+            <w:r>
+              <w:rPr>
+                <w:rFonts w:ascii="Calibri" w:cs="Calibri" w:eastAsia="Calibri" w:hAnsi="Calibri"/>
+                <w:sz w:val="18"/>
+                <w:szCs w:val="18"/>
+              </w:rPr>
+              <w:t xml:space="preserve">PS-093</w:t>
+            </w:r>
+          </w:p>
+        </w:tc>
+        <w:tc>
+          <w:tcPr>
+            <w:tcW w:type="dxa" w:w="3569"/>
+            <w:tcBorders>
+              <w:top w:val="single" w:color="BFBFBF" w:sz="4"/>
+              <w:left w:val="single" w:color="BFBFBF" w:sz="4"/>
+              <w:bottom w:val="single" w:color="BFBFBF" w:sz="4"/>
+              <w:right w:val="single" w:color="BFBFBF" w:sz="4"/>
+            </w:tcBorders>
+            <w:tcMar>
+              <w:top w:type="dxa" w:w="60"/>
+              <w:left w:type="dxa" w:w="100"/>
+              <w:bottom w:type="dxa" w:w="60"/>
+              <w:right w:type="dxa" w:w="100"/>
+            </w:tcMar>
+          </w:tcPr>
+          <w:p>
+            <w:r>
+              <w:rPr>
+                <w:rFonts w:ascii="Calibri" w:cs="Calibri" w:eastAsia="Calibri" w:hAnsi="Calibri"/>
+                <w:sz w:val="18"/>
+                <w:szCs w:val="18"/>
+              </w:rPr>
+              <w:t xml:space="preserve">Sends progress while connected without waiting for ack</w:t>
+            </w:r>
+          </w:p>
+        </w:tc>
+        <w:tc>
+          <w:tcPr>
+            <w:tcW w:type="dxa" w:w="2766"/>
+            <w:tcBorders>
+              <w:top w:val="single" w:color="BFBFBF" w:sz="4"/>
+              <w:left w:val="single" w:color="BFBFBF" w:sz="4"/>
+              <w:bottom w:val="single" w:color="BFBFBF" w:sz="4"/>
+              <w:right w:val="single" w:color="BFBFBF" w:sz="4"/>
+            </w:tcBorders>
+            <w:tcMar>
+              <w:top w:type="dxa" w:w="60"/>
+              <w:left w:type="dxa" w:w="100"/>
+              <w:bottom w:type="dxa" w:w="60"/>
+              <w:right w:type="dxa" w:w="100"/>
+            </w:tcMar>
+          </w:tcPr>
+          <w:p>
+            <w:r>
+              <w:rPr>
+                <w:rFonts w:ascii="Consolas" w:cs="Consolas" w:eastAsia="Consolas" w:hAnsi="Consolas"/>
+                <w:color w:val="5B2C6F"/>
+                <w:sz w:val="16"/>
+                <w:szCs w:val="16"/>
+              </w:rPr>
+              <w:t xml:space="preserve">JobServiceEventsClientTests</w:t>
+            </w:r>
+          </w:p>
+        </w:tc>
+        <w:tc>
+          <w:tcPr>
+            <w:tcW w:type="dxa" w:w="1517"/>
+            <w:tcBorders>
+              <w:top w:val="single" w:color="BFBFBF" w:sz="4"/>
+              <w:left w:val="single" w:color="BFBFBF" w:sz="4"/>
+              <w:bottom w:val="single" w:color="BFBFBF" w:sz="4"/>
+              <w:right w:val="single" w:color="BFBFBF" w:sz="4"/>
+            </w:tcBorders>
+            <w:tcMar>
+              <w:top w:type="dxa" w:w="60"/>
+              <w:left w:type="dxa" w:w="100"/>
+              <w:bottom w:type="dxa" w:w="60"/>
+              <w:right w:type="dxa" w:w="100"/>
+            </w:tcMar>
+          </w:tcPr>
+          <w:p>
+            <w:r>
+              <w:rPr>
+                <w:rFonts w:ascii="Calibri" w:cs="Calibri" w:eastAsia="Calibri" w:hAnsi="Calibri"/>
+                <w:sz w:val="18"/>
+                <w:szCs w:val="18"/>
+              </w:rPr>
+              <w:t xml:space="preserve">Component</w:t>
+            </w:r>
+          </w:p>
+        </w:tc>
+        <w:tc>
+          <w:tcPr>
+            <w:tcW w:type="dxa" w:w="894"/>
+            <w:tcBorders>
+              <w:top w:val="single" w:color="BFBFBF" w:sz="4"/>
+              <w:left w:val="single" w:color="BFBFBF" w:sz="4"/>
+              <w:bottom w:val="single" w:color="BFBFBF" w:sz="4"/>
+              <w:right w:val="single" w:color="BFBFBF" w:sz="4"/>
+            </w:tcBorders>
+            <w:tcMar>
+              <w:top w:type="dxa" w:w="60"/>
+              <w:left w:type="dxa" w:w="100"/>
+              <w:bottom w:type="dxa" w:w="60"/>
+              <w:right w:type="dxa" w:w="100"/>
+            </w:tcMar>
+          </w:tcPr>
+          <w:p>
+            <w:r>
+              <w:rPr>
+                <w:rFonts w:ascii="Calibri" w:cs="Calibri" w:eastAsia="Calibri" w:hAnsi="Calibri"/>
+                <w:sz w:val="18"/>
+                <w:szCs w:val="18"/>
+              </w:rPr>
+              <w:t xml:space="preserve">Fact</w:t>
+            </w:r>
+          </w:p>
+        </w:tc>
+      </w:tr>
+      <w:tr>
+        <w:tc>
+          <w:tcPr>
+            <w:tcW w:type="dxa" w:w="892"/>
+            <w:tcBorders>
+              <w:top w:val="single" w:color="BFBFBF" w:sz="4"/>
+              <w:left w:val="single" w:color="BFBFBF" w:sz="4"/>
+              <w:bottom w:val="single" w:color="BFBFBF" w:sz="4"/>
+              <w:right w:val="single" w:color="BFBFBF" w:sz="4"/>
+            </w:tcBorders>
+            <w:tcMar>
+              <w:top w:type="dxa" w:w="60"/>
+              <w:left w:type="dxa" w:w="100"/>
+              <w:bottom w:type="dxa" w:w="60"/>
+              <w:right w:type="dxa" w:w="100"/>
+            </w:tcMar>
+          </w:tcPr>
+          <w:p>
+            <w:r>
+              <w:rPr>
+                <w:rFonts w:ascii="Calibri" w:cs="Calibri" w:eastAsia="Calibri" w:hAnsi="Calibri"/>
+                <w:sz w:val="18"/>
+                <w:szCs w:val="18"/>
+              </w:rPr>
+              <w:t xml:space="preserve">SD-012</w:t>
+            </w:r>
+          </w:p>
+        </w:tc>
+        <w:tc>
+          <w:tcPr>
+            <w:tcW w:type="dxa" w:w="3569"/>
+            <w:tcBorders>
+              <w:top w:val="single" w:color="BFBFBF" w:sz="4"/>
+              <w:left w:val="single" w:color="BFBFBF" w:sz="4"/>
+              <w:bottom w:val="single" w:color="BFBFBF" w:sz="4"/>
+              <w:right w:val="single" w:color="BFBFBF" w:sz="4"/>
+            </w:tcBorders>
+            <w:tcMar>
+              <w:top w:type="dxa" w:w="60"/>
+              <w:left w:type="dxa" w:w="100"/>
+              <w:bottom w:type="dxa" w:w="60"/>
+              <w:right w:type="dxa" w:w="100"/>
+            </w:tcMar>
+          </w:tcPr>
+          <w:p>
+            <w:r>
+              <w:rPr>
+                <w:rFonts w:ascii="Calibri" w:cs="Calibri" w:eastAsia="Calibri" w:hAnsi="Calibri"/>
+                <w:sz w:val="18"/>
+                <w:szCs w:val="18"/>
+              </w:rPr>
+              <w:t xml:space="preserve">Grows exponentially up to the cap with jitter</w:t>
+            </w:r>
+          </w:p>
+        </w:tc>
+        <w:tc>
+          <w:tcPr>
+            <w:tcW w:type="dxa" w:w="2766"/>
+            <w:tcBorders>
+              <w:top w:val="single" w:color="BFBFBF" w:sz="4"/>
+              <w:left w:val="single" w:color="BFBFBF" w:sz="4"/>
+              <w:bottom w:val="single" w:color="BFBFBF" w:sz="4"/>
+              <w:right w:val="single" w:color="BFBFBF" w:sz="4"/>
+            </w:tcBorders>
+            <w:tcMar>
+              <w:top w:type="dxa" w:w="60"/>
+              <w:left w:type="dxa" w:w="100"/>
+              <w:bottom w:type="dxa" w:w="60"/>
+              <w:right w:type="dxa" w:w="100"/>
+            </w:tcMar>
+          </w:tcPr>
+          <w:p>
+            <w:r>
+              <w:rPr>
+                <w:rFonts w:ascii="Consolas" w:cs="Consolas" w:eastAsia="Consolas" w:hAnsi="Consolas"/>
+                <w:color w:val="5B2C6F"/>
+                <w:sz w:val="16"/>
+                <w:szCs w:val="16"/>
+              </w:rPr>
+              <w:t xml:space="preserve">ExponentialBackoffTests</w:t>
+            </w:r>
+          </w:p>
+        </w:tc>
+        <w:tc>
+          <w:tcPr>
+            <w:tcW w:type="dxa" w:w="1517"/>
+            <w:tcBorders>
+              <w:top w:val="single" w:color="BFBFBF" w:sz="4"/>
+              <w:left w:val="single" w:color="BFBFBF" w:sz="4"/>
+              <w:bottom w:val="single" w:color="BFBFBF" w:sz="4"/>
+              <w:right w:val="single" w:color="BFBFBF" w:sz="4"/>
+            </w:tcBorders>
+            <w:tcMar>
+              <w:top w:type="dxa" w:w="60"/>
+              <w:left w:type="dxa" w:w="100"/>
+              <w:bottom w:type="dxa" w:w="60"/>
+              <w:right w:type="dxa" w:w="100"/>
+            </w:tcMar>
+          </w:tcPr>
+          <w:p>
+            <w:r>
+              <w:rPr>
+                <w:rFonts w:ascii="Calibri" w:cs="Calibri" w:eastAsia="Calibri" w:hAnsi="Calibri"/>
+                <w:sz w:val="18"/>
+                <w:szCs w:val="18"/>
+              </w:rPr>
+              <w:t xml:space="preserve">Unit</w:t>
+            </w:r>
+          </w:p>
+        </w:tc>
+        <w:tc>
+          <w:tcPr>
+            <w:tcW w:type="dxa" w:w="894"/>
+            <w:tcBorders>
+              <w:top w:val="single" w:color="BFBFBF" w:sz="4"/>
+              <w:left w:val="single" w:color="BFBFBF" w:sz="4"/>
+              <w:bottom w:val="single" w:color="BFBFBF" w:sz="4"/>
+              <w:right w:val="single" w:color="BFBFBF" w:sz="4"/>
+            </w:tcBorders>
+            <w:tcMar>
+              <w:top w:type="dxa" w:w="60"/>
+              <w:left w:type="dxa" w:w="100"/>
+              <w:bottom w:type="dxa" w:w="60"/>
+              <w:right w:type="dxa" w:w="100"/>
+            </w:tcMar>
+          </w:tcPr>
+          <w:p>
+            <w:r>
+              <w:rPr>
+                <w:rFonts w:ascii="Calibri" w:cs="Calibri" w:eastAsia="Calibri" w:hAnsi="Calibri"/>
+                <w:sz w:val="18"/>
+                <w:szCs w:val="18"/>
+              </w:rPr>
+              <w:t xml:space="preserve">Theory ×6</w:t>
+            </w:r>
+          </w:p>
+        </w:tc>
+      </w:tr>
+      <w:tr>
+        <w:tc>
+          <w:tcPr>
+            <w:tcW w:type="dxa" w:w="892"/>
+            <w:tcBorders>
+              <w:top w:val="single" w:color="BFBFBF" w:sz="4"/>
+              <w:left w:val="single" w:color="BFBFBF" w:sz="4"/>
+              <w:bottom w:val="single" w:color="BFBFBF" w:sz="4"/>
+              <w:right w:val="single" w:color="BFBFBF" w:sz="4"/>
+            </w:tcBorders>
+            <w:tcMar>
+              <w:top w:type="dxa" w:w="60"/>
+              <w:left w:type="dxa" w:w="100"/>
+              <w:bottom w:type="dxa" w:w="60"/>
+              <w:right w:type="dxa" w:w="100"/>
+            </w:tcMar>
+          </w:tcPr>
+          <w:p>
+            <w:r>
+              <w:rPr>
+                <w:rFonts w:ascii="Calibri" w:cs="Calibri" w:eastAsia="Calibri" w:hAnsi="Calibri"/>
+                <w:sz w:val="18"/>
+                <w:szCs w:val="18"/>
+              </w:rPr>
+              <w:t xml:space="preserve">SD-013</w:t>
+            </w:r>
+          </w:p>
+        </w:tc>
+        <w:tc>
+          <w:tcPr>
+            <w:tcW w:type="dxa" w:w="3569"/>
+            <w:tcBorders>
+              <w:top w:val="single" w:color="BFBFBF" w:sz="4"/>
+              <w:left w:val="single" w:color="BFBFBF" w:sz="4"/>
+              <w:bottom w:val="single" w:color="BFBFBF" w:sz="4"/>
+              <w:right w:val="single" w:color="BFBFBF" w:sz="4"/>
+            </w:tcBorders>
+            <w:tcMar>
+              <w:top w:type="dxa" w:w="60"/>
+              <w:left w:type="dxa" w:w="100"/>
+              <w:bottom w:type="dxa" w:w="60"/>
+              <w:right w:type="dxa" w:w="100"/>
+            </w:tcMar>
+          </w:tcPr>
+          <w:p>
+            <w:r>
+              <w:rPr>
+                <w:rFonts w:ascii="Calibri" w:cs="Calibri" w:eastAsia="Calibri" w:hAnsi="Calibri"/>
+                <w:sz w:val="18"/>
+                <w:szCs w:val="18"/>
+              </w:rPr>
+              <w:t xml:space="preserve">Jitter spreads retries</w:t>
+            </w:r>
+          </w:p>
+        </w:tc>
+        <w:tc>
+          <w:tcPr>
+            <w:tcW w:type="dxa" w:w="2766"/>
+            <w:tcBorders>
+              <w:top w:val="single" w:color="BFBFBF" w:sz="4"/>
+              <w:left w:val="single" w:color="BFBFBF" w:sz="4"/>
+              <w:bottom w:val="single" w:color="BFBFBF" w:sz="4"/>
+              <w:right w:val="single" w:color="BFBFBF" w:sz="4"/>
+            </w:tcBorders>
+            <w:tcMar>
+              <w:top w:type="dxa" w:w="60"/>
+              <w:left w:type="dxa" w:w="100"/>
+              <w:bottom w:type="dxa" w:w="60"/>
+              <w:right w:type="dxa" w:w="100"/>
+            </w:tcMar>
+          </w:tcPr>
+          <w:p>
+            <w:r>
+              <w:rPr>
+                <w:rFonts w:ascii="Consolas" w:cs="Consolas" w:eastAsia="Consolas" w:hAnsi="Consolas"/>
+                <w:color w:val="5B2C6F"/>
+                <w:sz w:val="16"/>
+                <w:szCs w:val="16"/>
+              </w:rPr>
+              <w:t xml:space="preserve">ExponentialBackoffTests</w:t>
+            </w:r>
+          </w:p>
+        </w:tc>
+        <w:tc>
+          <w:tcPr>
+            <w:tcW w:type="dxa" w:w="1517"/>
+            <w:tcBorders>
+              <w:top w:val="single" w:color="BFBFBF" w:sz="4"/>
+              <w:left w:val="single" w:color="BFBFBF" w:sz="4"/>
+              <w:bottom w:val="single" w:color="BFBFBF" w:sz="4"/>
+              <w:right w:val="single" w:color="BFBFBF" w:sz="4"/>
+            </w:tcBorders>
+            <w:tcMar>
+              <w:top w:type="dxa" w:w="60"/>
+              <w:left w:type="dxa" w:w="100"/>
+              <w:bottom w:type="dxa" w:w="60"/>
+              <w:right w:type="dxa" w:w="100"/>
+            </w:tcMar>
+          </w:tcPr>
+          <w:p>
+            <w:r>
+              <w:rPr>
+                <w:rFonts w:ascii="Calibri" w:cs="Calibri" w:eastAsia="Calibri" w:hAnsi="Calibri"/>
+                <w:sz w:val="18"/>
+                <w:szCs w:val="18"/>
+              </w:rPr>
+              <w:t xml:space="preserve">Unit</w:t>
+            </w:r>
+          </w:p>
+        </w:tc>
+        <w:tc>
+          <w:tcPr>
+            <w:tcW w:type="dxa" w:w="894"/>
+            <w:tcBorders>
+              <w:top w:val="single" w:color="BFBFBF" w:sz="4"/>
+              <w:left w:val="single" w:color="BFBFBF" w:sz="4"/>
+              <w:bottom w:val="single" w:color="BFBFBF" w:sz="4"/>
+              <w:right w:val="single" w:color="BFBFBF" w:sz="4"/>
+            </w:tcBorders>
+            <w:tcMar>
+              <w:top w:type="dxa" w:w="60"/>
+              <w:left w:type="dxa" w:w="100"/>
+              <w:bottom w:type="dxa" w:w="60"/>
+              <w:right w:type="dxa" w:w="100"/>
+            </w:tcMar>
+          </w:tcPr>
+          <w:p>
+            <w:r>
+              <w:rPr>
+                <w:rFonts w:ascii="Calibri" w:cs="Calibri" w:eastAsia="Calibri" w:hAnsi="Calibri"/>
+                <w:sz w:val="18"/>
+                <w:szCs w:val="18"/>
+              </w:rPr>
+              <w:t xml:space="preserve">Fact</w:t>
+            </w:r>
+          </w:p>
+        </w:tc>
+      </w:tr>
+      <w:tr>
+        <w:tc>
+          <w:tcPr>
+            <w:tcW w:type="dxa" w:w="892"/>
+            <w:tcBorders>
+              <w:top w:val="single" w:color="BFBFBF" w:sz="4"/>
+              <w:left w:val="single" w:color="BFBFBF" w:sz="4"/>
+              <w:bottom w:val="single" w:color="BFBFBF" w:sz="4"/>
+              <w:right w:val="single" w:color="BFBFBF" w:sz="4"/>
+            </w:tcBorders>
+            <w:tcMar>
+              <w:top w:type="dxa" w:w="60"/>
+              <w:left w:type="dxa" w:w="100"/>
+              <w:bottom w:type="dxa" w:w="60"/>
+              <w:right w:type="dxa" w:w="100"/>
+            </w:tcMar>
+          </w:tcPr>
+          <w:p>
+            <w:r>
+              <w:rPr>
+                <w:rFonts w:ascii="Calibri" w:cs="Calibri" w:eastAsia="Calibri" w:hAnsi="Calibri"/>
+                <w:sz w:val="18"/>
+                <w:szCs w:val="18"/>
+              </w:rPr>
+              <w:t xml:space="preserve">PS-070</w:t>
+            </w:r>
+          </w:p>
+        </w:tc>
+        <w:tc>
+          <w:tcPr>
+            <w:tcW w:type="dxa" w:w="3569"/>
+            <w:tcBorders>
+              <w:top w:val="single" w:color="BFBFBF" w:sz="4"/>
+              <w:left w:val="single" w:color="BFBFBF" w:sz="4"/>
+              <w:bottom w:val="single" w:color="BFBFBF" w:sz="4"/>
+              <w:right w:val="single" w:color="BFBFBF" w:sz="4"/>
+            </w:tcBorders>
+            <w:tcMar>
+              <w:top w:type="dxa" w:w="60"/>
+              <w:left w:type="dxa" w:w="100"/>
+              <w:bottom w:type="dxa" w:w="60"/>
+              <w:right w:type="dxa" w:w="100"/>
+            </w:tcMar>
+          </w:tcPr>
+          <w:p>
+            <w:r>
+              <w:rPr>
+                <w:rFonts w:ascii="Calibri" w:cs="Calibri" w:eastAsia="Calibri" w:hAnsi="Calibri"/>
+                <w:sz w:val="18"/>
+                <w:szCs w:val="18"/>
+              </w:rPr>
+              <w:t xml:space="preserve">Envelope round trips with typed payload</w:t>
+            </w:r>
+          </w:p>
+        </w:tc>
+        <w:tc>
+          <w:tcPr>
+            <w:tcW w:type="dxa" w:w="2766"/>
+            <w:tcBorders>
+              <w:top w:val="single" w:color="BFBFBF" w:sz="4"/>
+              <w:left w:val="single" w:color="BFBFBF" w:sz="4"/>
+              <w:bottom w:val="single" w:color="BFBFBF" w:sz="4"/>
+              <w:right w:val="single" w:color="BFBFBF" w:sz="4"/>
+            </w:tcBorders>
+            <w:tcMar>
+              <w:top w:type="dxa" w:w="60"/>
+              <w:left w:type="dxa" w:w="100"/>
+              <w:bottom w:type="dxa" w:w="60"/>
+              <w:right w:type="dxa" w:w="100"/>
+            </w:tcMar>
+          </w:tcPr>
+          <w:p>
+            <w:r>
+              <w:rPr>
+                <w:rFonts w:ascii="Consolas" w:cs="Consolas" w:eastAsia="Consolas" w:hAnsi="Consolas"/>
+                <w:color w:val="5B2C6F"/>
+                <w:sz w:val="16"/>
+                <w:szCs w:val="16"/>
+              </w:rPr>
+              <w:t xml:space="preserve">ProcessorEventSerializerTests</w:t>
+            </w:r>
+          </w:p>
+        </w:tc>
+        <w:tc>
+          <w:tcPr>
+            <w:tcW w:type="dxa" w:w="1517"/>
+            <w:tcBorders>
+              <w:top w:val="single" w:color="BFBFBF" w:sz="4"/>
+              <w:left w:val="single" w:color="BFBFBF" w:sz="4"/>
+              <w:bottom w:val="single" w:color="BFBFBF" w:sz="4"/>
+              <w:right w:val="single" w:color="BFBFBF" w:sz="4"/>
+            </w:tcBorders>
+            <w:tcMar>
+              <w:top w:type="dxa" w:w="60"/>
+              <w:left w:type="dxa" w:w="100"/>
+              <w:bottom w:type="dxa" w:w="60"/>
+              <w:right w:type="dxa" w:w="100"/>
+            </w:tcMar>
+          </w:tcPr>
+          <w:p>
+            <w:r>
+              <w:rPr>
+                <w:rFonts w:ascii="Calibri" w:cs="Calibri" w:eastAsia="Calibri" w:hAnsi="Calibri"/>
+                <w:sz w:val="18"/>
+                <w:szCs w:val="18"/>
+              </w:rPr>
+              <w:t xml:space="preserve">Unit</w:t>
+            </w:r>
+          </w:p>
+        </w:tc>
+        <w:tc>
+          <w:tcPr>
+            <w:tcW w:type="dxa" w:w="894"/>
+            <w:tcBorders>
+              <w:top w:val="single" w:color="BFBFBF" w:sz="4"/>
+              <w:left w:val="single" w:color="BFBFBF" w:sz="4"/>
+              <w:bottom w:val="single" w:color="BFBFBF" w:sz="4"/>
+              <w:right w:val="single" w:color="BFBFBF" w:sz="4"/>
+            </w:tcBorders>
+            <w:tcMar>
+              <w:top w:type="dxa" w:w="60"/>
+              <w:left w:type="dxa" w:w="100"/>
+              <w:bottom w:type="dxa" w:w="60"/>
+              <w:right w:type="dxa" w:w="100"/>
+            </w:tcMar>
+          </w:tcPr>
+          <w:p>
+            <w:r>
+              <w:rPr>
+                <w:rFonts w:ascii="Calibri" w:cs="Calibri" w:eastAsia="Calibri" w:hAnsi="Calibri"/>
+                <w:sz w:val="18"/>
+                <w:szCs w:val="18"/>
+              </w:rPr>
+              <w:t xml:space="preserve">Fact</w:t>
+            </w:r>
+          </w:p>
+        </w:tc>
+      </w:tr>
+      <w:tr>
+        <w:tc>
+          <w:tcPr>
+            <w:tcW w:type="dxa" w:w="892"/>
+            <w:tcBorders>
+              <w:top w:val="single" w:color="BFBFBF" w:sz="4"/>
+              <w:left w:val="single" w:color="BFBFBF" w:sz="4"/>
+              <w:bottom w:val="single" w:color="BFBFBF" w:sz="4"/>
+              <w:right w:val="single" w:color="BFBFBF" w:sz="4"/>
+            </w:tcBorders>
+            <w:tcMar>
+              <w:top w:type="dxa" w:w="60"/>
+              <w:left w:type="dxa" w:w="100"/>
+              <w:bottom w:type="dxa" w:w="60"/>
+              <w:right w:type="dxa" w:w="100"/>
+            </w:tcMar>
+          </w:tcPr>
+          <w:p>
+            <w:r>
+              <w:rPr>
+                <w:rFonts w:ascii="Calibri" w:cs="Calibri" w:eastAsia="Calibri" w:hAnsi="Calibri"/>
+                <w:sz w:val="18"/>
+                <w:szCs w:val="18"/>
+              </w:rPr>
+              <w:t xml:space="preserve">PS-071</w:t>
+            </w:r>
+          </w:p>
+        </w:tc>
+        <w:tc>
+          <w:tcPr>
+            <w:tcW w:type="dxa" w:w="3569"/>
+            <w:tcBorders>
+              <w:top w:val="single" w:color="BFBFBF" w:sz="4"/>
+              <w:left w:val="single" w:color="BFBFBF" w:sz="4"/>
+              <w:bottom w:val="single" w:color="BFBFBF" w:sz="4"/>
+              <w:right w:val="single" w:color="BFBFBF" w:sz="4"/>
+            </w:tcBorders>
+            <w:tcMar>
+              <w:top w:type="dxa" w:w="60"/>
+              <w:left w:type="dxa" w:w="100"/>
+              <w:bottom w:type="dxa" w:w="60"/>
+              <w:right w:type="dxa" w:w="100"/>
+            </w:tcMar>
+          </w:tcPr>
+          <w:p>
+            <w:r>
+              <w:rPr>
+                <w:rFonts w:ascii="Calibri" w:cs="Calibri" w:eastAsia="Calibri" w:hAnsi="Calibri"/>
+                <w:sz w:val="18"/>
+                <w:szCs w:val="18"/>
+              </w:rPr>
+              <w:t xml:space="preserve">Uses camel case and string enums on the wire</w:t>
+            </w:r>
+          </w:p>
+        </w:tc>
+        <w:tc>
+          <w:tcPr>
+            <w:tcW w:type="dxa" w:w="2766"/>
+            <w:tcBorders>
+              <w:top w:val="single" w:color="BFBFBF" w:sz="4"/>
+              <w:left w:val="single" w:color="BFBFBF" w:sz="4"/>
+              <w:bottom w:val="single" w:color="BFBFBF" w:sz="4"/>
+              <w:right w:val="single" w:color="BFBFBF" w:sz="4"/>
+            </w:tcBorders>
+            <w:tcMar>
+              <w:top w:type="dxa" w:w="60"/>
+              <w:left w:type="dxa" w:w="100"/>
+              <w:bottom w:type="dxa" w:w="60"/>
+              <w:right w:type="dxa" w:w="100"/>
+            </w:tcMar>
+          </w:tcPr>
+          <w:p>
+            <w:r>
+              <w:rPr>
+                <w:rFonts w:ascii="Consolas" w:cs="Consolas" w:eastAsia="Consolas" w:hAnsi="Consolas"/>
+                <w:color w:val="5B2C6F"/>
+                <w:sz w:val="16"/>
+                <w:szCs w:val="16"/>
+              </w:rPr>
+              <w:t xml:space="preserve">ProcessorEventSerializerTests</w:t>
+            </w:r>
+          </w:p>
+        </w:tc>
+        <w:tc>
+          <w:tcPr>
+            <w:tcW w:type="dxa" w:w="1517"/>
+            <w:tcBorders>
+              <w:top w:val="single" w:color="BFBFBF" w:sz="4"/>
+              <w:left w:val="single" w:color="BFBFBF" w:sz="4"/>
+              <w:bottom w:val="single" w:color="BFBFBF" w:sz="4"/>
+              <w:right w:val="single" w:color="BFBFBF" w:sz="4"/>
+            </w:tcBorders>
+            <w:tcMar>
+              <w:top w:type="dxa" w:w="60"/>
+              <w:left w:type="dxa" w:w="100"/>
+              <w:bottom w:type="dxa" w:w="60"/>
+              <w:right w:type="dxa" w:w="100"/>
+            </w:tcMar>
+          </w:tcPr>
+          <w:p>
+            <w:r>
+              <w:rPr>
+                <w:rFonts w:ascii="Calibri" w:cs="Calibri" w:eastAsia="Calibri" w:hAnsi="Calibri"/>
+                <w:sz w:val="18"/>
+                <w:szCs w:val="18"/>
+              </w:rPr>
+              <w:t xml:space="preserve">Unit</w:t>
+            </w:r>
+          </w:p>
+        </w:tc>
+        <w:tc>
+          <w:tcPr>
+            <w:tcW w:type="dxa" w:w="894"/>
+            <w:tcBorders>
+              <w:top w:val="single" w:color="BFBFBF" w:sz="4"/>
+              <w:left w:val="single" w:color="BFBFBF" w:sz="4"/>
+              <w:bottom w:val="single" w:color="BFBFBF" w:sz="4"/>
+              <w:right w:val="single" w:color="BFBFBF" w:sz="4"/>
+            </w:tcBorders>
+            <w:tcMar>
+              <w:top w:type="dxa" w:w="60"/>
+              <w:left w:type="dxa" w:w="100"/>
+              <w:bottom w:type="dxa" w:w="60"/>
+              <w:right w:type="dxa" w:w="100"/>
+            </w:tcMar>
+          </w:tcPr>
+          <w:p>
+            <w:r>
+              <w:rPr>
+                <w:rFonts w:ascii="Calibri" w:cs="Calibri" w:eastAsia="Calibri" w:hAnsi="Calibri"/>
+                <w:sz w:val="18"/>
+                <w:szCs w:val="18"/>
+              </w:rPr>
+              <w:t xml:space="preserve">Fact</w:t>
+            </w:r>
+          </w:p>
+        </w:tc>
+      </w:tr>
+      <w:tr>
+        <w:tc>
+          <w:tcPr>
+            <w:tcW w:type="dxa" w:w="892"/>
+            <w:tcBorders>
+              <w:top w:val="single" w:color="BFBFBF" w:sz="4"/>
+              <w:left w:val="single" w:color="BFBFBF" w:sz="4"/>
+              <w:bottom w:val="single" w:color="BFBFBF" w:sz="4"/>
+              <w:right w:val="single" w:color="BFBFBF" w:sz="4"/>
+            </w:tcBorders>
+            <w:tcMar>
+              <w:top w:type="dxa" w:w="60"/>
+              <w:left w:type="dxa" w:w="100"/>
+              <w:bottom w:type="dxa" w:w="60"/>
+              <w:right w:type="dxa" w:w="100"/>
+            </w:tcMar>
+          </w:tcPr>
+          <w:p>
+            <w:r>
+              <w:rPr>
+                <w:rFonts w:ascii="Calibri" w:cs="Calibri" w:eastAsia="Calibri" w:hAnsi="Calibri"/>
+                <w:sz w:val="18"/>
+                <w:szCs w:val="18"/>
+              </w:rPr>
+              <w:t xml:space="preserve">PS-072</w:t>
+            </w:r>
+          </w:p>
+        </w:tc>
+        <w:tc>
+          <w:tcPr>
+            <w:tcW w:type="dxa" w:w="3569"/>
+            <w:tcBorders>
+              <w:top w:val="single" w:color="BFBFBF" w:sz="4"/>
+              <w:left w:val="single" w:color="BFBFBF" w:sz="4"/>
+              <w:bottom w:val="single" w:color="BFBFBF" w:sz="4"/>
+              <w:right w:val="single" w:color="BFBFBF" w:sz="4"/>
+            </w:tcBorders>
+            <w:tcMar>
+              <w:top w:type="dxa" w:w="60"/>
+              <w:left w:type="dxa" w:w="100"/>
+              <w:bottom w:type="dxa" w:w="60"/>
+              <w:right w:type="dxa" w:w="100"/>
+            </w:tcMar>
+          </w:tcPr>
+          <w:p>
+            <w:r>
+              <w:rPr>
+                <w:rFonts w:ascii="Calibri" w:cs="Calibri" w:eastAsia="Calibri" w:hAnsi="Calibri"/>
+                <w:sz w:val="18"/>
+                <w:szCs w:val="18"/>
+              </w:rPr>
+              <w:t xml:space="preserve">Ack round trips</w:t>
+            </w:r>
+          </w:p>
+        </w:tc>
+        <w:tc>
+          <w:tcPr>
+            <w:tcW w:type="dxa" w:w="2766"/>
+            <w:tcBorders>
+              <w:top w:val="single" w:color="BFBFBF" w:sz="4"/>
+              <w:left w:val="single" w:color="BFBFBF" w:sz="4"/>
+              <w:bottom w:val="single" w:color="BFBFBF" w:sz="4"/>
+              <w:right w:val="single" w:color="BFBFBF" w:sz="4"/>
+            </w:tcBorders>
+            <w:tcMar>
+              <w:top w:type="dxa" w:w="60"/>
+              <w:left w:type="dxa" w:w="100"/>
+              <w:bottom w:type="dxa" w:w="60"/>
+              <w:right w:type="dxa" w:w="100"/>
+            </w:tcMar>
+          </w:tcPr>
+          <w:p>
+            <w:r>
+              <w:rPr>
+                <w:rFonts w:ascii="Consolas" w:cs="Consolas" w:eastAsia="Consolas" w:hAnsi="Consolas"/>
+                <w:color w:val="5B2C6F"/>
+                <w:sz w:val="16"/>
+                <w:szCs w:val="16"/>
+              </w:rPr>
+              <w:t xml:space="preserve">ProcessorEventSerializerTests</w:t>
+            </w:r>
+          </w:p>
+        </w:tc>
+        <w:tc>
+          <w:tcPr>
+            <w:tcW w:type="dxa" w:w="1517"/>
+            <w:tcBorders>
+              <w:top w:val="single" w:color="BFBFBF" w:sz="4"/>
+              <w:left w:val="single" w:color="BFBFBF" w:sz="4"/>
+              <w:bottom w:val="single" w:color="BFBFBF" w:sz="4"/>
+              <w:right w:val="single" w:color="BFBFBF" w:sz="4"/>
+            </w:tcBorders>
+            <w:tcMar>
+              <w:top w:type="dxa" w:w="60"/>
+              <w:left w:type="dxa" w:w="100"/>
+              <w:bottom w:type="dxa" w:w="60"/>
+              <w:right w:type="dxa" w:w="100"/>
+            </w:tcMar>
+          </w:tcPr>
+          <w:p>
+            <w:r>
+              <w:rPr>
+                <w:rFonts w:ascii="Calibri" w:cs="Calibri" w:eastAsia="Calibri" w:hAnsi="Calibri"/>
+                <w:sz w:val="18"/>
+                <w:szCs w:val="18"/>
+              </w:rPr>
+              <w:t xml:space="preserve">Unit</w:t>
+            </w:r>
+          </w:p>
+        </w:tc>
+        <w:tc>
+          <w:tcPr>
+            <w:tcW w:type="dxa" w:w="894"/>
+            <w:tcBorders>
+              <w:top w:val="single" w:color="BFBFBF" w:sz="4"/>
+              <w:left w:val="single" w:color="BFBFBF" w:sz="4"/>
+              <w:bottom w:val="single" w:color="BFBFBF" w:sz="4"/>
+              <w:right w:val="single" w:color="BFBFBF" w:sz="4"/>
+            </w:tcBorders>
+            <w:tcMar>
+              <w:top w:type="dxa" w:w="60"/>
+              <w:left w:type="dxa" w:w="100"/>
+              <w:bottom w:type="dxa" w:w="60"/>
+              <w:right w:type="dxa" w:w="100"/>
+            </w:tcMar>
+          </w:tcPr>
+          <w:p>
+            <w:r>
+              <w:rPr>
+                <w:rFonts w:ascii="Calibri" w:cs="Calibri" w:eastAsia="Calibri" w:hAnsi="Calibri"/>
+                <w:sz w:val="18"/>
+                <w:szCs w:val="18"/>
+              </w:rPr>
+              <w:t xml:space="preserve">Fact</w:t>
+            </w:r>
+          </w:p>
+        </w:tc>
+      </w:tr>
+      <w:tr>
+        <w:tc>
+          <w:tcPr>
+            <w:tcW w:type="dxa" w:w="892"/>
+            <w:tcBorders>
+              <w:top w:val="single" w:color="BFBFBF" w:sz="4"/>
+              <w:left w:val="single" w:color="BFBFBF" w:sz="4"/>
+              <w:bottom w:val="single" w:color="BFBFBF" w:sz="4"/>
+              <w:right w:val="single" w:color="BFBFBF" w:sz="4"/>
+            </w:tcBorders>
+            <w:tcMar>
+              <w:top w:type="dxa" w:w="60"/>
+              <w:left w:type="dxa" w:w="100"/>
+              <w:bottom w:type="dxa" w:w="60"/>
+              <w:right w:type="dxa" w:w="100"/>
+            </w:tcMar>
+          </w:tcPr>
+          <w:p>
+            <w:r>
+              <w:rPr>
+                <w:rFonts w:ascii="Calibri" w:cs="Calibri" w:eastAsia="Calibri" w:hAnsi="Calibri"/>
+                <w:sz w:val="18"/>
+                <w:szCs w:val="18"/>
+              </w:rPr>
+              <w:t xml:space="preserve">PS-073</w:t>
+            </w:r>
+          </w:p>
+        </w:tc>
+        <w:tc>
+          <w:tcPr>
+            <w:tcW w:type="dxa" w:w="3569"/>
+            <w:tcBorders>
+              <w:top w:val="single" w:color="BFBFBF" w:sz="4"/>
+              <w:left w:val="single" w:color="BFBFBF" w:sz="4"/>
+              <w:bottom w:val="single" w:color="BFBFBF" w:sz="4"/>
+              <w:right w:val="single" w:color="BFBFBF" w:sz="4"/>
+            </w:tcBorders>
+            <w:tcMar>
+              <w:top w:type="dxa" w:w="60"/>
+              <w:left w:type="dxa" w:w="100"/>
+              <w:bottom w:type="dxa" w:w="60"/>
+              <w:right w:type="dxa" w:w="100"/>
+            </w:tcMar>
+          </w:tcPr>
+          <w:p>
+            <w:r>
+              <w:rPr>
+                <w:rFonts w:ascii="Calibri" w:cs="Calibri" w:eastAsia="Calibri" w:hAnsi="Calibri"/>
+                <w:sz w:val="18"/>
+                <w:szCs w:val="18"/>
+              </w:rPr>
+              <w:t xml:space="preserve">Non ack messages are ignored</w:t>
+            </w:r>
+          </w:p>
+        </w:tc>
+        <w:tc>
+          <w:tcPr>
+            <w:tcW w:type="dxa" w:w="2766"/>
+            <w:tcBorders>
+              <w:top w:val="single" w:color="BFBFBF" w:sz="4"/>
+              <w:left w:val="single" w:color="BFBFBF" w:sz="4"/>
+              <w:bottom w:val="single" w:color="BFBFBF" w:sz="4"/>
+              <w:right w:val="single" w:color="BFBFBF" w:sz="4"/>
+            </w:tcBorders>
+            <w:tcMar>
+              <w:top w:type="dxa" w:w="60"/>
+              <w:left w:type="dxa" w:w="100"/>
+              <w:bottom w:type="dxa" w:w="60"/>
+              <w:right w:type="dxa" w:w="100"/>
+            </w:tcMar>
+          </w:tcPr>
+          <w:p>
+            <w:r>
+              <w:rPr>
+                <w:rFonts w:ascii="Consolas" w:cs="Consolas" w:eastAsia="Consolas" w:hAnsi="Consolas"/>
+                <w:color w:val="5B2C6F"/>
+                <w:sz w:val="16"/>
+                <w:szCs w:val="16"/>
+              </w:rPr>
+              <w:t xml:space="preserve">ProcessorEventSerializerTests</w:t>
+            </w:r>
+          </w:p>
+        </w:tc>
+        <w:tc>
+          <w:tcPr>
+            <w:tcW w:type="dxa" w:w="1517"/>
+            <w:tcBorders>
+              <w:top w:val="single" w:color="BFBFBF" w:sz="4"/>
+              <w:left w:val="single" w:color="BFBFBF" w:sz="4"/>
+              <w:bottom w:val="single" w:color="BFBFBF" w:sz="4"/>
+              <w:right w:val="single" w:color="BFBFBF" w:sz="4"/>
+            </w:tcBorders>
+            <w:tcMar>
+              <w:top w:type="dxa" w:w="60"/>
+              <w:left w:type="dxa" w:w="100"/>
+              <w:bottom w:type="dxa" w:w="60"/>
+              <w:right w:type="dxa" w:w="100"/>
+            </w:tcMar>
+          </w:tcPr>
+          <w:p>
+            <w:r>
+              <w:rPr>
+                <w:rFonts w:ascii="Calibri" w:cs="Calibri" w:eastAsia="Calibri" w:hAnsi="Calibri"/>
+                <w:sz w:val="18"/>
+                <w:szCs w:val="18"/>
+              </w:rPr>
+              <w:t xml:space="preserve">Unit</w:t>
+            </w:r>
+          </w:p>
+        </w:tc>
+        <w:tc>
+          <w:tcPr>
+            <w:tcW w:type="dxa" w:w="894"/>
+            <w:tcBorders>
+              <w:top w:val="single" w:color="BFBFBF" w:sz="4"/>
+              <w:left w:val="single" w:color="BFBFBF" w:sz="4"/>
+              <w:bottom w:val="single" w:color="BFBFBF" w:sz="4"/>
+              <w:right w:val="single" w:color="BFBFBF" w:sz="4"/>
+            </w:tcBorders>
+            <w:tcMar>
+              <w:top w:type="dxa" w:w="60"/>
+              <w:left w:type="dxa" w:w="100"/>
+              <w:bottom w:type="dxa" w:w="60"/>
+              <w:right w:type="dxa" w:w="100"/>
+            </w:tcMar>
+          </w:tcPr>
+          <w:p>
+            <w:r>
+              <w:rPr>
+                <w:rFonts w:ascii="Calibri" w:cs="Calibri" w:eastAsia="Calibri" w:hAnsi="Calibri"/>
+                <w:sz w:val="18"/>
+                <w:szCs w:val="18"/>
+              </w:rPr>
+              <w:t xml:space="preserve">Theory ×3</w:t>
+            </w:r>
+          </w:p>
+        </w:tc>
+      </w:tr>
+      <w:tr>
+        <w:tc>
+          <w:tcPr>
+            <w:tcW w:type="dxa" w:w="892"/>
+            <w:tcBorders>
+              <w:top w:val="single" w:color="BFBFBF" w:sz="4"/>
+              <w:left w:val="single" w:color="BFBFBF" w:sz="4"/>
+              <w:bottom w:val="single" w:color="BFBFBF" w:sz="4"/>
+              <w:right w:val="single" w:color="BFBFBF" w:sz="4"/>
+            </w:tcBorders>
+            <w:tcMar>
+              <w:top w:type="dxa" w:w="60"/>
+              <w:left w:type="dxa" w:w="100"/>
+              <w:bottom w:type="dxa" w:w="60"/>
+              <w:right w:type="dxa" w:w="100"/>
+            </w:tcMar>
+          </w:tcPr>
+          <w:p>
+            <w:r>
+              <w:rPr>
+                <w:rFonts w:ascii="Calibri" w:cs="Calibri" w:eastAsia="Calibri" w:hAnsi="Calibri"/>
+                <w:sz w:val="18"/>
+                <w:szCs w:val="18"/>
+              </w:rPr>
+              <w:t xml:space="preserve">PS-074</w:t>
+            </w:r>
+          </w:p>
+        </w:tc>
+        <w:tc>
+          <w:tcPr>
+            <w:tcW w:type="dxa" w:w="3569"/>
+            <w:tcBorders>
+              <w:top w:val="single" w:color="BFBFBF" w:sz="4"/>
+              <w:left w:val="single" w:color="BFBFBF" w:sz="4"/>
+              <w:bottom w:val="single" w:color="BFBFBF" w:sz="4"/>
+              <w:right w:val="single" w:color="BFBFBF" w:sz="4"/>
+            </w:tcBorders>
+            <w:tcMar>
+              <w:top w:type="dxa" w:w="60"/>
+              <w:left w:type="dxa" w:w="100"/>
+              <w:bottom w:type="dxa" w:w="60"/>
+              <w:right w:type="dxa" w:w="100"/>
+            </w:tcMar>
+          </w:tcPr>
+          <w:p>
+            <w:r>
+              <w:rPr>
+                <w:rFonts w:ascii="Calibri" w:cs="Calibri" w:eastAsia="Calibri" w:hAnsi="Calibri"/>
+                <w:sz w:val="18"/>
+                <w:szCs w:val="18"/>
+              </w:rPr>
+              <w:t xml:space="preserve">Lifecycle events are queued with job metadata</w:t>
+            </w:r>
+          </w:p>
+        </w:tc>
+        <w:tc>
+          <w:tcPr>
+            <w:tcW w:type="dxa" w:w="2766"/>
+            <w:tcBorders>
+              <w:top w:val="single" w:color="BFBFBF" w:sz="4"/>
+              <w:left w:val="single" w:color="BFBFBF" w:sz="4"/>
+              <w:bottom w:val="single" w:color="BFBFBF" w:sz="4"/>
+              <w:right w:val="single" w:color="BFBFBF" w:sz="4"/>
+            </w:tcBorders>
+            <w:tcMar>
+              <w:top w:type="dxa" w:w="60"/>
+              <w:left w:type="dxa" w:w="100"/>
+              <w:bottom w:type="dxa" w:w="60"/>
+              <w:right w:type="dxa" w:w="100"/>
+            </w:tcMar>
+          </w:tcPr>
+          <w:p>
+            <w:r>
+              <w:rPr>
+                <w:rFonts w:ascii="Consolas" w:cs="Consolas" w:eastAsia="Consolas" w:hAnsi="Consolas"/>
+                <w:color w:val="5B2C6F"/>
+                <w:sz w:val="16"/>
+                <w:szCs w:val="16"/>
+              </w:rPr>
+              <w:t xml:space="preserve">WebSocketJobEventPublisherTests</w:t>
+            </w:r>
+          </w:p>
+        </w:tc>
+        <w:tc>
+          <w:tcPr>
+            <w:tcW w:type="dxa" w:w="1517"/>
+            <w:tcBorders>
+              <w:top w:val="single" w:color="BFBFBF" w:sz="4"/>
+              <w:left w:val="single" w:color="BFBFBF" w:sz="4"/>
+              <w:bottom w:val="single" w:color="BFBFBF" w:sz="4"/>
+              <w:right w:val="single" w:color="BFBFBF" w:sz="4"/>
+            </w:tcBorders>
+            <w:tcMar>
+              <w:top w:type="dxa" w:w="60"/>
+              <w:left w:type="dxa" w:w="100"/>
+              <w:bottom w:type="dxa" w:w="60"/>
+              <w:right w:type="dxa" w:w="100"/>
+            </w:tcMar>
+          </w:tcPr>
+          <w:p>
+            <w:r>
+              <w:rPr>
+                <w:rFonts w:ascii="Calibri" w:cs="Calibri" w:eastAsia="Calibri" w:hAnsi="Calibri"/>
+                <w:sz w:val="18"/>
+                <w:szCs w:val="18"/>
+              </w:rPr>
+              <w:t xml:space="preserve">Unit</w:t>
+            </w:r>
+          </w:p>
+        </w:tc>
+        <w:tc>
+          <w:tcPr>
+            <w:tcW w:type="dxa" w:w="894"/>
+            <w:tcBorders>
+              <w:top w:val="single" w:color="BFBFBF" w:sz="4"/>
+              <w:left w:val="single" w:color="BFBFBF" w:sz="4"/>
+              <w:bottom w:val="single" w:color="BFBFBF" w:sz="4"/>
+              <w:right w:val="single" w:color="BFBFBF" w:sz="4"/>
+            </w:tcBorders>
+            <w:tcMar>
+              <w:top w:type="dxa" w:w="60"/>
+              <w:left w:type="dxa" w:w="100"/>
+              <w:bottom w:type="dxa" w:w="60"/>
+              <w:right w:type="dxa" w:w="100"/>
+            </w:tcMar>
+          </w:tcPr>
+          <w:p>
+            <w:r>
+              <w:rPr>
+                <w:rFonts w:ascii="Calibri" w:cs="Calibri" w:eastAsia="Calibri" w:hAnsi="Calibri"/>
+                <w:sz w:val="18"/>
+                <w:szCs w:val="18"/>
+              </w:rPr>
+              <w:t xml:space="preserve">Fact</w:t>
+            </w:r>
+          </w:p>
+        </w:tc>
+      </w:tr>
+      <w:tr>
+        <w:tc>
+          <w:tcPr>
+            <w:tcW w:type="dxa" w:w="892"/>
+            <w:tcBorders>
+              <w:top w:val="single" w:color="BFBFBF" w:sz="4"/>
+              <w:left w:val="single" w:color="BFBFBF" w:sz="4"/>
+              <w:bottom w:val="single" w:color="BFBFBF" w:sz="4"/>
+              <w:right w:val="single" w:color="BFBFBF" w:sz="4"/>
+            </w:tcBorders>
+            <w:tcMar>
+              <w:top w:type="dxa" w:w="60"/>
+              <w:left w:type="dxa" w:w="100"/>
+              <w:bottom w:type="dxa" w:w="60"/>
+              <w:right w:type="dxa" w:w="100"/>
+            </w:tcMar>
+          </w:tcPr>
+          <w:p>
+            <w:r>
+              <w:rPr>
+                <w:rFonts w:ascii="Calibri" w:cs="Calibri" w:eastAsia="Calibri" w:hAnsi="Calibri"/>
+                <w:sz w:val="18"/>
+                <w:szCs w:val="18"/>
+              </w:rPr>
+              <w:t xml:space="preserve">PS-075</w:t>
+            </w:r>
+          </w:p>
+        </w:tc>
+        <w:tc>
+          <w:tcPr>
+            <w:tcW w:type="dxa" w:w="3569"/>
+            <w:tcBorders>
+              <w:top w:val="single" w:color="BFBFBF" w:sz="4"/>
+              <w:left w:val="single" w:color="BFBFBF" w:sz="4"/>
+              <w:bottom w:val="single" w:color="BFBFBF" w:sz="4"/>
+              <w:right w:val="single" w:color="BFBFBF" w:sz="4"/>
+            </w:tcBorders>
+            <w:tcMar>
+              <w:top w:type="dxa" w:w="60"/>
+              <w:left w:type="dxa" w:w="100"/>
+              <w:bottom w:type="dxa" w:w="60"/>
+              <w:right w:type="dxa" w:w="100"/>
+            </w:tcMar>
+          </w:tcPr>
+          <w:p>
+            <w:r>
+              <w:rPr>
+                <w:rFonts w:ascii="Calibri" w:cs="Calibri" w:eastAsia="Calibri" w:hAnsi="Calibri"/>
+                <w:sz w:val="18"/>
+                <w:szCs w:val="18"/>
+              </w:rPr>
+              <w:t xml:space="preserve">Completed event carries summary and results</w:t>
+            </w:r>
+          </w:p>
+        </w:tc>
+        <w:tc>
+          <w:tcPr>
+            <w:tcW w:type="dxa" w:w="2766"/>
+            <w:tcBorders>
+              <w:top w:val="single" w:color="BFBFBF" w:sz="4"/>
+              <w:left w:val="single" w:color="BFBFBF" w:sz="4"/>
+              <w:bottom w:val="single" w:color="BFBFBF" w:sz="4"/>
+              <w:right w:val="single" w:color="BFBFBF" w:sz="4"/>
+            </w:tcBorders>
+            <w:tcMar>
+              <w:top w:type="dxa" w:w="60"/>
+              <w:left w:type="dxa" w:w="100"/>
+              <w:bottom w:type="dxa" w:w="60"/>
+              <w:right w:type="dxa" w:w="100"/>
+            </w:tcMar>
+          </w:tcPr>
+          <w:p>
+            <w:r>
+              <w:rPr>
+                <w:rFonts w:ascii="Consolas" w:cs="Consolas" w:eastAsia="Consolas" w:hAnsi="Consolas"/>
+                <w:color w:val="5B2C6F"/>
+                <w:sz w:val="16"/>
+                <w:szCs w:val="16"/>
+              </w:rPr>
+              <w:t xml:space="preserve">WebSocketJobEventPublisherTests</w:t>
+            </w:r>
+          </w:p>
+        </w:tc>
+        <w:tc>
+          <w:tcPr>
+            <w:tcW w:type="dxa" w:w="1517"/>
+            <w:tcBorders>
+              <w:top w:val="single" w:color="BFBFBF" w:sz="4"/>
+              <w:left w:val="single" w:color="BFBFBF" w:sz="4"/>
+              <w:bottom w:val="single" w:color="BFBFBF" w:sz="4"/>
+              <w:right w:val="single" w:color="BFBFBF" w:sz="4"/>
+            </w:tcBorders>
+            <w:tcMar>
+              <w:top w:type="dxa" w:w="60"/>
+              <w:left w:type="dxa" w:w="100"/>
+              <w:bottom w:type="dxa" w:w="60"/>
+              <w:right w:type="dxa" w:w="100"/>
+            </w:tcMar>
+          </w:tcPr>
+          <w:p>
+            <w:r>
+              <w:rPr>
+                <w:rFonts w:ascii="Calibri" w:cs="Calibri" w:eastAsia="Calibri" w:hAnsi="Calibri"/>
+                <w:sz w:val="18"/>
+                <w:szCs w:val="18"/>
+              </w:rPr>
+              <w:t xml:space="preserve">Unit</w:t>
+            </w:r>
+          </w:p>
+        </w:tc>
+        <w:tc>
+          <w:tcPr>
+            <w:tcW w:type="dxa" w:w="894"/>
+            <w:tcBorders>
+              <w:top w:val="single" w:color="BFBFBF" w:sz="4"/>
+              <w:left w:val="single" w:color="BFBFBF" w:sz="4"/>
+              <w:bottom w:val="single" w:color="BFBFBF" w:sz="4"/>
+              <w:right w:val="single" w:color="BFBFBF" w:sz="4"/>
+            </w:tcBorders>
+            <w:tcMar>
+              <w:top w:type="dxa" w:w="60"/>
+              <w:left w:type="dxa" w:w="100"/>
+              <w:bottom w:type="dxa" w:w="60"/>
+              <w:right w:type="dxa" w:w="100"/>
+            </w:tcMar>
+          </w:tcPr>
+          <w:p>
+            <w:r>
+              <w:rPr>
+                <w:rFonts w:ascii="Calibri" w:cs="Calibri" w:eastAsia="Calibri" w:hAnsi="Calibri"/>
+                <w:sz w:val="18"/>
+                <w:szCs w:val="18"/>
+              </w:rPr>
+              <w:t xml:space="preserve">Fact</w:t>
+            </w:r>
+          </w:p>
+        </w:tc>
+      </w:tr>
+      <w:tr>
+        <w:tc>
+          <w:tcPr>
+            <w:tcW w:type="dxa" w:w="892"/>
+            <w:tcBorders>
+              <w:top w:val="single" w:color="BFBFBF" w:sz="4"/>
+              <w:left w:val="single" w:color="BFBFBF" w:sz="4"/>
+              <w:bottom w:val="single" w:color="BFBFBF" w:sz="4"/>
+              <w:right w:val="single" w:color="BFBFBF" w:sz="4"/>
+            </w:tcBorders>
+            <w:tcMar>
+              <w:top w:type="dxa" w:w="60"/>
+              <w:left w:type="dxa" w:w="100"/>
+              <w:bottom w:type="dxa" w:w="60"/>
+              <w:right w:type="dxa" w:w="100"/>
+            </w:tcMar>
+          </w:tcPr>
+          <w:p>
+            <w:r>
+              <w:rPr>
+                <w:rFonts w:ascii="Calibri" w:cs="Calibri" w:eastAsia="Calibri" w:hAnsi="Calibri"/>
+                <w:sz w:val="18"/>
+                <w:szCs w:val="18"/>
+              </w:rPr>
+              <w:t xml:space="preserve">PS-076</w:t>
+            </w:r>
+          </w:p>
+        </w:tc>
+        <w:tc>
+          <w:tcPr>
+            <w:tcW w:type="dxa" w:w="3569"/>
+            <w:tcBorders>
+              <w:top w:val="single" w:color="BFBFBF" w:sz="4"/>
+              <w:left w:val="single" w:color="BFBFBF" w:sz="4"/>
+              <w:bottom w:val="single" w:color="BFBFBF" w:sz="4"/>
+              <w:right w:val="single" w:color="BFBFBF" w:sz="4"/>
+            </w:tcBorders>
+            <w:tcMar>
+              <w:top w:type="dxa" w:w="60"/>
+              <w:left w:type="dxa" w:w="100"/>
+              <w:bottom w:type="dxa" w:w="60"/>
+              <w:right w:type="dxa" w:w="100"/>
+            </w:tcMar>
+          </w:tcPr>
+          <w:p>
+            <w:r>
+              <w:rPr>
+                <w:rFonts w:ascii="Calibri" w:cs="Calibri" w:eastAsia="Calibri" w:hAnsi="Calibri"/>
+                <w:sz w:val="18"/>
+                <w:szCs w:val="18"/>
+              </w:rPr>
+              <w:t xml:space="preserve">Progress is dropped while disconnected</w:t>
+            </w:r>
+          </w:p>
+        </w:tc>
+        <w:tc>
+          <w:tcPr>
+            <w:tcW w:type="dxa" w:w="2766"/>
+            <w:tcBorders>
+              <w:top w:val="single" w:color="BFBFBF" w:sz="4"/>
+              <w:left w:val="single" w:color="BFBFBF" w:sz="4"/>
+              <w:bottom w:val="single" w:color="BFBFBF" w:sz="4"/>
+              <w:right w:val="single" w:color="BFBFBF" w:sz="4"/>
+            </w:tcBorders>
+            <w:tcMar>
+              <w:top w:type="dxa" w:w="60"/>
+              <w:left w:type="dxa" w:w="100"/>
+              <w:bottom w:type="dxa" w:w="60"/>
+              <w:right w:type="dxa" w:w="100"/>
+            </w:tcMar>
+          </w:tcPr>
+          <w:p>
+            <w:r>
+              <w:rPr>
+                <w:rFonts w:ascii="Consolas" w:cs="Consolas" w:eastAsia="Consolas" w:hAnsi="Consolas"/>
+                <w:color w:val="5B2C6F"/>
+                <w:sz w:val="16"/>
+                <w:szCs w:val="16"/>
+              </w:rPr>
+              <w:t xml:space="preserve">WebSocketJobEventPublisherTests</w:t>
+            </w:r>
+          </w:p>
+        </w:tc>
+        <w:tc>
+          <w:tcPr>
+            <w:tcW w:type="dxa" w:w="1517"/>
+            <w:tcBorders>
+              <w:top w:val="single" w:color="BFBFBF" w:sz="4"/>
+              <w:left w:val="single" w:color="BFBFBF" w:sz="4"/>
+              <w:bottom w:val="single" w:color="BFBFBF" w:sz="4"/>
+              <w:right w:val="single" w:color="BFBFBF" w:sz="4"/>
+            </w:tcBorders>
+            <w:tcMar>
+              <w:top w:type="dxa" w:w="60"/>
+              <w:left w:type="dxa" w:w="100"/>
+              <w:bottom w:type="dxa" w:w="60"/>
+              <w:right w:type="dxa" w:w="100"/>
+            </w:tcMar>
+          </w:tcPr>
+          <w:p>
+            <w:r>
+              <w:rPr>
+                <w:rFonts w:ascii="Calibri" w:cs="Calibri" w:eastAsia="Calibri" w:hAnsi="Calibri"/>
+                <w:sz w:val="18"/>
+                <w:szCs w:val="18"/>
+              </w:rPr>
+              <w:t xml:space="preserve">Unit</w:t>
+            </w:r>
+          </w:p>
+        </w:tc>
+        <w:tc>
+          <w:tcPr>
+            <w:tcW w:type="dxa" w:w="894"/>
+            <w:tcBorders>
+              <w:top w:val="single" w:color="BFBFBF" w:sz="4"/>
+              <w:left w:val="single" w:color="BFBFBF" w:sz="4"/>
+              <w:bottom w:val="single" w:color="BFBFBF" w:sz="4"/>
+              <w:right w:val="single" w:color="BFBFBF" w:sz="4"/>
+            </w:tcBorders>
+            <w:tcMar>
+              <w:top w:type="dxa" w:w="60"/>
+              <w:left w:type="dxa" w:w="100"/>
+              <w:bottom w:type="dxa" w:w="60"/>
+              <w:right w:type="dxa" w:w="100"/>
+            </w:tcMar>
+          </w:tcPr>
+          <w:p>
+            <w:r>
+              <w:rPr>
+                <w:rFonts w:ascii="Calibri" w:cs="Calibri" w:eastAsia="Calibri" w:hAnsi="Calibri"/>
+                <w:sz w:val="18"/>
+                <w:szCs w:val="18"/>
+              </w:rPr>
+              <w:t xml:space="preserve">Fact</w:t>
+            </w:r>
+          </w:p>
+        </w:tc>
+      </w:tr>
+      <w:tr>
+        <w:tc>
+          <w:tcPr>
+            <w:tcW w:type="dxa" w:w="892"/>
+            <w:tcBorders>
+              <w:top w:val="single" w:color="BFBFBF" w:sz="4"/>
+              <w:left w:val="single" w:color="BFBFBF" w:sz="4"/>
+              <w:bottom w:val="single" w:color="BFBFBF" w:sz="4"/>
+              <w:right w:val="single" w:color="BFBFBF" w:sz="4"/>
+            </w:tcBorders>
+            <w:tcMar>
+              <w:top w:type="dxa" w:w="60"/>
+              <w:left w:type="dxa" w:w="100"/>
+              <w:bottom w:type="dxa" w:w="60"/>
+              <w:right w:type="dxa" w:w="100"/>
+            </w:tcMar>
+          </w:tcPr>
+          <w:p>
+            <w:r>
+              <w:rPr>
+                <w:rFonts w:ascii="Calibri" w:cs="Calibri" w:eastAsia="Calibri" w:hAnsi="Calibri"/>
+                <w:sz w:val="18"/>
+                <w:szCs w:val="18"/>
+              </w:rPr>
+              <w:t xml:space="preserve">PS-077</w:t>
+            </w:r>
+          </w:p>
+        </w:tc>
+        <w:tc>
+          <w:tcPr>
+            <w:tcW w:type="dxa" w:w="3569"/>
+            <w:tcBorders>
+              <w:top w:val="single" w:color="BFBFBF" w:sz="4"/>
+              <w:left w:val="single" w:color="BFBFBF" w:sz="4"/>
+              <w:bottom w:val="single" w:color="BFBFBF" w:sz="4"/>
+              <w:right w:val="single" w:color="BFBFBF" w:sz="4"/>
+            </w:tcBorders>
+            <w:tcMar>
+              <w:top w:type="dxa" w:w="60"/>
+              <w:left w:type="dxa" w:w="100"/>
+              <w:bottom w:type="dxa" w:w="60"/>
+              <w:right w:type="dxa" w:w="100"/>
+            </w:tcMar>
+          </w:tcPr>
+          <w:p>
+            <w:r>
+              <w:rPr>
+                <w:rFonts w:ascii="Calibri" w:cs="Calibri" w:eastAsia="Calibri" w:hAnsi="Calibri"/>
+                <w:sz w:val="18"/>
+                <w:szCs w:val="18"/>
+              </w:rPr>
+              <w:t xml:space="preserve">Full outbox does not throw</w:t>
+            </w:r>
+          </w:p>
+        </w:tc>
+        <w:tc>
+          <w:tcPr>
+            <w:tcW w:type="dxa" w:w="2766"/>
+            <w:tcBorders>
+              <w:top w:val="single" w:color="BFBFBF" w:sz="4"/>
+              <w:left w:val="single" w:color="BFBFBF" w:sz="4"/>
+              <w:bottom w:val="single" w:color="BFBFBF" w:sz="4"/>
+              <w:right w:val="single" w:color="BFBFBF" w:sz="4"/>
+            </w:tcBorders>
+            <w:tcMar>
+              <w:top w:type="dxa" w:w="60"/>
+              <w:left w:type="dxa" w:w="100"/>
+              <w:bottom w:type="dxa" w:w="60"/>
+              <w:right w:type="dxa" w:w="100"/>
+            </w:tcMar>
+          </w:tcPr>
+          <w:p>
+            <w:r>
+              <w:rPr>
+                <w:rFonts w:ascii="Consolas" w:cs="Consolas" w:eastAsia="Consolas" w:hAnsi="Consolas"/>
+                <w:color w:val="5B2C6F"/>
+                <w:sz w:val="16"/>
+                <w:szCs w:val="16"/>
+              </w:rPr>
+              <w:t xml:space="preserve">WebSocketJobEventPublisherTests</w:t>
+            </w:r>
+          </w:p>
+        </w:tc>
+        <w:tc>
+          <w:tcPr>
+            <w:tcW w:type="dxa" w:w="1517"/>
+            <w:tcBorders>
+              <w:top w:val="single" w:color="BFBFBF" w:sz="4"/>
+              <w:left w:val="single" w:color="BFBFBF" w:sz="4"/>
+              <w:bottom w:val="single" w:color="BFBFBF" w:sz="4"/>
+              <w:right w:val="single" w:color="BFBFBF" w:sz="4"/>
+            </w:tcBorders>
+            <w:tcMar>
+              <w:top w:type="dxa" w:w="60"/>
+              <w:left w:type="dxa" w:w="100"/>
+              <w:bottom w:type="dxa" w:w="60"/>
+              <w:right w:type="dxa" w:w="100"/>
+            </w:tcMar>
+          </w:tcPr>
+          <w:p>
+            <w:r>
+              <w:rPr>
+                <w:rFonts w:ascii="Calibri" w:cs="Calibri" w:eastAsia="Calibri" w:hAnsi="Calibri"/>
+                <w:sz w:val="18"/>
+                <w:szCs w:val="18"/>
+              </w:rPr>
+              <w:t xml:space="preserve">Unit</w:t>
+            </w:r>
+          </w:p>
+        </w:tc>
+        <w:tc>
+          <w:tcPr>
+            <w:tcW w:type="dxa" w:w="894"/>
+            <w:tcBorders>
+              <w:top w:val="single" w:color="BFBFBF" w:sz="4"/>
+              <w:left w:val="single" w:color="BFBFBF" w:sz="4"/>
+              <w:bottom w:val="single" w:color="BFBFBF" w:sz="4"/>
+              <w:right w:val="single" w:color="BFBFBF" w:sz="4"/>
+            </w:tcBorders>
+            <w:tcMar>
+              <w:top w:type="dxa" w:w="60"/>
+              <w:left w:type="dxa" w:w="100"/>
+              <w:bottom w:type="dxa" w:w="60"/>
+              <w:right w:type="dxa" w:w="100"/>
+            </w:tcMar>
+          </w:tcPr>
+          <w:p>
+            <w:r>
+              <w:rPr>
+                <w:rFonts w:ascii="Calibri" w:cs="Calibri" w:eastAsia="Calibri" w:hAnsi="Calibri"/>
+                <w:sz w:val="18"/>
+                <w:szCs w:val="18"/>
+              </w:rPr>
+              <w:t xml:space="preserve">Fact</w:t>
+            </w:r>
+          </w:p>
+        </w:tc>
+      </w:tr>
+      <w:tr>
+        <w:tc>
+          <w:tcPr>
+            <w:tcW w:type="dxa" w:w="892"/>
+            <w:tcBorders>
+              <w:top w:val="single" w:color="BFBFBF" w:sz="4"/>
+              <w:left w:val="single" w:color="BFBFBF" w:sz="4"/>
+              <w:bottom w:val="single" w:color="BFBFBF" w:sz="4"/>
+              <w:right w:val="single" w:color="BFBFBF" w:sz="4"/>
+            </w:tcBorders>
+            <w:tcMar>
+              <w:top w:type="dxa" w:w="60"/>
+              <w:left w:type="dxa" w:w="100"/>
+              <w:bottom w:type="dxa" w:w="60"/>
+              <w:right w:type="dxa" w:w="100"/>
+            </w:tcMar>
+          </w:tcPr>
+          <w:p>
+            <w:r>
+              <w:rPr>
+                <w:rFonts w:ascii="Calibri" w:cs="Calibri" w:eastAsia="Calibri" w:hAnsi="Calibri"/>
+                <w:sz w:val="18"/>
+                <w:szCs w:val="18"/>
+              </w:rPr>
+              <w:t xml:space="preserve">JS-137</w:t>
+            </w:r>
+          </w:p>
+        </w:tc>
+        <w:tc>
+          <w:tcPr>
+            <w:tcW w:type="dxa" w:w="3569"/>
+            <w:tcBorders>
+              <w:top w:val="single" w:color="BFBFBF" w:sz="4"/>
+              <w:left w:val="single" w:color="BFBFBF" w:sz="4"/>
+              <w:bottom w:val="single" w:color="BFBFBF" w:sz="4"/>
+              <w:right w:val="single" w:color="BFBFBF" w:sz="4"/>
+            </w:tcBorders>
+            <w:tcMar>
+              <w:top w:type="dxa" w:w="60"/>
+              <w:left w:type="dxa" w:w="100"/>
+              <w:bottom w:type="dxa" w:w="60"/>
+              <w:right w:type="dxa" w:w="100"/>
+            </w:tcMar>
+          </w:tcPr>
+          <w:p>
+            <w:r>
+              <w:rPr>
+                <w:rFonts w:ascii="Calibri" w:cs="Calibri" w:eastAsia="Calibri" w:hAnsi="Calibri"/>
+                <w:sz w:val="18"/>
+                <w:szCs w:val="18"/>
+              </w:rPr>
+              <w:t xml:space="preserve">Handled events are acknowledged and applied</w:t>
+            </w:r>
+          </w:p>
+        </w:tc>
+        <w:tc>
+          <w:tcPr>
+            <w:tcW w:type="dxa" w:w="2766"/>
+            <w:tcBorders>
+              <w:top w:val="single" w:color="BFBFBF" w:sz="4"/>
+              <w:left w:val="single" w:color="BFBFBF" w:sz="4"/>
+              <w:bottom w:val="single" w:color="BFBFBF" w:sz="4"/>
+              <w:right w:val="single" w:color="BFBFBF" w:sz="4"/>
+            </w:tcBorders>
+            <w:tcMar>
+              <w:top w:type="dxa" w:w="60"/>
+              <w:left w:type="dxa" w:w="100"/>
+              <w:bottom w:type="dxa" w:w="60"/>
+              <w:right w:type="dxa" w:w="100"/>
+            </w:tcMar>
+          </w:tcPr>
+          <w:p>
+            <w:r>
+              <w:rPr>
+                <w:rFonts w:ascii="Consolas" w:cs="Consolas" w:eastAsia="Consolas" w:hAnsi="Consolas"/>
+                <w:color w:val="5B2C6F"/>
+                <w:sz w:val="16"/>
+                <w:szCs w:val="16"/>
+              </w:rPr>
+              <w:t xml:space="preserve">ProcessorEventsEndpointTests</w:t>
+            </w:r>
+          </w:p>
+        </w:tc>
+        <w:tc>
+          <w:tcPr>
+            <w:tcW w:type="dxa" w:w="1517"/>
+            <w:tcBorders>
+              <w:top w:val="single" w:color="BFBFBF" w:sz="4"/>
+              <w:left w:val="single" w:color="BFBFBF" w:sz="4"/>
+              <w:bottom w:val="single" w:color="BFBFBF" w:sz="4"/>
+              <w:right w:val="single" w:color="BFBFBF" w:sz="4"/>
+            </w:tcBorders>
+            <w:tcMar>
+              <w:top w:type="dxa" w:w="60"/>
+              <w:left w:type="dxa" w:w="100"/>
+              <w:bottom w:type="dxa" w:w="60"/>
+              <w:right w:type="dxa" w:w="100"/>
+            </w:tcMar>
+          </w:tcPr>
+          <w:p>
+            <w:r>
+              <w:rPr>
+                <w:rFonts w:ascii="Calibri" w:cs="Calibri" w:eastAsia="Calibri" w:hAnsi="Calibri"/>
+                <w:sz w:val="18"/>
+                <w:szCs w:val="18"/>
+              </w:rPr>
+              <w:t xml:space="preserve">Component</w:t>
+            </w:r>
+          </w:p>
+        </w:tc>
+        <w:tc>
+          <w:tcPr>
+            <w:tcW w:type="dxa" w:w="894"/>
+            <w:tcBorders>
+              <w:top w:val="single" w:color="BFBFBF" w:sz="4"/>
+              <w:left w:val="single" w:color="BFBFBF" w:sz="4"/>
+              <w:bottom w:val="single" w:color="BFBFBF" w:sz="4"/>
+              <w:right w:val="single" w:color="BFBFBF" w:sz="4"/>
+            </w:tcBorders>
+            <w:tcMar>
+              <w:top w:type="dxa" w:w="60"/>
+              <w:left w:type="dxa" w:w="100"/>
+              <w:bottom w:type="dxa" w:w="60"/>
+              <w:right w:type="dxa" w:w="100"/>
+            </w:tcMar>
+          </w:tcPr>
+          <w:p>
+            <w:r>
+              <w:rPr>
+                <w:rFonts w:ascii="Calibri" w:cs="Calibri" w:eastAsia="Calibri" w:hAnsi="Calibri"/>
+                <w:sz w:val="18"/>
+                <w:szCs w:val="18"/>
+              </w:rPr>
+              <w:t xml:space="preserve">Fact</w:t>
+            </w:r>
+          </w:p>
+        </w:tc>
+      </w:tr>
+      <w:tr>
+        <w:tc>
+          <w:tcPr>
+            <w:tcW w:type="dxa" w:w="892"/>
+            <w:tcBorders>
+              <w:top w:val="single" w:color="BFBFBF" w:sz="4"/>
+              <w:left w:val="single" w:color="BFBFBF" w:sz="4"/>
+              <w:bottom w:val="single" w:color="BFBFBF" w:sz="4"/>
+              <w:right w:val="single" w:color="BFBFBF" w:sz="4"/>
+            </w:tcBorders>
+            <w:tcMar>
+              <w:top w:type="dxa" w:w="60"/>
+              <w:left w:type="dxa" w:w="100"/>
+              <w:bottom w:type="dxa" w:w="60"/>
+              <w:right w:type="dxa" w:w="100"/>
+            </w:tcMar>
+          </w:tcPr>
+          <w:p>
+            <w:r>
+              <w:rPr>
+                <w:rFonts w:ascii="Calibri" w:cs="Calibri" w:eastAsia="Calibri" w:hAnsi="Calibri"/>
+                <w:sz w:val="18"/>
+                <w:szCs w:val="18"/>
+              </w:rPr>
+              <w:t xml:space="preserve">JS-138</w:t>
+            </w:r>
+          </w:p>
+        </w:tc>
+        <w:tc>
+          <w:tcPr>
+            <w:tcW w:type="dxa" w:w="3569"/>
+            <w:tcBorders>
+              <w:top w:val="single" w:color="BFBFBF" w:sz="4"/>
+              <w:left w:val="single" w:color="BFBFBF" w:sz="4"/>
+              <w:bottom w:val="single" w:color="BFBFBF" w:sz="4"/>
+              <w:right w:val="single" w:color="BFBFBF" w:sz="4"/>
+            </w:tcBorders>
+            <w:tcMar>
+              <w:top w:type="dxa" w:w="60"/>
+              <w:left w:type="dxa" w:w="100"/>
+              <w:bottom w:type="dxa" w:w="60"/>
+              <w:right w:type="dxa" w:w="100"/>
+            </w:tcMar>
+          </w:tcPr>
+          <w:p>
+            <w:r>
+              <w:rPr>
+                <w:rFonts w:ascii="Calibri" w:cs="Calibri" w:eastAsia="Calibri" w:hAnsi="Calibri"/>
+                <w:sz w:val="18"/>
+                <w:szCs w:val="18"/>
+              </w:rPr>
+              <w:t xml:space="preserve">Duplicates and unknown jobs are acknowledged too</w:t>
+            </w:r>
+          </w:p>
+        </w:tc>
+        <w:tc>
+          <w:tcPr>
+            <w:tcW w:type="dxa" w:w="2766"/>
+            <w:tcBorders>
+              <w:top w:val="single" w:color="BFBFBF" w:sz="4"/>
+              <w:left w:val="single" w:color="BFBFBF" w:sz="4"/>
+              <w:bottom w:val="single" w:color="BFBFBF" w:sz="4"/>
+              <w:right w:val="single" w:color="BFBFBF" w:sz="4"/>
+            </w:tcBorders>
+            <w:tcMar>
+              <w:top w:type="dxa" w:w="60"/>
+              <w:left w:type="dxa" w:w="100"/>
+              <w:bottom w:type="dxa" w:w="60"/>
+              <w:right w:type="dxa" w:w="100"/>
+            </w:tcMar>
+          </w:tcPr>
+          <w:p>
+            <w:r>
+              <w:rPr>
+                <w:rFonts w:ascii="Consolas" w:cs="Consolas" w:eastAsia="Consolas" w:hAnsi="Consolas"/>
+                <w:color w:val="5B2C6F"/>
+                <w:sz w:val="16"/>
+                <w:szCs w:val="16"/>
+              </w:rPr>
+              <w:t xml:space="preserve">ProcessorEventsEndpointTests</w:t>
+            </w:r>
+          </w:p>
+        </w:tc>
+        <w:tc>
+          <w:tcPr>
+            <w:tcW w:type="dxa" w:w="1517"/>
+            <w:tcBorders>
+              <w:top w:val="single" w:color="BFBFBF" w:sz="4"/>
+              <w:left w:val="single" w:color="BFBFBF" w:sz="4"/>
+              <w:bottom w:val="single" w:color="BFBFBF" w:sz="4"/>
+              <w:right w:val="single" w:color="BFBFBF" w:sz="4"/>
+            </w:tcBorders>
+            <w:tcMar>
+              <w:top w:type="dxa" w:w="60"/>
+              <w:left w:type="dxa" w:w="100"/>
+              <w:bottom w:type="dxa" w:w="60"/>
+              <w:right w:type="dxa" w:w="100"/>
+            </w:tcMar>
+          </w:tcPr>
+          <w:p>
+            <w:r>
+              <w:rPr>
+                <w:rFonts w:ascii="Calibri" w:cs="Calibri" w:eastAsia="Calibri" w:hAnsi="Calibri"/>
+                <w:sz w:val="18"/>
+                <w:szCs w:val="18"/>
+              </w:rPr>
+              <w:t xml:space="preserve">Component</w:t>
+            </w:r>
+          </w:p>
+        </w:tc>
+        <w:tc>
+          <w:tcPr>
+            <w:tcW w:type="dxa" w:w="894"/>
+            <w:tcBorders>
+              <w:top w:val="single" w:color="BFBFBF" w:sz="4"/>
+              <w:left w:val="single" w:color="BFBFBF" w:sz="4"/>
+              <w:bottom w:val="single" w:color="BFBFBF" w:sz="4"/>
+              <w:right w:val="single" w:color="BFBFBF" w:sz="4"/>
+            </w:tcBorders>
+            <w:tcMar>
+              <w:top w:type="dxa" w:w="60"/>
+              <w:left w:type="dxa" w:w="100"/>
+              <w:bottom w:type="dxa" w:w="60"/>
+              <w:right w:type="dxa" w:w="100"/>
+            </w:tcMar>
+          </w:tcPr>
+          <w:p>
+            <w:r>
+              <w:rPr>
+                <w:rFonts w:ascii="Calibri" w:cs="Calibri" w:eastAsia="Calibri" w:hAnsi="Calibri"/>
+                <w:sz w:val="18"/>
+                <w:szCs w:val="18"/>
+              </w:rPr>
+              <w:t xml:space="preserve">Fact</w:t>
+            </w:r>
+          </w:p>
+        </w:tc>
+      </w:tr>
+      <w:tr>
+        <w:tc>
+          <w:tcPr>
+            <w:tcW w:type="dxa" w:w="892"/>
+            <w:tcBorders>
+              <w:top w:val="single" w:color="BFBFBF" w:sz="4"/>
+              <w:left w:val="single" w:color="BFBFBF" w:sz="4"/>
+              <w:bottom w:val="single" w:color="BFBFBF" w:sz="4"/>
+              <w:right w:val="single" w:color="BFBFBF" w:sz="4"/>
+            </w:tcBorders>
+            <w:tcMar>
+              <w:top w:type="dxa" w:w="60"/>
+              <w:left w:type="dxa" w:w="100"/>
+              <w:bottom w:type="dxa" w:w="60"/>
+              <w:right w:type="dxa" w:w="100"/>
+            </w:tcMar>
+          </w:tcPr>
+          <w:p>
+            <w:r>
+              <w:rPr>
+                <w:rFonts w:ascii="Calibri" w:cs="Calibri" w:eastAsia="Calibri" w:hAnsi="Calibri"/>
+                <w:sz w:val="18"/>
+                <w:szCs w:val="18"/>
+              </w:rPr>
+              <w:t xml:space="preserve">JS-139</w:t>
+            </w:r>
+          </w:p>
+        </w:tc>
+        <w:tc>
+          <w:tcPr>
+            <w:tcW w:type="dxa" w:w="3569"/>
+            <w:tcBorders>
+              <w:top w:val="single" w:color="BFBFBF" w:sz="4"/>
+              <w:left w:val="single" w:color="BFBFBF" w:sz="4"/>
+              <w:bottom w:val="single" w:color="BFBFBF" w:sz="4"/>
+              <w:right w:val="single" w:color="BFBFBF" w:sz="4"/>
+            </w:tcBorders>
+            <w:tcMar>
+              <w:top w:type="dxa" w:w="60"/>
+              <w:left w:type="dxa" w:w="100"/>
+              <w:bottom w:type="dxa" w:w="60"/>
+              <w:right w:type="dxa" w:w="100"/>
+            </w:tcMar>
+          </w:tcPr>
+          <w:p>
+            <w:r>
+              <w:rPr>
+                <w:rFonts w:ascii="Calibri" w:cs="Calibri" w:eastAsia="Calibri" w:hAnsi="Calibri"/>
+                <w:sz w:val="18"/>
+                <w:szCs w:val="18"/>
+              </w:rPr>
+              <w:t xml:space="preserve">Unreadable message is skipped and the connection keeps working</w:t>
+            </w:r>
+          </w:p>
+        </w:tc>
+        <w:tc>
+          <w:tcPr>
+            <w:tcW w:type="dxa" w:w="2766"/>
+            <w:tcBorders>
+              <w:top w:val="single" w:color="BFBFBF" w:sz="4"/>
+              <w:left w:val="single" w:color="BFBFBF" w:sz="4"/>
+              <w:bottom w:val="single" w:color="BFBFBF" w:sz="4"/>
+              <w:right w:val="single" w:color="BFBFBF" w:sz="4"/>
+            </w:tcBorders>
+            <w:tcMar>
+              <w:top w:type="dxa" w:w="60"/>
+              <w:left w:type="dxa" w:w="100"/>
+              <w:bottom w:type="dxa" w:w="60"/>
+              <w:right w:type="dxa" w:w="100"/>
+            </w:tcMar>
+          </w:tcPr>
+          <w:p>
+            <w:r>
+              <w:rPr>
+                <w:rFonts w:ascii="Consolas" w:cs="Consolas" w:eastAsia="Consolas" w:hAnsi="Consolas"/>
+                <w:color w:val="5B2C6F"/>
+                <w:sz w:val="16"/>
+                <w:szCs w:val="16"/>
+              </w:rPr>
+              <w:t xml:space="preserve">ProcessorEventsEndpointTests</w:t>
+            </w:r>
+          </w:p>
+        </w:tc>
+        <w:tc>
+          <w:tcPr>
+            <w:tcW w:type="dxa" w:w="1517"/>
+            <w:tcBorders>
+              <w:top w:val="single" w:color="BFBFBF" w:sz="4"/>
+              <w:left w:val="single" w:color="BFBFBF" w:sz="4"/>
+              <w:bottom w:val="single" w:color="BFBFBF" w:sz="4"/>
+              <w:right w:val="single" w:color="BFBFBF" w:sz="4"/>
+            </w:tcBorders>
+            <w:tcMar>
+              <w:top w:type="dxa" w:w="60"/>
+              <w:left w:type="dxa" w:w="100"/>
+              <w:bottom w:type="dxa" w:w="60"/>
+              <w:right w:type="dxa" w:w="100"/>
+            </w:tcMar>
+          </w:tcPr>
+          <w:p>
+            <w:r>
+              <w:rPr>
+                <w:rFonts w:ascii="Calibri" w:cs="Calibri" w:eastAsia="Calibri" w:hAnsi="Calibri"/>
+                <w:sz w:val="18"/>
+                <w:szCs w:val="18"/>
+              </w:rPr>
+              <w:t xml:space="preserve">Component</w:t>
+            </w:r>
+          </w:p>
+        </w:tc>
+        <w:tc>
+          <w:tcPr>
+            <w:tcW w:type="dxa" w:w="894"/>
+            <w:tcBorders>
+              <w:top w:val="single" w:color="BFBFBF" w:sz="4"/>
+              <w:left w:val="single" w:color="BFBFBF" w:sz="4"/>
+              <w:bottom w:val="single" w:color="BFBFBF" w:sz="4"/>
+              <w:right w:val="single" w:color="BFBFBF" w:sz="4"/>
+            </w:tcBorders>
+            <w:tcMar>
+              <w:top w:type="dxa" w:w="60"/>
+              <w:left w:type="dxa" w:w="100"/>
+              <w:bottom w:type="dxa" w:w="60"/>
+              <w:right w:type="dxa" w:w="100"/>
+            </w:tcMar>
+          </w:tcPr>
+          <w:p>
+            <w:r>
+              <w:rPr>
+                <w:rFonts w:ascii="Calibri" w:cs="Calibri" w:eastAsia="Calibri" w:hAnsi="Calibri"/>
+                <w:sz w:val="18"/>
+                <w:szCs w:val="18"/>
+              </w:rPr>
+              <w:t xml:space="preserve">Fact</w:t>
+            </w:r>
+          </w:p>
+        </w:tc>
+      </w:tr>
+      <w:tr>
+        <w:tc>
+          <w:tcPr>
+            <w:tcW w:type="dxa" w:w="892"/>
+            <w:tcBorders>
+              <w:top w:val="single" w:color="BFBFBF" w:sz="4"/>
+              <w:left w:val="single" w:color="BFBFBF" w:sz="4"/>
+              <w:bottom w:val="single" w:color="BFBFBF" w:sz="4"/>
+              <w:right w:val="single" w:color="BFBFBF" w:sz="4"/>
+            </w:tcBorders>
+            <w:tcMar>
+              <w:top w:type="dxa" w:w="60"/>
+              <w:left w:type="dxa" w:w="100"/>
+              <w:bottom w:type="dxa" w:w="60"/>
+              <w:right w:type="dxa" w:w="100"/>
+            </w:tcMar>
+          </w:tcPr>
+          <w:p>
+            <w:r>
+              <w:rPr>
+                <w:rFonts w:ascii="Calibri" w:cs="Calibri" w:eastAsia="Calibri" w:hAnsi="Calibri"/>
+                <w:sz w:val="18"/>
+                <w:szCs w:val="18"/>
+              </w:rPr>
+              <w:t xml:space="preserve">JS-140</w:t>
+            </w:r>
+          </w:p>
+        </w:tc>
+        <w:tc>
+          <w:tcPr>
+            <w:tcW w:type="dxa" w:w="3569"/>
+            <w:tcBorders>
+              <w:top w:val="single" w:color="BFBFBF" w:sz="4"/>
+              <w:left w:val="single" w:color="BFBFBF" w:sz="4"/>
+              <w:bottom w:val="single" w:color="BFBFBF" w:sz="4"/>
+              <w:right w:val="single" w:color="BFBFBF" w:sz="4"/>
+            </w:tcBorders>
+            <w:tcMar>
+              <w:top w:type="dxa" w:w="60"/>
+              <w:left w:type="dxa" w:w="100"/>
+              <w:bottom w:type="dxa" w:w="60"/>
+              <w:right w:type="dxa" w:w="100"/>
+            </w:tcMar>
+          </w:tcPr>
+          <w:p>
+            <w:r>
+              <w:rPr>
+                <w:rFonts w:ascii="Calibri" w:cs="Calibri" w:eastAsia="Calibri" w:hAnsi="Calibri"/>
+                <w:sz w:val="18"/>
+                <w:szCs w:val="18"/>
+              </w:rPr>
+              <w:t xml:space="preserve">Events are processed in order per connection</w:t>
+            </w:r>
+          </w:p>
+        </w:tc>
+        <w:tc>
+          <w:tcPr>
+            <w:tcW w:type="dxa" w:w="2766"/>
+            <w:tcBorders>
+              <w:top w:val="single" w:color="BFBFBF" w:sz="4"/>
+              <w:left w:val="single" w:color="BFBFBF" w:sz="4"/>
+              <w:bottom w:val="single" w:color="BFBFBF" w:sz="4"/>
+              <w:right w:val="single" w:color="BFBFBF" w:sz="4"/>
+            </w:tcBorders>
+            <w:tcMar>
+              <w:top w:type="dxa" w:w="60"/>
+              <w:left w:type="dxa" w:w="100"/>
+              <w:bottom w:type="dxa" w:w="60"/>
+              <w:right w:type="dxa" w:w="100"/>
+            </w:tcMar>
+          </w:tcPr>
+          <w:p>
+            <w:r>
+              <w:rPr>
+                <w:rFonts w:ascii="Consolas" w:cs="Consolas" w:eastAsia="Consolas" w:hAnsi="Consolas"/>
+                <w:color w:val="5B2C6F"/>
+                <w:sz w:val="16"/>
+                <w:szCs w:val="16"/>
+              </w:rPr>
+              <w:t xml:space="preserve">ProcessorEventsEndpointTests</w:t>
+            </w:r>
+          </w:p>
+        </w:tc>
+        <w:tc>
+          <w:tcPr>
+            <w:tcW w:type="dxa" w:w="1517"/>
+            <w:tcBorders>
+              <w:top w:val="single" w:color="BFBFBF" w:sz="4"/>
+              <w:left w:val="single" w:color="BFBFBF" w:sz="4"/>
+              <w:bottom w:val="single" w:color="BFBFBF" w:sz="4"/>
+              <w:right w:val="single" w:color="BFBFBF" w:sz="4"/>
+            </w:tcBorders>
+            <w:tcMar>
+              <w:top w:type="dxa" w:w="60"/>
+              <w:left w:type="dxa" w:w="100"/>
+              <w:bottom w:type="dxa" w:w="60"/>
+              <w:right w:type="dxa" w:w="100"/>
+            </w:tcMar>
+          </w:tcPr>
+          <w:p>
+            <w:r>
+              <w:rPr>
+                <w:rFonts w:ascii="Calibri" w:cs="Calibri" w:eastAsia="Calibri" w:hAnsi="Calibri"/>
+                <w:sz w:val="18"/>
+                <w:szCs w:val="18"/>
+              </w:rPr>
+              <w:t xml:space="preserve">Component</w:t>
+            </w:r>
+          </w:p>
+        </w:tc>
+        <w:tc>
+          <w:tcPr>
+            <w:tcW w:type="dxa" w:w="894"/>
+            <w:tcBorders>
+              <w:top w:val="single" w:color="BFBFBF" w:sz="4"/>
+              <w:left w:val="single" w:color="BFBFBF" w:sz="4"/>
+              <w:bottom w:val="single" w:color="BFBFBF" w:sz="4"/>
+              <w:right w:val="single" w:color="BFBFBF" w:sz="4"/>
+            </w:tcBorders>
+            <w:tcMar>
+              <w:top w:type="dxa" w:w="60"/>
+              <w:left w:type="dxa" w:w="100"/>
+              <w:bottom w:type="dxa" w:w="60"/>
+              <w:right w:type="dxa" w:w="100"/>
+            </w:tcMar>
+          </w:tcPr>
+          <w:p>
+            <w:r>
+              <w:rPr>
+                <w:rFonts w:ascii="Calibri" w:cs="Calibri" w:eastAsia="Calibri" w:hAnsi="Calibri"/>
+                <w:sz w:val="18"/>
+                <w:szCs w:val="18"/>
+              </w:rPr>
+              <w:t xml:space="preserve">Fact</w:t>
+            </w:r>
+          </w:p>
+        </w:tc>
+      </w:tr>
+      <w:tr>
+        <w:tc>
+          <w:tcPr>
+            <w:tcW w:type="dxa" w:w="892"/>
+            <w:tcBorders>
+              <w:top w:val="single" w:color="BFBFBF" w:sz="4"/>
+              <w:left w:val="single" w:color="BFBFBF" w:sz="4"/>
+              <w:bottom w:val="single" w:color="BFBFBF" w:sz="4"/>
+              <w:right w:val="single" w:color="BFBFBF" w:sz="4"/>
+            </w:tcBorders>
+            <w:tcMar>
+              <w:top w:type="dxa" w:w="60"/>
+              <w:left w:type="dxa" w:w="100"/>
+              <w:bottom w:type="dxa" w:w="60"/>
+              <w:right w:type="dxa" w:w="100"/>
+            </w:tcMar>
+          </w:tcPr>
+          <w:p>
+            <w:r>
+              <w:rPr>
+                <w:rFonts w:ascii="Calibri" w:cs="Calibri" w:eastAsia="Calibri" w:hAnsi="Calibri"/>
+                <w:sz w:val="18"/>
+                <w:szCs w:val="18"/>
+              </w:rPr>
+              <w:t xml:space="preserve">JS-141</w:t>
+            </w:r>
+          </w:p>
+        </w:tc>
+        <w:tc>
+          <w:tcPr>
+            <w:tcW w:type="dxa" w:w="3569"/>
+            <w:tcBorders>
+              <w:top w:val="single" w:color="BFBFBF" w:sz="4"/>
+              <w:left w:val="single" w:color="BFBFBF" w:sz="4"/>
+              <w:bottom w:val="single" w:color="BFBFBF" w:sz="4"/>
+              <w:right w:val="single" w:color="BFBFBF" w:sz="4"/>
+            </w:tcBorders>
+            <w:tcMar>
+              <w:top w:type="dxa" w:w="60"/>
+              <w:left w:type="dxa" w:w="100"/>
+              <w:bottom w:type="dxa" w:w="60"/>
+              <w:right w:type="dxa" w:w="100"/>
+            </w:tcMar>
+          </w:tcPr>
+          <w:p>
+            <w:r>
+              <w:rPr>
+                <w:rFonts w:ascii="Calibri" w:cs="Calibri" w:eastAsia="Calibri" w:hAnsi="Calibri"/>
+                <w:sz w:val="18"/>
+                <w:szCs w:val="18"/>
+              </w:rPr>
+              <w:t xml:space="preserve">Plain http request is rejected</w:t>
+            </w:r>
+          </w:p>
+        </w:tc>
+        <w:tc>
+          <w:tcPr>
+            <w:tcW w:type="dxa" w:w="2766"/>
+            <w:tcBorders>
+              <w:top w:val="single" w:color="BFBFBF" w:sz="4"/>
+              <w:left w:val="single" w:color="BFBFBF" w:sz="4"/>
+              <w:bottom w:val="single" w:color="BFBFBF" w:sz="4"/>
+              <w:right w:val="single" w:color="BFBFBF" w:sz="4"/>
+            </w:tcBorders>
+            <w:tcMar>
+              <w:top w:type="dxa" w:w="60"/>
+              <w:left w:type="dxa" w:w="100"/>
+              <w:bottom w:type="dxa" w:w="60"/>
+              <w:right w:type="dxa" w:w="100"/>
+            </w:tcMar>
+          </w:tcPr>
+          <w:p>
+            <w:r>
+              <w:rPr>
+                <w:rFonts w:ascii="Consolas" w:cs="Consolas" w:eastAsia="Consolas" w:hAnsi="Consolas"/>
+                <w:color w:val="5B2C6F"/>
+                <w:sz w:val="16"/>
+                <w:szCs w:val="16"/>
+              </w:rPr>
+              <w:t xml:space="preserve">ProcessorEventsEndpointTests</w:t>
+            </w:r>
+          </w:p>
+        </w:tc>
+        <w:tc>
+          <w:tcPr>
+            <w:tcW w:type="dxa" w:w="1517"/>
+            <w:tcBorders>
+              <w:top w:val="single" w:color="BFBFBF" w:sz="4"/>
+              <w:left w:val="single" w:color="BFBFBF" w:sz="4"/>
+              <w:bottom w:val="single" w:color="BFBFBF" w:sz="4"/>
+              <w:right w:val="single" w:color="BFBFBF" w:sz="4"/>
+            </w:tcBorders>
+            <w:tcMar>
+              <w:top w:type="dxa" w:w="60"/>
+              <w:left w:type="dxa" w:w="100"/>
+              <w:bottom w:type="dxa" w:w="60"/>
+              <w:right w:type="dxa" w:w="100"/>
+            </w:tcMar>
+          </w:tcPr>
+          <w:p>
+            <w:r>
+              <w:rPr>
+                <w:rFonts w:ascii="Calibri" w:cs="Calibri" w:eastAsia="Calibri" w:hAnsi="Calibri"/>
+                <w:sz w:val="18"/>
+                <w:szCs w:val="18"/>
+              </w:rPr>
+              <w:t xml:space="preserve">Component</w:t>
+            </w:r>
+          </w:p>
+        </w:tc>
+        <w:tc>
+          <w:tcPr>
+            <w:tcW w:type="dxa" w:w="894"/>
+            <w:tcBorders>
+              <w:top w:val="single" w:color="BFBFBF" w:sz="4"/>
+              <w:left w:val="single" w:color="BFBFBF" w:sz="4"/>
+              <w:bottom w:val="single" w:color="BFBFBF" w:sz="4"/>
+              <w:right w:val="single" w:color="BFBFBF" w:sz="4"/>
+            </w:tcBorders>
+            <w:tcMar>
+              <w:top w:type="dxa" w:w="60"/>
+              <w:left w:type="dxa" w:w="100"/>
+              <w:bottom w:type="dxa" w:w="60"/>
+              <w:right w:type="dxa" w:w="100"/>
+            </w:tcMar>
+          </w:tcPr>
+          <w:p>
+            <w:r>
+              <w:rPr>
+                <w:rFonts w:ascii="Calibri" w:cs="Calibri" w:eastAsia="Calibri" w:hAnsi="Calibri"/>
+                <w:sz w:val="18"/>
+                <w:szCs w:val="18"/>
+              </w:rPr>
+              <w:t xml:space="preserve">Fact</w:t>
+            </w:r>
+          </w:p>
+        </w:tc>
+      </w:tr>
+      <w:tr>
+        <w:tc>
+          <w:tcPr>
+            <w:tcW w:type="dxa" w:w="892"/>
+            <w:tcBorders>
+              <w:top w:val="single" w:color="BFBFBF" w:sz="4"/>
+              <w:left w:val="single" w:color="BFBFBF" w:sz="4"/>
+              <w:bottom w:val="single" w:color="BFBFBF" w:sz="4"/>
+              <w:right w:val="single" w:color="BFBFBF" w:sz="4"/>
+            </w:tcBorders>
+            <w:tcMar>
+              <w:top w:type="dxa" w:w="60"/>
+              <w:left w:type="dxa" w:w="100"/>
+              <w:bottom w:type="dxa" w:w="60"/>
+              <w:right w:type="dxa" w:w="100"/>
+            </w:tcMar>
+          </w:tcPr>
+          <w:p>
+            <w:r>
+              <w:rPr>
+                <w:rFonts w:ascii="Calibri" w:cs="Calibri" w:eastAsia="Calibri" w:hAnsi="Calibri"/>
+                <w:sz w:val="18"/>
+                <w:szCs w:val="18"/>
+              </w:rPr>
+              <w:t xml:space="preserve">JS-142</w:t>
+            </w:r>
+          </w:p>
+        </w:tc>
+        <w:tc>
+          <w:tcPr>
+            <w:tcW w:type="dxa" w:w="3569"/>
+            <w:tcBorders>
+              <w:top w:val="single" w:color="BFBFBF" w:sz="4"/>
+              <w:left w:val="single" w:color="BFBFBF" w:sz="4"/>
+              <w:bottom w:val="single" w:color="BFBFBF" w:sz="4"/>
+              <w:right w:val="single" w:color="BFBFBF" w:sz="4"/>
+            </w:tcBorders>
+            <w:tcMar>
+              <w:top w:type="dxa" w:w="60"/>
+              <w:left w:type="dxa" w:w="100"/>
+              <w:bottom w:type="dxa" w:w="60"/>
+              <w:right w:type="dxa" w:w="100"/>
+            </w:tcMar>
+          </w:tcPr>
+          <w:p>
+            <w:r>
+              <w:rPr>
+                <w:rFonts w:ascii="Calibri" w:cs="Calibri" w:eastAsia="Calibri" w:hAnsi="Calibri"/>
+                <w:sz w:val="18"/>
+                <w:szCs w:val="18"/>
+              </w:rPr>
+              <w:t xml:space="preserve">Event that cannot be stored is not acknowledged</w:t>
+            </w:r>
+          </w:p>
+        </w:tc>
+        <w:tc>
+          <w:tcPr>
+            <w:tcW w:type="dxa" w:w="2766"/>
+            <w:tcBorders>
+              <w:top w:val="single" w:color="BFBFBF" w:sz="4"/>
+              <w:left w:val="single" w:color="BFBFBF" w:sz="4"/>
+              <w:bottom w:val="single" w:color="BFBFBF" w:sz="4"/>
+              <w:right w:val="single" w:color="BFBFBF" w:sz="4"/>
+            </w:tcBorders>
+            <w:tcMar>
+              <w:top w:type="dxa" w:w="60"/>
+              <w:left w:type="dxa" w:w="100"/>
+              <w:bottom w:type="dxa" w:w="60"/>
+              <w:right w:type="dxa" w:w="100"/>
+            </w:tcMar>
+          </w:tcPr>
+          <w:p>
+            <w:r>
+              <w:rPr>
+                <w:rFonts w:ascii="Consolas" w:cs="Consolas" w:eastAsia="Consolas" w:hAnsi="Consolas"/>
+                <w:color w:val="5B2C6F"/>
+                <w:sz w:val="16"/>
+                <w:szCs w:val="16"/>
+              </w:rPr>
+              <w:t xml:space="preserve">ProcessorEventsEndpointTests</w:t>
+            </w:r>
+          </w:p>
+        </w:tc>
+        <w:tc>
+          <w:tcPr>
+            <w:tcW w:type="dxa" w:w="1517"/>
+            <w:tcBorders>
+              <w:top w:val="single" w:color="BFBFBF" w:sz="4"/>
+              <w:left w:val="single" w:color="BFBFBF" w:sz="4"/>
+              <w:bottom w:val="single" w:color="BFBFBF" w:sz="4"/>
+              <w:right w:val="single" w:color="BFBFBF" w:sz="4"/>
+            </w:tcBorders>
+            <w:tcMar>
+              <w:top w:type="dxa" w:w="60"/>
+              <w:left w:type="dxa" w:w="100"/>
+              <w:bottom w:type="dxa" w:w="60"/>
+              <w:right w:type="dxa" w:w="100"/>
+            </w:tcMar>
+          </w:tcPr>
+          <w:p>
+            <w:r>
+              <w:rPr>
+                <w:rFonts w:ascii="Calibri" w:cs="Calibri" w:eastAsia="Calibri" w:hAnsi="Calibri"/>
+                <w:sz w:val="18"/>
+                <w:szCs w:val="18"/>
+              </w:rPr>
+              <w:t xml:space="preserve">Component</w:t>
+            </w:r>
+          </w:p>
+        </w:tc>
+        <w:tc>
+          <w:tcPr>
+            <w:tcW w:type="dxa" w:w="894"/>
+            <w:tcBorders>
+              <w:top w:val="single" w:color="BFBFBF" w:sz="4"/>
+              <w:left w:val="single" w:color="BFBFBF" w:sz="4"/>
+              <w:bottom w:val="single" w:color="BFBFBF" w:sz="4"/>
+              <w:right w:val="single" w:color="BFBFBF" w:sz="4"/>
+            </w:tcBorders>
+            <w:tcMar>
+              <w:top w:type="dxa" w:w="60"/>
+              <w:left w:type="dxa" w:w="100"/>
+              <w:bottom w:type="dxa" w:w="60"/>
+              <w:right w:type="dxa" w:w="100"/>
+            </w:tcMar>
+          </w:tcPr>
+          <w:p>
+            <w:r>
+              <w:rPr>
+                <w:rFonts w:ascii="Calibri" w:cs="Calibri" w:eastAsia="Calibri" w:hAnsi="Calibri"/>
+                <w:sz w:val="18"/>
+                <w:szCs w:val="18"/>
+              </w:rPr>
+              <w:t xml:space="preserve">Fact</w:t>
+            </w:r>
+          </w:p>
+        </w:tc>
+      </w:tr>
+      <w:tr>
+        <w:tc>
+          <w:tcPr>
+            <w:tcW w:type="dxa" w:w="892"/>
+            <w:tcBorders>
+              <w:top w:val="single" w:color="BFBFBF" w:sz="4"/>
+              <w:left w:val="single" w:color="BFBFBF" w:sz="4"/>
+              <w:bottom w:val="single" w:color="BFBFBF" w:sz="4"/>
+              <w:right w:val="single" w:color="BFBFBF" w:sz="4"/>
+            </w:tcBorders>
+            <w:tcMar>
+              <w:top w:type="dxa" w:w="60"/>
+              <w:left w:type="dxa" w:w="100"/>
+              <w:bottom w:type="dxa" w:w="60"/>
+              <w:right w:type="dxa" w:w="100"/>
+            </w:tcMar>
+          </w:tcPr>
+          <w:p>
+            <w:r>
+              <w:rPr>
+                <w:rFonts w:ascii="Calibri" w:cs="Calibri" w:eastAsia="Calibri" w:hAnsi="Calibri"/>
+                <w:sz w:val="18"/>
+                <w:szCs w:val="18"/>
+              </w:rPr>
+              <w:t xml:space="preserve">JS-095</w:t>
+            </w:r>
+          </w:p>
+        </w:tc>
+        <w:tc>
+          <w:tcPr>
+            <w:tcW w:type="dxa" w:w="3569"/>
+            <w:tcBorders>
+              <w:top w:val="single" w:color="BFBFBF" w:sz="4"/>
+              <w:left w:val="single" w:color="BFBFBF" w:sz="4"/>
+              <w:bottom w:val="single" w:color="BFBFBF" w:sz="4"/>
+              <w:right w:val="single" w:color="BFBFBF" w:sz="4"/>
+            </w:tcBorders>
+            <w:tcMar>
+              <w:top w:type="dxa" w:w="60"/>
+              <w:left w:type="dxa" w:w="100"/>
+              <w:bottom w:type="dxa" w:w="60"/>
+              <w:right w:type="dxa" w:w="100"/>
+            </w:tcMar>
+          </w:tcPr>
+          <w:p>
+            <w:r>
+              <w:rPr>
+                <w:rFonts w:ascii="Calibri" w:cs="Calibri" w:eastAsia="Calibri" w:hAnsi="Calibri"/>
+                <w:sz w:val="18"/>
+                <w:szCs w:val="18"/>
+              </w:rPr>
+              <w:t xml:space="preserve">Started moves a queued job to processing</w:t>
+            </w:r>
+          </w:p>
+        </w:tc>
+        <w:tc>
+          <w:tcPr>
+            <w:tcW w:type="dxa" w:w="2766"/>
+            <w:tcBorders>
+              <w:top w:val="single" w:color="BFBFBF" w:sz="4"/>
+              <w:left w:val="single" w:color="BFBFBF" w:sz="4"/>
+              <w:bottom w:val="single" w:color="BFBFBF" w:sz="4"/>
+              <w:right w:val="single" w:color="BFBFBF" w:sz="4"/>
+            </w:tcBorders>
+            <w:tcMar>
+              <w:top w:type="dxa" w:w="60"/>
+              <w:left w:type="dxa" w:w="100"/>
+              <w:bottom w:type="dxa" w:w="60"/>
+              <w:right w:type="dxa" w:w="100"/>
+            </w:tcMar>
+          </w:tcPr>
+          <w:p>
+            <w:r>
+              <w:rPr>
+                <w:rFonts w:ascii="Consolas" w:cs="Consolas" w:eastAsia="Consolas" w:hAnsi="Consolas"/>
+                <w:color w:val="5B2C6F"/>
+                <w:sz w:val="16"/>
+                <w:szCs w:val="16"/>
+              </w:rPr>
+              <w:t xml:space="preserve">ProcessorEventHandlerTests</w:t>
+            </w:r>
+          </w:p>
+        </w:tc>
+        <w:tc>
+          <w:tcPr>
+            <w:tcW w:type="dxa" w:w="1517"/>
+            <w:tcBorders>
+              <w:top w:val="single" w:color="BFBFBF" w:sz="4"/>
+              <w:left w:val="single" w:color="BFBFBF" w:sz="4"/>
+              <w:bottom w:val="single" w:color="BFBFBF" w:sz="4"/>
+              <w:right w:val="single" w:color="BFBFBF" w:sz="4"/>
+            </w:tcBorders>
+            <w:tcMar>
+              <w:top w:type="dxa" w:w="60"/>
+              <w:left w:type="dxa" w:w="100"/>
+              <w:bottom w:type="dxa" w:w="60"/>
+              <w:right w:type="dxa" w:w="100"/>
+            </w:tcMar>
+          </w:tcPr>
+          <w:p>
+            <w:r>
+              <w:rPr>
+                <w:rFonts w:ascii="Calibri" w:cs="Calibri" w:eastAsia="Calibri" w:hAnsi="Calibri"/>
+                <w:sz w:val="18"/>
+                <w:szCs w:val="18"/>
+              </w:rPr>
+              <w:t xml:space="preserve">Unit</w:t>
+            </w:r>
+          </w:p>
+        </w:tc>
+        <w:tc>
+          <w:tcPr>
+            <w:tcW w:type="dxa" w:w="894"/>
+            <w:tcBorders>
+              <w:top w:val="single" w:color="BFBFBF" w:sz="4"/>
+              <w:left w:val="single" w:color="BFBFBF" w:sz="4"/>
+              <w:bottom w:val="single" w:color="BFBFBF" w:sz="4"/>
+              <w:right w:val="single" w:color="BFBFBF" w:sz="4"/>
+            </w:tcBorders>
+            <w:tcMar>
+              <w:top w:type="dxa" w:w="60"/>
+              <w:left w:type="dxa" w:w="100"/>
+              <w:bottom w:type="dxa" w:w="60"/>
+              <w:right w:type="dxa" w:w="100"/>
+            </w:tcMar>
+          </w:tcPr>
+          <w:p>
+            <w:r>
+              <w:rPr>
+                <w:rFonts w:ascii="Calibri" w:cs="Calibri" w:eastAsia="Calibri" w:hAnsi="Calibri"/>
+                <w:sz w:val="18"/>
+                <w:szCs w:val="18"/>
+              </w:rPr>
+              <w:t xml:space="preserve">Fact</w:t>
+            </w:r>
+          </w:p>
+        </w:tc>
+      </w:tr>
+      <w:tr>
+        <w:tc>
+          <w:tcPr>
+            <w:tcW w:type="dxa" w:w="892"/>
+            <w:tcBorders>
+              <w:top w:val="single" w:color="BFBFBF" w:sz="4"/>
+              <w:left w:val="single" w:color="BFBFBF" w:sz="4"/>
+              <w:bottom w:val="single" w:color="BFBFBF" w:sz="4"/>
+              <w:right w:val="single" w:color="BFBFBF" w:sz="4"/>
+            </w:tcBorders>
+            <w:tcMar>
+              <w:top w:type="dxa" w:w="60"/>
+              <w:left w:type="dxa" w:w="100"/>
+              <w:bottom w:type="dxa" w:w="60"/>
+              <w:right w:type="dxa" w:w="100"/>
+            </w:tcMar>
+          </w:tcPr>
+          <w:p>
+            <w:r>
+              <w:rPr>
+                <w:rFonts w:ascii="Calibri" w:cs="Calibri" w:eastAsia="Calibri" w:hAnsi="Calibri"/>
+                <w:sz w:val="18"/>
+                <w:szCs w:val="18"/>
+              </w:rPr>
+              <w:t xml:space="preserve">JS-096</w:t>
+            </w:r>
+          </w:p>
+        </w:tc>
+        <w:tc>
+          <w:tcPr>
+            <w:tcW w:type="dxa" w:w="3569"/>
+            <w:tcBorders>
+              <w:top w:val="single" w:color="BFBFBF" w:sz="4"/>
+              <w:left w:val="single" w:color="BFBFBF" w:sz="4"/>
+              <w:bottom w:val="single" w:color="BFBFBF" w:sz="4"/>
+              <w:right w:val="single" w:color="BFBFBF" w:sz="4"/>
+            </w:tcBorders>
+            <w:tcMar>
+              <w:top w:type="dxa" w:w="60"/>
+              <w:left w:type="dxa" w:w="100"/>
+              <w:bottom w:type="dxa" w:w="60"/>
+              <w:right w:type="dxa" w:w="100"/>
+            </w:tcMar>
+          </w:tcPr>
+          <w:p>
+            <w:r>
+              <w:rPr>
+                <w:rFonts w:ascii="Calibri" w:cs="Calibri" w:eastAsia="Calibri" w:hAnsi="Calibri"/>
+                <w:sz w:val="18"/>
+                <w:szCs w:val="18"/>
+              </w:rPr>
+              <w:t xml:space="preserve">Events arriving before the dispatcher recorded the 202 still apply</w:t>
+            </w:r>
+          </w:p>
+        </w:tc>
+        <w:tc>
+          <w:tcPr>
+            <w:tcW w:type="dxa" w:w="2766"/>
+            <w:tcBorders>
+              <w:top w:val="single" w:color="BFBFBF" w:sz="4"/>
+              <w:left w:val="single" w:color="BFBFBF" w:sz="4"/>
+              <w:bottom w:val="single" w:color="BFBFBF" w:sz="4"/>
+              <w:right w:val="single" w:color="BFBFBF" w:sz="4"/>
+            </w:tcBorders>
+            <w:tcMar>
+              <w:top w:type="dxa" w:w="60"/>
+              <w:left w:type="dxa" w:w="100"/>
+              <w:bottom w:type="dxa" w:w="60"/>
+              <w:right w:type="dxa" w:w="100"/>
+            </w:tcMar>
+          </w:tcPr>
+          <w:p>
+            <w:r>
+              <w:rPr>
+                <w:rFonts w:ascii="Consolas" w:cs="Consolas" w:eastAsia="Consolas" w:hAnsi="Consolas"/>
+                <w:color w:val="5B2C6F"/>
+                <w:sz w:val="16"/>
+                <w:szCs w:val="16"/>
+              </w:rPr>
+              <w:t xml:space="preserve">ProcessorEventHandlerTests</w:t>
+            </w:r>
+          </w:p>
+        </w:tc>
+        <w:tc>
+          <w:tcPr>
+            <w:tcW w:type="dxa" w:w="1517"/>
+            <w:tcBorders>
+              <w:top w:val="single" w:color="BFBFBF" w:sz="4"/>
+              <w:left w:val="single" w:color="BFBFBF" w:sz="4"/>
+              <w:bottom w:val="single" w:color="BFBFBF" w:sz="4"/>
+              <w:right w:val="single" w:color="BFBFBF" w:sz="4"/>
+            </w:tcBorders>
+            <w:tcMar>
+              <w:top w:type="dxa" w:w="60"/>
+              <w:left w:type="dxa" w:w="100"/>
+              <w:bottom w:type="dxa" w:w="60"/>
+              <w:right w:type="dxa" w:w="100"/>
+            </w:tcMar>
+          </w:tcPr>
+          <w:p>
+            <w:r>
+              <w:rPr>
+                <w:rFonts w:ascii="Calibri" w:cs="Calibri" w:eastAsia="Calibri" w:hAnsi="Calibri"/>
+                <w:sz w:val="18"/>
+                <w:szCs w:val="18"/>
+              </w:rPr>
+              <w:t xml:space="preserve">Unit</w:t>
+            </w:r>
+          </w:p>
+        </w:tc>
+        <w:tc>
+          <w:tcPr>
+            <w:tcW w:type="dxa" w:w="894"/>
+            <w:tcBorders>
+              <w:top w:val="single" w:color="BFBFBF" w:sz="4"/>
+              <w:left w:val="single" w:color="BFBFBF" w:sz="4"/>
+              <w:bottom w:val="single" w:color="BFBFBF" w:sz="4"/>
+              <w:right w:val="single" w:color="BFBFBF" w:sz="4"/>
+            </w:tcBorders>
+            <w:tcMar>
+              <w:top w:type="dxa" w:w="60"/>
+              <w:left w:type="dxa" w:w="100"/>
+              <w:bottom w:type="dxa" w:w="60"/>
+              <w:right w:type="dxa" w:w="100"/>
+            </w:tcMar>
+          </w:tcPr>
+          <w:p>
+            <w:r>
+              <w:rPr>
+                <w:rFonts w:ascii="Calibri" w:cs="Calibri" w:eastAsia="Calibri" w:hAnsi="Calibri"/>
+                <w:sz w:val="18"/>
+                <w:szCs w:val="18"/>
+              </w:rPr>
+              <w:t xml:space="preserve">Fact</w:t>
+            </w:r>
+          </w:p>
+        </w:tc>
+      </w:tr>
+      <w:tr>
+        <w:tc>
+          <w:tcPr>
+            <w:tcW w:type="dxa" w:w="892"/>
+            <w:tcBorders>
+              <w:top w:val="single" w:color="BFBFBF" w:sz="4"/>
+              <w:left w:val="single" w:color="BFBFBF" w:sz="4"/>
+              <w:bottom w:val="single" w:color="BFBFBF" w:sz="4"/>
+              <w:right w:val="single" w:color="BFBFBF" w:sz="4"/>
+            </w:tcBorders>
+            <w:tcMar>
+              <w:top w:type="dxa" w:w="60"/>
+              <w:left w:type="dxa" w:w="100"/>
+              <w:bottom w:type="dxa" w:w="60"/>
+              <w:right w:type="dxa" w:w="100"/>
+            </w:tcMar>
+          </w:tcPr>
+          <w:p>
+            <w:r>
+              <w:rPr>
+                <w:rFonts w:ascii="Calibri" w:cs="Calibri" w:eastAsia="Calibri" w:hAnsi="Calibri"/>
+                <w:sz w:val="18"/>
+                <w:szCs w:val="18"/>
+              </w:rPr>
+              <w:t xml:space="preserve">JS-097</w:t>
+            </w:r>
+          </w:p>
+        </w:tc>
+        <w:tc>
+          <w:tcPr>
+            <w:tcW w:type="dxa" w:w="3569"/>
+            <w:tcBorders>
+              <w:top w:val="single" w:color="BFBFBF" w:sz="4"/>
+              <w:left w:val="single" w:color="BFBFBF" w:sz="4"/>
+              <w:bottom w:val="single" w:color="BFBFBF" w:sz="4"/>
+              <w:right w:val="single" w:color="BFBFBF" w:sz="4"/>
+            </w:tcBorders>
+            <w:tcMar>
+              <w:top w:type="dxa" w:w="60"/>
+              <w:left w:type="dxa" w:w="100"/>
+              <w:bottom w:type="dxa" w:w="60"/>
+              <w:right w:type="dxa" w:w="100"/>
+            </w:tcMar>
+          </w:tcPr>
+          <w:p>
+            <w:r>
+              <w:rPr>
+                <w:rFonts w:ascii="Calibri" w:cs="Calibri" w:eastAsia="Calibri" w:hAnsi="Calibri"/>
+                <w:sz w:val="18"/>
+                <w:szCs w:val="18"/>
+              </w:rPr>
+              <w:t xml:space="preserve">Progress is recorded and never goes backwards</w:t>
+            </w:r>
+          </w:p>
+        </w:tc>
+        <w:tc>
+          <w:tcPr>
+            <w:tcW w:type="dxa" w:w="2766"/>
+            <w:tcBorders>
+              <w:top w:val="single" w:color="BFBFBF" w:sz="4"/>
+              <w:left w:val="single" w:color="BFBFBF" w:sz="4"/>
+              <w:bottom w:val="single" w:color="BFBFBF" w:sz="4"/>
+              <w:right w:val="single" w:color="BFBFBF" w:sz="4"/>
+            </w:tcBorders>
+            <w:tcMar>
+              <w:top w:type="dxa" w:w="60"/>
+              <w:left w:type="dxa" w:w="100"/>
+              <w:bottom w:type="dxa" w:w="60"/>
+              <w:right w:type="dxa" w:w="100"/>
+            </w:tcMar>
+          </w:tcPr>
+          <w:p>
+            <w:r>
+              <w:rPr>
+                <w:rFonts w:ascii="Consolas" w:cs="Consolas" w:eastAsia="Consolas" w:hAnsi="Consolas"/>
+                <w:color w:val="5B2C6F"/>
+                <w:sz w:val="16"/>
+                <w:szCs w:val="16"/>
+              </w:rPr>
+              <w:t xml:space="preserve">ProcessorEventHandlerTests</w:t>
+            </w:r>
+          </w:p>
+        </w:tc>
+        <w:tc>
+          <w:tcPr>
+            <w:tcW w:type="dxa" w:w="1517"/>
+            <w:tcBorders>
+              <w:top w:val="single" w:color="BFBFBF" w:sz="4"/>
+              <w:left w:val="single" w:color="BFBFBF" w:sz="4"/>
+              <w:bottom w:val="single" w:color="BFBFBF" w:sz="4"/>
+              <w:right w:val="single" w:color="BFBFBF" w:sz="4"/>
+            </w:tcBorders>
+            <w:tcMar>
+              <w:top w:type="dxa" w:w="60"/>
+              <w:left w:type="dxa" w:w="100"/>
+              <w:bottom w:type="dxa" w:w="60"/>
+              <w:right w:type="dxa" w:w="100"/>
+            </w:tcMar>
+          </w:tcPr>
+          <w:p>
+            <w:r>
+              <w:rPr>
+                <w:rFonts w:ascii="Calibri" w:cs="Calibri" w:eastAsia="Calibri" w:hAnsi="Calibri"/>
+                <w:sz w:val="18"/>
+                <w:szCs w:val="18"/>
+              </w:rPr>
+              <w:t xml:space="preserve">Unit</w:t>
+            </w:r>
+          </w:p>
+        </w:tc>
+        <w:tc>
+          <w:tcPr>
+            <w:tcW w:type="dxa" w:w="894"/>
+            <w:tcBorders>
+              <w:top w:val="single" w:color="BFBFBF" w:sz="4"/>
+              <w:left w:val="single" w:color="BFBFBF" w:sz="4"/>
+              <w:bottom w:val="single" w:color="BFBFBF" w:sz="4"/>
+              <w:right w:val="single" w:color="BFBFBF" w:sz="4"/>
+            </w:tcBorders>
+            <w:tcMar>
+              <w:top w:type="dxa" w:w="60"/>
+              <w:left w:type="dxa" w:w="100"/>
+              <w:bottom w:type="dxa" w:w="60"/>
+              <w:right w:type="dxa" w:w="100"/>
+            </w:tcMar>
+          </w:tcPr>
+          <w:p>
+            <w:r>
+              <w:rPr>
+                <w:rFonts w:ascii="Calibri" w:cs="Calibri" w:eastAsia="Calibri" w:hAnsi="Calibri"/>
+                <w:sz w:val="18"/>
+                <w:szCs w:val="18"/>
+              </w:rPr>
+              <w:t xml:space="preserve">Fact</w:t>
+            </w:r>
+          </w:p>
+        </w:tc>
+      </w:tr>
+      <w:tr>
+        <w:tc>
+          <w:tcPr>
+            <w:tcW w:type="dxa" w:w="892"/>
+            <w:tcBorders>
+              <w:top w:val="single" w:color="BFBFBF" w:sz="4"/>
+              <w:left w:val="single" w:color="BFBFBF" w:sz="4"/>
+              <w:bottom w:val="single" w:color="BFBFBF" w:sz="4"/>
+              <w:right w:val="single" w:color="BFBFBF" w:sz="4"/>
+            </w:tcBorders>
+            <w:tcMar>
+              <w:top w:type="dxa" w:w="60"/>
+              <w:left w:type="dxa" w:w="100"/>
+              <w:bottom w:type="dxa" w:w="60"/>
+              <w:right w:type="dxa" w:w="100"/>
+            </w:tcMar>
+          </w:tcPr>
+          <w:p>
+            <w:r>
+              <w:rPr>
+                <w:rFonts w:ascii="Calibri" w:cs="Calibri" w:eastAsia="Calibri" w:hAnsi="Calibri"/>
+                <w:sz w:val="18"/>
+                <w:szCs w:val="18"/>
+              </w:rPr>
+              <w:t xml:space="preserve">JS-098</w:t>
+            </w:r>
+          </w:p>
+        </w:tc>
+        <w:tc>
+          <w:tcPr>
+            <w:tcW w:type="dxa" w:w="3569"/>
+            <w:tcBorders>
+              <w:top w:val="single" w:color="BFBFBF" w:sz="4"/>
+              <w:left w:val="single" w:color="BFBFBF" w:sz="4"/>
+              <w:bottom w:val="single" w:color="BFBFBF" w:sz="4"/>
+              <w:right w:val="single" w:color="BFBFBF" w:sz="4"/>
+            </w:tcBorders>
+            <w:tcMar>
+              <w:top w:type="dxa" w:w="60"/>
+              <w:left w:type="dxa" w:w="100"/>
+              <w:bottom w:type="dxa" w:w="60"/>
+              <w:right w:type="dxa" w:w="100"/>
+            </w:tcMar>
+          </w:tcPr>
+          <w:p>
+            <w:r>
+              <w:rPr>
+                <w:rFonts w:ascii="Calibri" w:cs="Calibri" w:eastAsia="Calibri" w:hAnsi="Calibri"/>
+                <w:sz w:val="18"/>
+                <w:szCs w:val="18"/>
+              </w:rPr>
+              <w:t xml:space="preserve">Completed stores results then completes the job</w:t>
+            </w:r>
+          </w:p>
+        </w:tc>
+        <w:tc>
+          <w:tcPr>
+            <w:tcW w:type="dxa" w:w="2766"/>
+            <w:tcBorders>
+              <w:top w:val="single" w:color="BFBFBF" w:sz="4"/>
+              <w:left w:val="single" w:color="BFBFBF" w:sz="4"/>
+              <w:bottom w:val="single" w:color="BFBFBF" w:sz="4"/>
+              <w:right w:val="single" w:color="BFBFBF" w:sz="4"/>
+            </w:tcBorders>
+            <w:tcMar>
+              <w:top w:type="dxa" w:w="60"/>
+              <w:left w:type="dxa" w:w="100"/>
+              <w:bottom w:type="dxa" w:w="60"/>
+              <w:right w:type="dxa" w:w="100"/>
+            </w:tcMar>
+          </w:tcPr>
+          <w:p>
+            <w:r>
+              <w:rPr>
+                <w:rFonts w:ascii="Consolas" w:cs="Consolas" w:eastAsia="Consolas" w:hAnsi="Consolas"/>
+                <w:color w:val="5B2C6F"/>
+                <w:sz w:val="16"/>
+                <w:szCs w:val="16"/>
+              </w:rPr>
+              <w:t xml:space="preserve">ProcessorEventHandlerTests</w:t>
+            </w:r>
+          </w:p>
+        </w:tc>
+        <w:tc>
+          <w:tcPr>
+            <w:tcW w:type="dxa" w:w="1517"/>
+            <w:tcBorders>
+              <w:top w:val="single" w:color="BFBFBF" w:sz="4"/>
+              <w:left w:val="single" w:color="BFBFBF" w:sz="4"/>
+              <w:bottom w:val="single" w:color="BFBFBF" w:sz="4"/>
+              <w:right w:val="single" w:color="BFBFBF" w:sz="4"/>
+            </w:tcBorders>
+            <w:tcMar>
+              <w:top w:type="dxa" w:w="60"/>
+              <w:left w:type="dxa" w:w="100"/>
+              <w:bottom w:type="dxa" w:w="60"/>
+              <w:right w:type="dxa" w:w="100"/>
+            </w:tcMar>
+          </w:tcPr>
+          <w:p>
+            <w:r>
+              <w:rPr>
+                <w:rFonts w:ascii="Calibri" w:cs="Calibri" w:eastAsia="Calibri" w:hAnsi="Calibri"/>
+                <w:sz w:val="18"/>
+                <w:szCs w:val="18"/>
+              </w:rPr>
+              <w:t xml:space="preserve">Unit</w:t>
+            </w:r>
+          </w:p>
+        </w:tc>
+        <w:tc>
+          <w:tcPr>
+            <w:tcW w:type="dxa" w:w="894"/>
+            <w:tcBorders>
+              <w:top w:val="single" w:color="BFBFBF" w:sz="4"/>
+              <w:left w:val="single" w:color="BFBFBF" w:sz="4"/>
+              <w:bottom w:val="single" w:color="BFBFBF" w:sz="4"/>
+              <w:right w:val="single" w:color="BFBFBF" w:sz="4"/>
+            </w:tcBorders>
+            <w:tcMar>
+              <w:top w:type="dxa" w:w="60"/>
+              <w:left w:type="dxa" w:w="100"/>
+              <w:bottom w:type="dxa" w:w="60"/>
+              <w:right w:type="dxa" w:w="100"/>
+            </w:tcMar>
+          </w:tcPr>
+          <w:p>
+            <w:r>
+              <w:rPr>
+                <w:rFonts w:ascii="Calibri" w:cs="Calibri" w:eastAsia="Calibri" w:hAnsi="Calibri"/>
+                <w:sz w:val="18"/>
+                <w:szCs w:val="18"/>
+              </w:rPr>
+              <w:t xml:space="preserve">Fact</w:t>
+            </w:r>
+          </w:p>
+        </w:tc>
+      </w:tr>
+      <w:tr>
+        <w:tc>
+          <w:tcPr>
+            <w:tcW w:type="dxa" w:w="892"/>
+            <w:tcBorders>
+              <w:top w:val="single" w:color="BFBFBF" w:sz="4"/>
+              <w:left w:val="single" w:color="BFBFBF" w:sz="4"/>
+              <w:bottom w:val="single" w:color="BFBFBF" w:sz="4"/>
+              <w:right w:val="single" w:color="BFBFBF" w:sz="4"/>
+            </w:tcBorders>
+            <w:tcMar>
+              <w:top w:type="dxa" w:w="60"/>
+              <w:left w:type="dxa" w:w="100"/>
+              <w:bottom w:type="dxa" w:w="60"/>
+              <w:right w:type="dxa" w:w="100"/>
+            </w:tcMar>
+          </w:tcPr>
+          <w:p>
+            <w:r>
+              <w:rPr>
+                <w:rFonts w:ascii="Calibri" w:cs="Calibri" w:eastAsia="Calibri" w:hAnsi="Calibri"/>
+                <w:sz w:val="18"/>
+                <w:szCs w:val="18"/>
+              </w:rPr>
+              <w:t xml:space="preserve">JS-099</w:t>
+            </w:r>
+          </w:p>
+        </w:tc>
+        <w:tc>
+          <w:tcPr>
+            <w:tcW w:type="dxa" w:w="3569"/>
+            <w:tcBorders>
+              <w:top w:val="single" w:color="BFBFBF" w:sz="4"/>
+              <w:left w:val="single" w:color="BFBFBF" w:sz="4"/>
+              <w:bottom w:val="single" w:color="BFBFBF" w:sz="4"/>
+              <w:right w:val="single" w:color="BFBFBF" w:sz="4"/>
+            </w:tcBorders>
+            <w:tcMar>
+              <w:top w:type="dxa" w:w="60"/>
+              <w:left w:type="dxa" w:w="100"/>
+              <w:bottom w:type="dxa" w:w="60"/>
+              <w:right w:type="dxa" w:w="100"/>
+            </w:tcMar>
+          </w:tcPr>
+          <w:p>
+            <w:r>
+              <w:rPr>
+                <w:rFonts w:ascii="Calibri" w:cs="Calibri" w:eastAsia="Calibri" w:hAnsi="Calibri"/>
+                <w:sz w:val="18"/>
+                <w:szCs w:val="18"/>
+              </w:rPr>
+              <w:t xml:space="preserve">Replayed completion is ignored</w:t>
+            </w:r>
+          </w:p>
+        </w:tc>
+        <w:tc>
+          <w:tcPr>
+            <w:tcW w:type="dxa" w:w="2766"/>
+            <w:tcBorders>
+              <w:top w:val="single" w:color="BFBFBF" w:sz="4"/>
+              <w:left w:val="single" w:color="BFBFBF" w:sz="4"/>
+              <w:bottom w:val="single" w:color="BFBFBF" w:sz="4"/>
+              <w:right w:val="single" w:color="BFBFBF" w:sz="4"/>
+            </w:tcBorders>
+            <w:tcMar>
+              <w:top w:type="dxa" w:w="60"/>
+              <w:left w:type="dxa" w:w="100"/>
+              <w:bottom w:type="dxa" w:w="60"/>
+              <w:right w:type="dxa" w:w="100"/>
+            </w:tcMar>
+          </w:tcPr>
+          <w:p>
+            <w:r>
+              <w:rPr>
+                <w:rFonts w:ascii="Consolas" w:cs="Consolas" w:eastAsia="Consolas" w:hAnsi="Consolas"/>
+                <w:color w:val="5B2C6F"/>
+                <w:sz w:val="16"/>
+                <w:szCs w:val="16"/>
+              </w:rPr>
+              <w:t xml:space="preserve">ProcessorEventHandlerTests</w:t>
+            </w:r>
+          </w:p>
+        </w:tc>
+        <w:tc>
+          <w:tcPr>
+            <w:tcW w:type="dxa" w:w="1517"/>
+            <w:tcBorders>
+              <w:top w:val="single" w:color="BFBFBF" w:sz="4"/>
+              <w:left w:val="single" w:color="BFBFBF" w:sz="4"/>
+              <w:bottom w:val="single" w:color="BFBFBF" w:sz="4"/>
+              <w:right w:val="single" w:color="BFBFBF" w:sz="4"/>
+            </w:tcBorders>
+            <w:tcMar>
+              <w:top w:type="dxa" w:w="60"/>
+              <w:left w:type="dxa" w:w="100"/>
+              <w:bottom w:type="dxa" w:w="60"/>
+              <w:right w:type="dxa" w:w="100"/>
+            </w:tcMar>
+          </w:tcPr>
+          <w:p>
+            <w:r>
+              <w:rPr>
+                <w:rFonts w:ascii="Calibri" w:cs="Calibri" w:eastAsia="Calibri" w:hAnsi="Calibri"/>
+                <w:sz w:val="18"/>
+                <w:szCs w:val="18"/>
+              </w:rPr>
+              <w:t xml:space="preserve">Unit</w:t>
+            </w:r>
+          </w:p>
+        </w:tc>
+        <w:tc>
+          <w:tcPr>
+            <w:tcW w:type="dxa" w:w="894"/>
+            <w:tcBorders>
+              <w:top w:val="single" w:color="BFBFBF" w:sz="4"/>
+              <w:left w:val="single" w:color="BFBFBF" w:sz="4"/>
+              <w:bottom w:val="single" w:color="BFBFBF" w:sz="4"/>
+              <w:right w:val="single" w:color="BFBFBF" w:sz="4"/>
+            </w:tcBorders>
+            <w:tcMar>
+              <w:top w:type="dxa" w:w="60"/>
+              <w:left w:type="dxa" w:w="100"/>
+              <w:bottom w:type="dxa" w:w="60"/>
+              <w:right w:type="dxa" w:w="100"/>
+            </w:tcMar>
+          </w:tcPr>
+          <w:p>
+            <w:r>
+              <w:rPr>
+                <w:rFonts w:ascii="Calibri" w:cs="Calibri" w:eastAsia="Calibri" w:hAnsi="Calibri"/>
+                <w:sz w:val="18"/>
+                <w:szCs w:val="18"/>
+              </w:rPr>
+              <w:t xml:space="preserve">Fact</w:t>
+            </w:r>
+          </w:p>
+        </w:tc>
+      </w:tr>
+      <w:tr>
+        <w:tc>
+          <w:tcPr>
+            <w:tcW w:type="dxa" w:w="892"/>
+            <w:tcBorders>
+              <w:top w:val="single" w:color="BFBFBF" w:sz="4"/>
+              <w:left w:val="single" w:color="BFBFBF" w:sz="4"/>
+              <w:bottom w:val="single" w:color="BFBFBF" w:sz="4"/>
+              <w:right w:val="single" w:color="BFBFBF" w:sz="4"/>
+            </w:tcBorders>
+            <w:tcMar>
+              <w:top w:type="dxa" w:w="60"/>
+              <w:left w:type="dxa" w:w="100"/>
+              <w:bottom w:type="dxa" w:w="60"/>
+              <w:right w:type="dxa" w:w="100"/>
+            </w:tcMar>
+          </w:tcPr>
+          <w:p>
+            <w:r>
+              <w:rPr>
+                <w:rFonts w:ascii="Calibri" w:cs="Calibri" w:eastAsia="Calibri" w:hAnsi="Calibri"/>
+                <w:sz w:val="18"/>
+                <w:szCs w:val="18"/>
+              </w:rPr>
+              <w:t xml:space="preserve">JS-100</w:t>
+            </w:r>
+          </w:p>
+        </w:tc>
+        <w:tc>
+          <w:tcPr>
+            <w:tcW w:type="dxa" w:w="3569"/>
+            <w:tcBorders>
+              <w:top w:val="single" w:color="BFBFBF" w:sz="4"/>
+              <w:left w:val="single" w:color="BFBFBF" w:sz="4"/>
+              <w:bottom w:val="single" w:color="BFBFBF" w:sz="4"/>
+              <w:right w:val="single" w:color="BFBFBF" w:sz="4"/>
+            </w:tcBorders>
+            <w:tcMar>
+              <w:top w:type="dxa" w:w="60"/>
+              <w:left w:type="dxa" w:w="100"/>
+              <w:bottom w:type="dxa" w:w="60"/>
+              <w:right w:type="dxa" w:w="100"/>
+            </w:tcMar>
+          </w:tcPr>
+          <w:p>
+            <w:r>
+              <w:rPr>
+                <w:rFonts w:ascii="Calibri" w:cs="Calibri" w:eastAsia="Calibri" w:hAnsi="Calibri"/>
+                <w:sz w:val="18"/>
+                <w:szCs w:val="18"/>
+              </w:rPr>
+              <w:t xml:space="preserve">Late completion of a cancelled job is ignored and stores no results</w:t>
+            </w:r>
+          </w:p>
+        </w:tc>
+        <w:tc>
+          <w:tcPr>
+            <w:tcW w:type="dxa" w:w="2766"/>
+            <w:tcBorders>
+              <w:top w:val="single" w:color="BFBFBF" w:sz="4"/>
+              <w:left w:val="single" w:color="BFBFBF" w:sz="4"/>
+              <w:bottom w:val="single" w:color="BFBFBF" w:sz="4"/>
+              <w:right w:val="single" w:color="BFBFBF" w:sz="4"/>
+            </w:tcBorders>
+            <w:tcMar>
+              <w:top w:type="dxa" w:w="60"/>
+              <w:left w:type="dxa" w:w="100"/>
+              <w:bottom w:type="dxa" w:w="60"/>
+              <w:right w:type="dxa" w:w="100"/>
+            </w:tcMar>
+          </w:tcPr>
+          <w:p>
+            <w:r>
+              <w:rPr>
+                <w:rFonts w:ascii="Consolas" w:cs="Consolas" w:eastAsia="Consolas" w:hAnsi="Consolas"/>
+                <w:color w:val="5B2C6F"/>
+                <w:sz w:val="16"/>
+                <w:szCs w:val="16"/>
+              </w:rPr>
+              <w:t xml:space="preserve">ProcessorEventHandlerTests</w:t>
+            </w:r>
+          </w:p>
+        </w:tc>
+        <w:tc>
+          <w:tcPr>
+            <w:tcW w:type="dxa" w:w="1517"/>
+            <w:tcBorders>
+              <w:top w:val="single" w:color="BFBFBF" w:sz="4"/>
+              <w:left w:val="single" w:color="BFBFBF" w:sz="4"/>
+              <w:bottom w:val="single" w:color="BFBFBF" w:sz="4"/>
+              <w:right w:val="single" w:color="BFBFBF" w:sz="4"/>
+            </w:tcBorders>
+            <w:tcMar>
+              <w:top w:type="dxa" w:w="60"/>
+              <w:left w:type="dxa" w:w="100"/>
+              <w:bottom w:type="dxa" w:w="60"/>
+              <w:right w:type="dxa" w:w="100"/>
+            </w:tcMar>
+          </w:tcPr>
+          <w:p>
+            <w:r>
+              <w:rPr>
+                <w:rFonts w:ascii="Calibri" w:cs="Calibri" w:eastAsia="Calibri" w:hAnsi="Calibri"/>
+                <w:sz w:val="18"/>
+                <w:szCs w:val="18"/>
+              </w:rPr>
+              <w:t xml:space="preserve">Unit</w:t>
+            </w:r>
+          </w:p>
+        </w:tc>
+        <w:tc>
+          <w:tcPr>
+            <w:tcW w:type="dxa" w:w="894"/>
+            <w:tcBorders>
+              <w:top w:val="single" w:color="BFBFBF" w:sz="4"/>
+              <w:left w:val="single" w:color="BFBFBF" w:sz="4"/>
+              <w:bottom w:val="single" w:color="BFBFBF" w:sz="4"/>
+              <w:right w:val="single" w:color="BFBFBF" w:sz="4"/>
+            </w:tcBorders>
+            <w:tcMar>
+              <w:top w:type="dxa" w:w="60"/>
+              <w:left w:type="dxa" w:w="100"/>
+              <w:bottom w:type="dxa" w:w="60"/>
+              <w:right w:type="dxa" w:w="100"/>
+            </w:tcMar>
+          </w:tcPr>
+          <w:p>
+            <w:r>
+              <w:rPr>
+                <w:rFonts w:ascii="Calibri" w:cs="Calibri" w:eastAsia="Calibri" w:hAnsi="Calibri"/>
+                <w:sz w:val="18"/>
+                <w:szCs w:val="18"/>
+              </w:rPr>
+              <w:t xml:space="preserve">Fact</w:t>
+            </w:r>
+          </w:p>
+        </w:tc>
+      </w:tr>
+      <w:tr>
+        <w:tc>
+          <w:tcPr>
+            <w:tcW w:type="dxa" w:w="892"/>
+            <w:tcBorders>
+              <w:top w:val="single" w:color="BFBFBF" w:sz="4"/>
+              <w:left w:val="single" w:color="BFBFBF" w:sz="4"/>
+              <w:bottom w:val="single" w:color="BFBFBF" w:sz="4"/>
+              <w:right w:val="single" w:color="BFBFBF" w:sz="4"/>
+            </w:tcBorders>
+            <w:tcMar>
+              <w:top w:type="dxa" w:w="60"/>
+              <w:left w:type="dxa" w:w="100"/>
+              <w:bottom w:type="dxa" w:w="60"/>
+              <w:right w:type="dxa" w:w="100"/>
+            </w:tcMar>
+          </w:tcPr>
+          <w:p>
+            <w:r>
+              <w:rPr>
+                <w:rFonts w:ascii="Calibri" w:cs="Calibri" w:eastAsia="Calibri" w:hAnsi="Calibri"/>
+                <w:sz w:val="18"/>
+                <w:szCs w:val="18"/>
+              </w:rPr>
+              <w:t xml:space="preserve">JS-101</w:t>
+            </w:r>
+          </w:p>
+        </w:tc>
+        <w:tc>
+          <w:tcPr>
+            <w:tcW w:type="dxa" w:w="3569"/>
+            <w:tcBorders>
+              <w:top w:val="single" w:color="BFBFBF" w:sz="4"/>
+              <w:left w:val="single" w:color="BFBFBF" w:sz="4"/>
+              <w:bottom w:val="single" w:color="BFBFBF" w:sz="4"/>
+              <w:right w:val="single" w:color="BFBFBF" w:sz="4"/>
+            </w:tcBorders>
+            <w:tcMar>
+              <w:top w:type="dxa" w:w="60"/>
+              <w:left w:type="dxa" w:w="100"/>
+              <w:bottom w:type="dxa" w:w="60"/>
+              <w:right w:type="dxa" w:w="100"/>
+            </w:tcMar>
+          </w:tcPr>
+          <w:p>
+            <w:r>
+              <w:rPr>
+                <w:rFonts w:ascii="Calibri" w:cs="Calibri" w:eastAsia="Calibri" w:hAnsi="Calibri"/>
+                <w:sz w:val="18"/>
+                <w:szCs w:val="18"/>
+              </w:rPr>
+              <w:t xml:space="preserve">Out of order started after completed is ignored</w:t>
+            </w:r>
+          </w:p>
+        </w:tc>
+        <w:tc>
+          <w:tcPr>
+            <w:tcW w:type="dxa" w:w="2766"/>
+            <w:tcBorders>
+              <w:top w:val="single" w:color="BFBFBF" w:sz="4"/>
+              <w:left w:val="single" w:color="BFBFBF" w:sz="4"/>
+              <w:bottom w:val="single" w:color="BFBFBF" w:sz="4"/>
+              <w:right w:val="single" w:color="BFBFBF" w:sz="4"/>
+            </w:tcBorders>
+            <w:tcMar>
+              <w:top w:type="dxa" w:w="60"/>
+              <w:left w:type="dxa" w:w="100"/>
+              <w:bottom w:type="dxa" w:w="60"/>
+              <w:right w:type="dxa" w:w="100"/>
+            </w:tcMar>
+          </w:tcPr>
+          <w:p>
+            <w:r>
+              <w:rPr>
+                <w:rFonts w:ascii="Consolas" w:cs="Consolas" w:eastAsia="Consolas" w:hAnsi="Consolas"/>
+                <w:color w:val="5B2C6F"/>
+                <w:sz w:val="16"/>
+                <w:szCs w:val="16"/>
+              </w:rPr>
+              <w:t xml:space="preserve">ProcessorEventHandlerTests</w:t>
+            </w:r>
+          </w:p>
+        </w:tc>
+        <w:tc>
+          <w:tcPr>
+            <w:tcW w:type="dxa" w:w="1517"/>
+            <w:tcBorders>
+              <w:top w:val="single" w:color="BFBFBF" w:sz="4"/>
+              <w:left w:val="single" w:color="BFBFBF" w:sz="4"/>
+              <w:bottom w:val="single" w:color="BFBFBF" w:sz="4"/>
+              <w:right w:val="single" w:color="BFBFBF" w:sz="4"/>
+            </w:tcBorders>
+            <w:tcMar>
+              <w:top w:type="dxa" w:w="60"/>
+              <w:left w:type="dxa" w:w="100"/>
+              <w:bottom w:type="dxa" w:w="60"/>
+              <w:right w:type="dxa" w:w="100"/>
+            </w:tcMar>
+          </w:tcPr>
+          <w:p>
+            <w:r>
+              <w:rPr>
+                <w:rFonts w:ascii="Calibri" w:cs="Calibri" w:eastAsia="Calibri" w:hAnsi="Calibri"/>
+                <w:sz w:val="18"/>
+                <w:szCs w:val="18"/>
+              </w:rPr>
+              <w:t xml:space="preserve">Unit</w:t>
+            </w:r>
+          </w:p>
+        </w:tc>
+        <w:tc>
+          <w:tcPr>
+            <w:tcW w:type="dxa" w:w="894"/>
+            <w:tcBorders>
+              <w:top w:val="single" w:color="BFBFBF" w:sz="4"/>
+              <w:left w:val="single" w:color="BFBFBF" w:sz="4"/>
+              <w:bottom w:val="single" w:color="BFBFBF" w:sz="4"/>
+              <w:right w:val="single" w:color="BFBFBF" w:sz="4"/>
+            </w:tcBorders>
+            <w:tcMar>
+              <w:top w:type="dxa" w:w="60"/>
+              <w:left w:type="dxa" w:w="100"/>
+              <w:bottom w:type="dxa" w:w="60"/>
+              <w:right w:type="dxa" w:w="100"/>
+            </w:tcMar>
+          </w:tcPr>
+          <w:p>
+            <w:r>
+              <w:rPr>
+                <w:rFonts w:ascii="Calibri" w:cs="Calibri" w:eastAsia="Calibri" w:hAnsi="Calibri"/>
+                <w:sz w:val="18"/>
+                <w:szCs w:val="18"/>
+              </w:rPr>
+              <w:t xml:space="preserve">Fact</w:t>
+            </w:r>
+          </w:p>
+        </w:tc>
+      </w:tr>
+      <w:tr>
+        <w:tc>
+          <w:tcPr>
+            <w:tcW w:type="dxa" w:w="892"/>
+            <w:tcBorders>
+              <w:top w:val="single" w:color="BFBFBF" w:sz="4"/>
+              <w:left w:val="single" w:color="BFBFBF" w:sz="4"/>
+              <w:bottom w:val="single" w:color="BFBFBF" w:sz="4"/>
+              <w:right w:val="single" w:color="BFBFBF" w:sz="4"/>
+            </w:tcBorders>
+            <w:tcMar>
+              <w:top w:type="dxa" w:w="60"/>
+              <w:left w:type="dxa" w:w="100"/>
+              <w:bottom w:type="dxa" w:w="60"/>
+              <w:right w:type="dxa" w:w="100"/>
+            </w:tcMar>
+          </w:tcPr>
+          <w:p>
+            <w:r>
+              <w:rPr>
+                <w:rFonts w:ascii="Calibri" w:cs="Calibri" w:eastAsia="Calibri" w:hAnsi="Calibri"/>
+                <w:sz w:val="18"/>
+                <w:szCs w:val="18"/>
+              </w:rPr>
+              <w:t xml:space="preserve">JS-102</w:t>
+            </w:r>
+          </w:p>
+        </w:tc>
+        <w:tc>
+          <w:tcPr>
+            <w:tcW w:type="dxa" w:w="3569"/>
+            <w:tcBorders>
+              <w:top w:val="single" w:color="BFBFBF" w:sz="4"/>
+              <w:left w:val="single" w:color="BFBFBF" w:sz="4"/>
+              <w:bottom w:val="single" w:color="BFBFBF" w:sz="4"/>
+              <w:right w:val="single" w:color="BFBFBF" w:sz="4"/>
+            </w:tcBorders>
+            <w:tcMar>
+              <w:top w:type="dxa" w:w="60"/>
+              <w:left w:type="dxa" w:w="100"/>
+              <w:bottom w:type="dxa" w:w="60"/>
+              <w:right w:type="dxa" w:w="100"/>
+            </w:tcMar>
+          </w:tcPr>
+          <w:p>
+            <w:r>
+              <w:rPr>
+                <w:rFonts w:ascii="Calibri" w:cs="Calibri" w:eastAsia="Calibri" w:hAnsi="Calibri"/>
+                <w:sz w:val="18"/>
+                <w:szCs w:val="18"/>
+              </w:rPr>
+              <w:t xml:space="preserve">Failed records code and reason</w:t>
+            </w:r>
+          </w:p>
+        </w:tc>
+        <w:tc>
+          <w:tcPr>
+            <w:tcW w:type="dxa" w:w="2766"/>
+            <w:tcBorders>
+              <w:top w:val="single" w:color="BFBFBF" w:sz="4"/>
+              <w:left w:val="single" w:color="BFBFBF" w:sz="4"/>
+              <w:bottom w:val="single" w:color="BFBFBF" w:sz="4"/>
+              <w:right w:val="single" w:color="BFBFBF" w:sz="4"/>
+            </w:tcBorders>
+            <w:tcMar>
+              <w:top w:type="dxa" w:w="60"/>
+              <w:left w:type="dxa" w:w="100"/>
+              <w:bottom w:type="dxa" w:w="60"/>
+              <w:right w:type="dxa" w:w="100"/>
+            </w:tcMar>
+          </w:tcPr>
+          <w:p>
+            <w:r>
+              <w:rPr>
+                <w:rFonts w:ascii="Consolas" w:cs="Consolas" w:eastAsia="Consolas" w:hAnsi="Consolas"/>
+                <w:color w:val="5B2C6F"/>
+                <w:sz w:val="16"/>
+                <w:szCs w:val="16"/>
+              </w:rPr>
+              <w:t xml:space="preserve">ProcessorEventHandlerTests</w:t>
+            </w:r>
+          </w:p>
+        </w:tc>
+        <w:tc>
+          <w:tcPr>
+            <w:tcW w:type="dxa" w:w="1517"/>
+            <w:tcBorders>
+              <w:top w:val="single" w:color="BFBFBF" w:sz="4"/>
+              <w:left w:val="single" w:color="BFBFBF" w:sz="4"/>
+              <w:bottom w:val="single" w:color="BFBFBF" w:sz="4"/>
+              <w:right w:val="single" w:color="BFBFBF" w:sz="4"/>
+            </w:tcBorders>
+            <w:tcMar>
+              <w:top w:type="dxa" w:w="60"/>
+              <w:left w:type="dxa" w:w="100"/>
+              <w:bottom w:type="dxa" w:w="60"/>
+              <w:right w:type="dxa" w:w="100"/>
+            </w:tcMar>
+          </w:tcPr>
+          <w:p>
+            <w:r>
+              <w:rPr>
+                <w:rFonts w:ascii="Calibri" w:cs="Calibri" w:eastAsia="Calibri" w:hAnsi="Calibri"/>
+                <w:sz w:val="18"/>
+                <w:szCs w:val="18"/>
+              </w:rPr>
+              <w:t xml:space="preserve">Unit</w:t>
+            </w:r>
+          </w:p>
+        </w:tc>
+        <w:tc>
+          <w:tcPr>
+            <w:tcW w:type="dxa" w:w="894"/>
+            <w:tcBorders>
+              <w:top w:val="single" w:color="BFBFBF" w:sz="4"/>
+              <w:left w:val="single" w:color="BFBFBF" w:sz="4"/>
+              <w:bottom w:val="single" w:color="BFBFBF" w:sz="4"/>
+              <w:right w:val="single" w:color="BFBFBF" w:sz="4"/>
+            </w:tcBorders>
+            <w:tcMar>
+              <w:top w:type="dxa" w:w="60"/>
+              <w:left w:type="dxa" w:w="100"/>
+              <w:bottom w:type="dxa" w:w="60"/>
+              <w:right w:type="dxa" w:w="100"/>
+            </w:tcMar>
+          </w:tcPr>
+          <w:p>
+            <w:r>
+              <w:rPr>
+                <w:rFonts w:ascii="Calibri" w:cs="Calibri" w:eastAsia="Calibri" w:hAnsi="Calibri"/>
+                <w:sz w:val="18"/>
+                <w:szCs w:val="18"/>
+              </w:rPr>
+              <w:t xml:space="preserve">Fact</w:t>
+            </w:r>
+          </w:p>
+        </w:tc>
+      </w:tr>
+      <w:tr>
+        <w:tc>
+          <w:tcPr>
+            <w:tcW w:type="dxa" w:w="892"/>
+            <w:tcBorders>
+              <w:top w:val="single" w:color="BFBFBF" w:sz="4"/>
+              <w:left w:val="single" w:color="BFBFBF" w:sz="4"/>
+              <w:bottom w:val="single" w:color="BFBFBF" w:sz="4"/>
+              <w:right w:val="single" w:color="BFBFBF" w:sz="4"/>
+            </w:tcBorders>
+            <w:tcMar>
+              <w:top w:type="dxa" w:w="60"/>
+              <w:left w:type="dxa" w:w="100"/>
+              <w:bottom w:type="dxa" w:w="60"/>
+              <w:right w:type="dxa" w:w="100"/>
+            </w:tcMar>
+          </w:tcPr>
+          <w:p>
+            <w:r>
+              <w:rPr>
+                <w:rFonts w:ascii="Calibri" w:cs="Calibri" w:eastAsia="Calibri" w:hAnsi="Calibri"/>
+                <w:sz w:val="18"/>
+                <w:szCs w:val="18"/>
+              </w:rPr>
+              <w:t xml:space="preserve">JS-103</w:t>
+            </w:r>
+          </w:p>
+        </w:tc>
+        <w:tc>
+          <w:tcPr>
+            <w:tcW w:type="dxa" w:w="3569"/>
+            <w:tcBorders>
+              <w:top w:val="single" w:color="BFBFBF" w:sz="4"/>
+              <w:left w:val="single" w:color="BFBFBF" w:sz="4"/>
+              <w:bottom w:val="single" w:color="BFBFBF" w:sz="4"/>
+              <w:right w:val="single" w:color="BFBFBF" w:sz="4"/>
+            </w:tcBorders>
+            <w:tcMar>
+              <w:top w:type="dxa" w:w="60"/>
+              <w:left w:type="dxa" w:w="100"/>
+              <w:bottom w:type="dxa" w:w="60"/>
+              <w:right w:type="dxa" w:w="100"/>
+            </w:tcMar>
+          </w:tcPr>
+          <w:p>
+            <w:r>
+              <w:rPr>
+                <w:rFonts w:ascii="Calibri" w:cs="Calibri" w:eastAsia="Calibri" w:hAnsi="Calibri"/>
+                <w:sz w:val="18"/>
+                <w:szCs w:val="18"/>
+              </w:rPr>
+              <w:t xml:space="preserve">Unknown job is ignored</w:t>
+            </w:r>
+          </w:p>
+        </w:tc>
+        <w:tc>
+          <w:tcPr>
+            <w:tcW w:type="dxa" w:w="2766"/>
+            <w:tcBorders>
+              <w:top w:val="single" w:color="BFBFBF" w:sz="4"/>
+              <w:left w:val="single" w:color="BFBFBF" w:sz="4"/>
+              <w:bottom w:val="single" w:color="BFBFBF" w:sz="4"/>
+              <w:right w:val="single" w:color="BFBFBF" w:sz="4"/>
+            </w:tcBorders>
+            <w:tcMar>
+              <w:top w:type="dxa" w:w="60"/>
+              <w:left w:type="dxa" w:w="100"/>
+              <w:bottom w:type="dxa" w:w="60"/>
+              <w:right w:type="dxa" w:w="100"/>
+            </w:tcMar>
+          </w:tcPr>
+          <w:p>
+            <w:r>
+              <w:rPr>
+                <w:rFonts w:ascii="Consolas" w:cs="Consolas" w:eastAsia="Consolas" w:hAnsi="Consolas"/>
+                <w:color w:val="5B2C6F"/>
+                <w:sz w:val="16"/>
+                <w:szCs w:val="16"/>
+              </w:rPr>
+              <w:t xml:space="preserve">ProcessorEventHandlerTests</w:t>
+            </w:r>
+          </w:p>
+        </w:tc>
+        <w:tc>
+          <w:tcPr>
+            <w:tcW w:type="dxa" w:w="1517"/>
+            <w:tcBorders>
+              <w:top w:val="single" w:color="BFBFBF" w:sz="4"/>
+              <w:left w:val="single" w:color="BFBFBF" w:sz="4"/>
+              <w:bottom w:val="single" w:color="BFBFBF" w:sz="4"/>
+              <w:right w:val="single" w:color="BFBFBF" w:sz="4"/>
+            </w:tcBorders>
+            <w:tcMar>
+              <w:top w:type="dxa" w:w="60"/>
+              <w:left w:type="dxa" w:w="100"/>
+              <w:bottom w:type="dxa" w:w="60"/>
+              <w:right w:type="dxa" w:w="100"/>
+            </w:tcMar>
+          </w:tcPr>
+          <w:p>
+            <w:r>
+              <w:rPr>
+                <w:rFonts w:ascii="Calibri" w:cs="Calibri" w:eastAsia="Calibri" w:hAnsi="Calibri"/>
+                <w:sz w:val="18"/>
+                <w:szCs w:val="18"/>
+              </w:rPr>
+              <w:t xml:space="preserve">Unit</w:t>
+            </w:r>
+          </w:p>
+        </w:tc>
+        <w:tc>
+          <w:tcPr>
+            <w:tcW w:type="dxa" w:w="894"/>
+            <w:tcBorders>
+              <w:top w:val="single" w:color="BFBFBF" w:sz="4"/>
+              <w:left w:val="single" w:color="BFBFBF" w:sz="4"/>
+              <w:bottom w:val="single" w:color="BFBFBF" w:sz="4"/>
+              <w:right w:val="single" w:color="BFBFBF" w:sz="4"/>
+            </w:tcBorders>
+            <w:tcMar>
+              <w:top w:type="dxa" w:w="60"/>
+              <w:left w:type="dxa" w:w="100"/>
+              <w:bottom w:type="dxa" w:w="60"/>
+              <w:right w:type="dxa" w:w="100"/>
+            </w:tcMar>
+          </w:tcPr>
+          <w:p>
+            <w:r>
+              <w:rPr>
+                <w:rFonts w:ascii="Calibri" w:cs="Calibri" w:eastAsia="Calibri" w:hAnsi="Calibri"/>
+                <w:sz w:val="18"/>
+                <w:szCs w:val="18"/>
+              </w:rPr>
+              <w:t xml:space="preserve">Fact</w:t>
+            </w:r>
+          </w:p>
+        </w:tc>
+      </w:tr>
+      <w:tr>
+        <w:tc>
+          <w:tcPr>
+            <w:tcW w:type="dxa" w:w="892"/>
+            <w:tcBorders>
+              <w:top w:val="single" w:color="BFBFBF" w:sz="4"/>
+              <w:left w:val="single" w:color="BFBFBF" w:sz="4"/>
+              <w:bottom w:val="single" w:color="BFBFBF" w:sz="4"/>
+              <w:right w:val="single" w:color="BFBFBF" w:sz="4"/>
+            </w:tcBorders>
+            <w:tcMar>
+              <w:top w:type="dxa" w:w="60"/>
+              <w:left w:type="dxa" w:w="100"/>
+              <w:bottom w:type="dxa" w:w="60"/>
+              <w:right w:type="dxa" w:w="100"/>
+            </w:tcMar>
+          </w:tcPr>
+          <w:p>
+            <w:r>
+              <w:rPr>
+                <w:rFonts w:ascii="Calibri" w:cs="Calibri" w:eastAsia="Calibri" w:hAnsi="Calibri"/>
+                <w:sz w:val="18"/>
+                <w:szCs w:val="18"/>
+              </w:rPr>
+              <w:t xml:space="preserve">JS-104</w:t>
+            </w:r>
+          </w:p>
+        </w:tc>
+        <w:tc>
+          <w:tcPr>
+            <w:tcW w:type="dxa" w:w="3569"/>
+            <w:tcBorders>
+              <w:top w:val="single" w:color="BFBFBF" w:sz="4"/>
+              <w:left w:val="single" w:color="BFBFBF" w:sz="4"/>
+              <w:bottom w:val="single" w:color="BFBFBF" w:sz="4"/>
+              <w:right w:val="single" w:color="BFBFBF" w:sz="4"/>
+            </w:tcBorders>
+            <w:tcMar>
+              <w:top w:type="dxa" w:w="60"/>
+              <w:left w:type="dxa" w:w="100"/>
+              <w:bottom w:type="dxa" w:w="60"/>
+              <w:right w:type="dxa" w:w="100"/>
+            </w:tcMar>
+          </w:tcPr>
+          <w:p>
+            <w:r>
+              <w:rPr>
+                <w:rFonts w:ascii="Calibri" w:cs="Calibri" w:eastAsia="Calibri" w:hAnsi="Calibri"/>
+                <w:sz w:val="18"/>
+                <w:szCs w:val="18"/>
+              </w:rPr>
+              <w:t xml:space="preserve">Unknown event type is ignored</w:t>
+            </w:r>
+          </w:p>
+        </w:tc>
+        <w:tc>
+          <w:tcPr>
+            <w:tcW w:type="dxa" w:w="2766"/>
+            <w:tcBorders>
+              <w:top w:val="single" w:color="BFBFBF" w:sz="4"/>
+              <w:left w:val="single" w:color="BFBFBF" w:sz="4"/>
+              <w:bottom w:val="single" w:color="BFBFBF" w:sz="4"/>
+              <w:right w:val="single" w:color="BFBFBF" w:sz="4"/>
+            </w:tcBorders>
+            <w:tcMar>
+              <w:top w:type="dxa" w:w="60"/>
+              <w:left w:type="dxa" w:w="100"/>
+              <w:bottom w:type="dxa" w:w="60"/>
+              <w:right w:type="dxa" w:w="100"/>
+            </w:tcMar>
+          </w:tcPr>
+          <w:p>
+            <w:r>
+              <w:rPr>
+                <w:rFonts w:ascii="Consolas" w:cs="Consolas" w:eastAsia="Consolas" w:hAnsi="Consolas"/>
+                <w:color w:val="5B2C6F"/>
+                <w:sz w:val="16"/>
+                <w:szCs w:val="16"/>
+              </w:rPr>
+              <w:t xml:space="preserve">ProcessorEventHandlerTests</w:t>
+            </w:r>
+          </w:p>
+        </w:tc>
+        <w:tc>
+          <w:tcPr>
+            <w:tcW w:type="dxa" w:w="1517"/>
+            <w:tcBorders>
+              <w:top w:val="single" w:color="BFBFBF" w:sz="4"/>
+              <w:left w:val="single" w:color="BFBFBF" w:sz="4"/>
+              <w:bottom w:val="single" w:color="BFBFBF" w:sz="4"/>
+              <w:right w:val="single" w:color="BFBFBF" w:sz="4"/>
+            </w:tcBorders>
+            <w:tcMar>
+              <w:top w:type="dxa" w:w="60"/>
+              <w:left w:type="dxa" w:w="100"/>
+              <w:bottom w:type="dxa" w:w="60"/>
+              <w:right w:type="dxa" w:w="100"/>
+            </w:tcMar>
+          </w:tcPr>
+          <w:p>
+            <w:r>
+              <w:rPr>
+                <w:rFonts w:ascii="Calibri" w:cs="Calibri" w:eastAsia="Calibri" w:hAnsi="Calibri"/>
+                <w:sz w:val="18"/>
+                <w:szCs w:val="18"/>
+              </w:rPr>
+              <w:t xml:space="preserve">Unit</w:t>
+            </w:r>
+          </w:p>
+        </w:tc>
+        <w:tc>
+          <w:tcPr>
+            <w:tcW w:type="dxa" w:w="894"/>
+            <w:tcBorders>
+              <w:top w:val="single" w:color="BFBFBF" w:sz="4"/>
+              <w:left w:val="single" w:color="BFBFBF" w:sz="4"/>
+              <w:bottom w:val="single" w:color="BFBFBF" w:sz="4"/>
+              <w:right w:val="single" w:color="BFBFBF" w:sz="4"/>
+            </w:tcBorders>
+            <w:tcMar>
+              <w:top w:type="dxa" w:w="60"/>
+              <w:left w:type="dxa" w:w="100"/>
+              <w:bottom w:type="dxa" w:w="60"/>
+              <w:right w:type="dxa" w:w="100"/>
+            </w:tcMar>
+          </w:tcPr>
+          <w:p>
+            <w:r>
+              <w:rPr>
+                <w:rFonts w:ascii="Calibri" w:cs="Calibri" w:eastAsia="Calibri" w:hAnsi="Calibri"/>
+                <w:sz w:val="18"/>
+                <w:szCs w:val="18"/>
+              </w:rPr>
+              <w:t xml:space="preserve">Fact</w:t>
+            </w:r>
+          </w:p>
+        </w:tc>
+      </w:tr>
+      <w:tr>
+        <w:tc>
+          <w:tcPr>
+            <w:tcW w:type="dxa" w:w="892"/>
+            <w:tcBorders>
+              <w:top w:val="single" w:color="BFBFBF" w:sz="4"/>
+              <w:left w:val="single" w:color="BFBFBF" w:sz="4"/>
+              <w:bottom w:val="single" w:color="BFBFBF" w:sz="4"/>
+              <w:right w:val="single" w:color="BFBFBF" w:sz="4"/>
+            </w:tcBorders>
+            <w:tcMar>
+              <w:top w:type="dxa" w:w="60"/>
+              <w:left w:type="dxa" w:w="100"/>
+              <w:bottom w:type="dxa" w:w="60"/>
+              <w:right w:type="dxa" w:w="100"/>
+            </w:tcMar>
+          </w:tcPr>
+          <w:p>
+            <w:r>
+              <w:rPr>
+                <w:rFonts w:ascii="Calibri" w:cs="Calibri" w:eastAsia="Calibri" w:hAnsi="Calibri"/>
+                <w:sz w:val="18"/>
+                <w:szCs w:val="18"/>
+              </w:rPr>
+              <w:t xml:space="preserve">JS-105</w:t>
+            </w:r>
+          </w:p>
+        </w:tc>
+        <w:tc>
+          <w:tcPr>
+            <w:tcW w:type="dxa" w:w="3569"/>
+            <w:tcBorders>
+              <w:top w:val="single" w:color="BFBFBF" w:sz="4"/>
+              <w:left w:val="single" w:color="BFBFBF" w:sz="4"/>
+              <w:bottom w:val="single" w:color="BFBFBF" w:sz="4"/>
+              <w:right w:val="single" w:color="BFBFBF" w:sz="4"/>
+            </w:tcBorders>
+            <w:tcMar>
+              <w:top w:type="dxa" w:w="60"/>
+              <w:left w:type="dxa" w:w="100"/>
+              <w:bottom w:type="dxa" w:w="60"/>
+              <w:right w:type="dxa" w:w="100"/>
+            </w:tcMar>
+          </w:tcPr>
+          <w:p>
+            <w:r>
+              <w:rPr>
+                <w:rFonts w:ascii="Calibri" w:cs="Calibri" w:eastAsia="Calibri" w:hAnsi="Calibri"/>
+                <w:sz w:val="18"/>
+                <w:szCs w:val="18"/>
+              </w:rPr>
+              <w:t xml:space="preserve">Newer schema version is ignored</w:t>
+            </w:r>
+          </w:p>
+        </w:tc>
+        <w:tc>
+          <w:tcPr>
+            <w:tcW w:type="dxa" w:w="2766"/>
+            <w:tcBorders>
+              <w:top w:val="single" w:color="BFBFBF" w:sz="4"/>
+              <w:left w:val="single" w:color="BFBFBF" w:sz="4"/>
+              <w:bottom w:val="single" w:color="BFBFBF" w:sz="4"/>
+              <w:right w:val="single" w:color="BFBFBF" w:sz="4"/>
+            </w:tcBorders>
+            <w:tcMar>
+              <w:top w:type="dxa" w:w="60"/>
+              <w:left w:type="dxa" w:w="100"/>
+              <w:bottom w:type="dxa" w:w="60"/>
+              <w:right w:type="dxa" w:w="100"/>
+            </w:tcMar>
+          </w:tcPr>
+          <w:p>
+            <w:r>
+              <w:rPr>
+                <w:rFonts w:ascii="Consolas" w:cs="Consolas" w:eastAsia="Consolas" w:hAnsi="Consolas"/>
+                <w:color w:val="5B2C6F"/>
+                <w:sz w:val="16"/>
+                <w:szCs w:val="16"/>
+              </w:rPr>
+              <w:t xml:space="preserve">ProcessorEventHandlerTests</w:t>
+            </w:r>
+          </w:p>
+        </w:tc>
+        <w:tc>
+          <w:tcPr>
+            <w:tcW w:type="dxa" w:w="1517"/>
+            <w:tcBorders>
+              <w:top w:val="single" w:color="BFBFBF" w:sz="4"/>
+              <w:left w:val="single" w:color="BFBFBF" w:sz="4"/>
+              <w:bottom w:val="single" w:color="BFBFBF" w:sz="4"/>
+              <w:right w:val="single" w:color="BFBFBF" w:sz="4"/>
+            </w:tcBorders>
+            <w:tcMar>
+              <w:top w:type="dxa" w:w="60"/>
+              <w:left w:type="dxa" w:w="100"/>
+              <w:bottom w:type="dxa" w:w="60"/>
+              <w:right w:type="dxa" w:w="100"/>
+            </w:tcMar>
+          </w:tcPr>
+          <w:p>
+            <w:r>
+              <w:rPr>
+                <w:rFonts w:ascii="Calibri" w:cs="Calibri" w:eastAsia="Calibri" w:hAnsi="Calibri"/>
+                <w:sz w:val="18"/>
+                <w:szCs w:val="18"/>
+              </w:rPr>
+              <w:t xml:space="preserve">Unit</w:t>
+            </w:r>
+          </w:p>
+        </w:tc>
+        <w:tc>
+          <w:tcPr>
+            <w:tcW w:type="dxa" w:w="894"/>
+            <w:tcBorders>
+              <w:top w:val="single" w:color="BFBFBF" w:sz="4"/>
+              <w:left w:val="single" w:color="BFBFBF" w:sz="4"/>
+              <w:bottom w:val="single" w:color="BFBFBF" w:sz="4"/>
+              <w:right w:val="single" w:color="BFBFBF" w:sz="4"/>
+            </w:tcBorders>
+            <w:tcMar>
+              <w:top w:type="dxa" w:w="60"/>
+              <w:left w:type="dxa" w:w="100"/>
+              <w:bottom w:type="dxa" w:w="60"/>
+              <w:right w:type="dxa" w:w="100"/>
+            </w:tcMar>
+          </w:tcPr>
+          <w:p>
+            <w:r>
+              <w:rPr>
+                <w:rFonts w:ascii="Calibri" w:cs="Calibri" w:eastAsia="Calibri" w:hAnsi="Calibri"/>
+                <w:sz w:val="18"/>
+                <w:szCs w:val="18"/>
+              </w:rPr>
+              <w:t xml:space="preserve">Fact</w:t>
+            </w:r>
+          </w:p>
+        </w:tc>
+      </w:tr>
+      <w:tr>
+        <w:tc>
+          <w:tcPr>
+            <w:tcW w:type="dxa" w:w="892"/>
+            <w:tcBorders>
+              <w:top w:val="single" w:color="BFBFBF" w:sz="4"/>
+              <w:left w:val="single" w:color="BFBFBF" w:sz="4"/>
+              <w:bottom w:val="single" w:color="BFBFBF" w:sz="4"/>
+              <w:right w:val="single" w:color="BFBFBF" w:sz="4"/>
+            </w:tcBorders>
+            <w:tcMar>
+              <w:top w:type="dxa" w:w="60"/>
+              <w:left w:type="dxa" w:w="100"/>
+              <w:bottom w:type="dxa" w:w="60"/>
+              <w:right w:type="dxa" w:w="100"/>
+            </w:tcMar>
+          </w:tcPr>
+          <w:p>
+            <w:r>
+              <w:rPr>
+                <w:rFonts w:ascii="Calibri" w:cs="Calibri" w:eastAsia="Calibri" w:hAnsi="Calibri"/>
+                <w:sz w:val="18"/>
+                <w:szCs w:val="18"/>
+              </w:rPr>
+              <w:t xml:space="preserve">JS-106</w:t>
+            </w:r>
+          </w:p>
+        </w:tc>
+        <w:tc>
+          <w:tcPr>
+            <w:tcW w:type="dxa" w:w="3569"/>
+            <w:tcBorders>
+              <w:top w:val="single" w:color="BFBFBF" w:sz="4"/>
+              <w:left w:val="single" w:color="BFBFBF" w:sz="4"/>
+              <w:bottom w:val="single" w:color="BFBFBF" w:sz="4"/>
+              <w:right w:val="single" w:color="BFBFBF" w:sz="4"/>
+            </w:tcBorders>
+            <w:tcMar>
+              <w:top w:type="dxa" w:w="60"/>
+              <w:left w:type="dxa" w:w="100"/>
+              <w:bottom w:type="dxa" w:w="60"/>
+              <w:right w:type="dxa" w:w="100"/>
+            </w:tcMar>
+          </w:tcPr>
+          <w:p>
+            <w:r>
+              <w:rPr>
+                <w:rFonts w:ascii="Calibri" w:cs="Calibri" w:eastAsia="Calibri" w:hAnsi="Calibri"/>
+                <w:sz w:val="18"/>
+                <w:szCs w:val="18"/>
+              </w:rPr>
+              <w:t xml:space="preserve">Malformed payload is ignored not retried</w:t>
+            </w:r>
+          </w:p>
+        </w:tc>
+        <w:tc>
+          <w:tcPr>
+            <w:tcW w:type="dxa" w:w="2766"/>
+            <w:tcBorders>
+              <w:top w:val="single" w:color="BFBFBF" w:sz="4"/>
+              <w:left w:val="single" w:color="BFBFBF" w:sz="4"/>
+              <w:bottom w:val="single" w:color="BFBFBF" w:sz="4"/>
+              <w:right w:val="single" w:color="BFBFBF" w:sz="4"/>
+            </w:tcBorders>
+            <w:tcMar>
+              <w:top w:type="dxa" w:w="60"/>
+              <w:left w:type="dxa" w:w="100"/>
+              <w:bottom w:type="dxa" w:w="60"/>
+              <w:right w:type="dxa" w:w="100"/>
+            </w:tcMar>
+          </w:tcPr>
+          <w:p>
+            <w:r>
+              <w:rPr>
+                <w:rFonts w:ascii="Consolas" w:cs="Consolas" w:eastAsia="Consolas" w:hAnsi="Consolas"/>
+                <w:color w:val="5B2C6F"/>
+                <w:sz w:val="16"/>
+                <w:szCs w:val="16"/>
+              </w:rPr>
+              <w:t xml:space="preserve">ProcessorEventHandlerTests</w:t>
+            </w:r>
+          </w:p>
+        </w:tc>
+        <w:tc>
+          <w:tcPr>
+            <w:tcW w:type="dxa" w:w="1517"/>
+            <w:tcBorders>
+              <w:top w:val="single" w:color="BFBFBF" w:sz="4"/>
+              <w:left w:val="single" w:color="BFBFBF" w:sz="4"/>
+              <w:bottom w:val="single" w:color="BFBFBF" w:sz="4"/>
+              <w:right w:val="single" w:color="BFBFBF" w:sz="4"/>
+            </w:tcBorders>
+            <w:tcMar>
+              <w:top w:type="dxa" w:w="60"/>
+              <w:left w:type="dxa" w:w="100"/>
+              <w:bottom w:type="dxa" w:w="60"/>
+              <w:right w:type="dxa" w:w="100"/>
+            </w:tcMar>
+          </w:tcPr>
+          <w:p>
+            <w:r>
+              <w:rPr>
+                <w:rFonts w:ascii="Calibri" w:cs="Calibri" w:eastAsia="Calibri" w:hAnsi="Calibri"/>
+                <w:sz w:val="18"/>
+                <w:szCs w:val="18"/>
+              </w:rPr>
+              <w:t xml:space="preserve">Unit</w:t>
+            </w:r>
+          </w:p>
+        </w:tc>
+        <w:tc>
+          <w:tcPr>
+            <w:tcW w:type="dxa" w:w="894"/>
+            <w:tcBorders>
+              <w:top w:val="single" w:color="BFBFBF" w:sz="4"/>
+              <w:left w:val="single" w:color="BFBFBF" w:sz="4"/>
+              <w:bottom w:val="single" w:color="BFBFBF" w:sz="4"/>
+              <w:right w:val="single" w:color="BFBFBF" w:sz="4"/>
+            </w:tcBorders>
+            <w:tcMar>
+              <w:top w:type="dxa" w:w="60"/>
+              <w:left w:type="dxa" w:w="100"/>
+              <w:bottom w:type="dxa" w:w="60"/>
+              <w:right w:type="dxa" w:w="100"/>
+            </w:tcMar>
+          </w:tcPr>
+          <w:p>
+            <w:r>
+              <w:rPr>
+                <w:rFonts w:ascii="Calibri" w:cs="Calibri" w:eastAsia="Calibri" w:hAnsi="Calibri"/>
+                <w:sz w:val="18"/>
+                <w:szCs w:val="18"/>
+              </w:rPr>
+              <w:t xml:space="preserve">Fact</w:t>
+            </w:r>
+          </w:p>
+        </w:tc>
+      </w:tr>
+      <w:tr>
+        <w:tc>
+          <w:tcPr>
+            <w:tcW w:type="dxa" w:w="892"/>
+            <w:tcBorders>
+              <w:top w:val="single" w:color="BFBFBF" w:sz="4"/>
+              <w:left w:val="single" w:color="BFBFBF" w:sz="4"/>
+              <w:bottom w:val="single" w:color="BFBFBF" w:sz="4"/>
+              <w:right w:val="single" w:color="BFBFBF" w:sz="4"/>
+            </w:tcBorders>
+            <w:tcMar>
+              <w:top w:type="dxa" w:w="60"/>
+              <w:left w:type="dxa" w:w="100"/>
+              <w:bottom w:type="dxa" w:w="60"/>
+              <w:right w:type="dxa" w:w="100"/>
+            </w:tcMar>
+          </w:tcPr>
+          <w:p>
+            <w:r>
+              <w:rPr>
+                <w:rFonts w:ascii="Calibri" w:cs="Calibri" w:eastAsia="Calibri" w:hAnsi="Calibri"/>
+                <w:sz w:val="18"/>
+                <w:szCs w:val="18"/>
+              </w:rPr>
+              <w:t xml:space="preserve">JS-107</w:t>
+            </w:r>
+          </w:p>
+        </w:tc>
+        <w:tc>
+          <w:tcPr>
+            <w:tcW w:type="dxa" w:w="3569"/>
+            <w:tcBorders>
+              <w:top w:val="single" w:color="BFBFBF" w:sz="4"/>
+              <w:left w:val="single" w:color="BFBFBF" w:sz="4"/>
+              <w:bottom w:val="single" w:color="BFBFBF" w:sz="4"/>
+              <w:right w:val="single" w:color="BFBFBF" w:sz="4"/>
+            </w:tcBorders>
+            <w:tcMar>
+              <w:top w:type="dxa" w:w="60"/>
+              <w:left w:type="dxa" w:w="100"/>
+              <w:bottom w:type="dxa" w:w="60"/>
+              <w:right w:type="dxa" w:w="100"/>
+            </w:tcMar>
+          </w:tcPr>
+          <w:p>
+            <w:r>
+              <w:rPr>
+                <w:rFonts w:ascii="Calibri" w:cs="Calibri" w:eastAsia="Calibri" w:hAnsi="Calibri"/>
+                <w:sz w:val="18"/>
+                <w:szCs w:val="18"/>
+              </w:rPr>
+              <w:t xml:space="preserve">Storage failure propagates so the event is not acknowledged</w:t>
+            </w:r>
+          </w:p>
+        </w:tc>
+        <w:tc>
+          <w:tcPr>
+            <w:tcW w:type="dxa" w:w="2766"/>
+            <w:tcBorders>
+              <w:top w:val="single" w:color="BFBFBF" w:sz="4"/>
+              <w:left w:val="single" w:color="BFBFBF" w:sz="4"/>
+              <w:bottom w:val="single" w:color="BFBFBF" w:sz="4"/>
+              <w:right w:val="single" w:color="BFBFBF" w:sz="4"/>
+            </w:tcBorders>
+            <w:tcMar>
+              <w:top w:type="dxa" w:w="60"/>
+              <w:left w:type="dxa" w:w="100"/>
+              <w:bottom w:type="dxa" w:w="60"/>
+              <w:right w:type="dxa" w:w="100"/>
+            </w:tcMar>
+          </w:tcPr>
+          <w:p>
+            <w:r>
+              <w:rPr>
+                <w:rFonts w:ascii="Consolas" w:cs="Consolas" w:eastAsia="Consolas" w:hAnsi="Consolas"/>
+                <w:color w:val="5B2C6F"/>
+                <w:sz w:val="16"/>
+                <w:szCs w:val="16"/>
+              </w:rPr>
+              <w:t xml:space="preserve">ProcessorEventHandlerTests</w:t>
+            </w:r>
+          </w:p>
+        </w:tc>
+        <w:tc>
+          <w:tcPr>
+            <w:tcW w:type="dxa" w:w="1517"/>
+            <w:tcBorders>
+              <w:top w:val="single" w:color="BFBFBF" w:sz="4"/>
+              <w:left w:val="single" w:color="BFBFBF" w:sz="4"/>
+              <w:bottom w:val="single" w:color="BFBFBF" w:sz="4"/>
+              <w:right w:val="single" w:color="BFBFBF" w:sz="4"/>
+            </w:tcBorders>
+            <w:tcMar>
+              <w:top w:type="dxa" w:w="60"/>
+              <w:left w:type="dxa" w:w="100"/>
+              <w:bottom w:type="dxa" w:w="60"/>
+              <w:right w:type="dxa" w:w="100"/>
+            </w:tcMar>
+          </w:tcPr>
+          <w:p>
+            <w:r>
+              <w:rPr>
+                <w:rFonts w:ascii="Calibri" w:cs="Calibri" w:eastAsia="Calibri" w:hAnsi="Calibri"/>
+                <w:sz w:val="18"/>
+                <w:szCs w:val="18"/>
+              </w:rPr>
+              <w:t xml:space="preserve">Unit</w:t>
+            </w:r>
+          </w:p>
+        </w:tc>
+        <w:tc>
+          <w:tcPr>
+            <w:tcW w:type="dxa" w:w="894"/>
+            <w:tcBorders>
+              <w:top w:val="single" w:color="BFBFBF" w:sz="4"/>
+              <w:left w:val="single" w:color="BFBFBF" w:sz="4"/>
+              <w:bottom w:val="single" w:color="BFBFBF" w:sz="4"/>
+              <w:right w:val="single" w:color="BFBFBF" w:sz="4"/>
+            </w:tcBorders>
+            <w:tcMar>
+              <w:top w:type="dxa" w:w="60"/>
+              <w:left w:type="dxa" w:w="100"/>
+              <w:bottom w:type="dxa" w:w="60"/>
+              <w:right w:type="dxa" w:w="100"/>
+            </w:tcMar>
+          </w:tcPr>
+          <w:p>
+            <w:r>
+              <w:rPr>
+                <w:rFonts w:ascii="Calibri" w:cs="Calibri" w:eastAsia="Calibri" w:hAnsi="Calibri"/>
+                <w:sz w:val="18"/>
+                <w:szCs w:val="18"/>
+              </w:rPr>
+              <w:t xml:space="preserve">Fact</w:t>
+            </w:r>
+          </w:p>
+        </w:tc>
+      </w:tr>
+      <w:tr>
+        <w:tc>
+          <w:tcPr>
+            <w:tcW w:type="dxa" w:w="892"/>
+            <w:tcBorders>
+              <w:top w:val="single" w:color="BFBFBF" w:sz="4"/>
+              <w:left w:val="single" w:color="BFBFBF" w:sz="4"/>
+              <w:bottom w:val="single" w:color="BFBFBF" w:sz="4"/>
+              <w:right w:val="single" w:color="BFBFBF" w:sz="4"/>
+            </w:tcBorders>
+            <w:tcMar>
+              <w:top w:type="dxa" w:w="60"/>
+              <w:left w:type="dxa" w:w="100"/>
+              <w:bottom w:type="dxa" w:w="60"/>
+              <w:right w:type="dxa" w:w="100"/>
+            </w:tcMar>
+          </w:tcPr>
+          <w:p>
+            <w:r>
+              <w:rPr>
+                <w:rFonts w:ascii="Calibri" w:cs="Calibri" w:eastAsia="Calibri" w:hAnsi="Calibri"/>
+                <w:sz w:val="18"/>
+                <w:szCs w:val="18"/>
+              </w:rPr>
+              <w:t xml:space="preserve">JS-074</w:t>
+            </w:r>
+          </w:p>
+        </w:tc>
+        <w:tc>
+          <w:tcPr>
+            <w:tcW w:type="dxa" w:w="3569"/>
+            <w:tcBorders>
+              <w:top w:val="single" w:color="BFBFBF" w:sz="4"/>
+              <w:left w:val="single" w:color="BFBFBF" w:sz="4"/>
+              <w:bottom w:val="single" w:color="BFBFBF" w:sz="4"/>
+              <w:right w:val="single" w:color="BFBFBF" w:sz="4"/>
+            </w:tcBorders>
+            <w:tcMar>
+              <w:top w:type="dxa" w:w="60"/>
+              <w:left w:type="dxa" w:w="100"/>
+              <w:bottom w:type="dxa" w:w="60"/>
+              <w:right w:type="dxa" w:w="100"/>
+            </w:tcMar>
+          </w:tcPr>
+          <w:p>
+            <w:r>
+              <w:rPr>
+                <w:rFonts w:ascii="Calibri" w:cs="Calibri" w:eastAsia="Calibri" w:hAnsi="Calibri"/>
+                <w:sz w:val="18"/>
+                <w:szCs w:val="18"/>
+              </w:rPr>
+              <w:t xml:space="preserve">Lost completion event is recovered with results</w:t>
+            </w:r>
+          </w:p>
+        </w:tc>
+        <w:tc>
+          <w:tcPr>
+            <w:tcW w:type="dxa" w:w="2766"/>
+            <w:tcBorders>
+              <w:top w:val="single" w:color="BFBFBF" w:sz="4"/>
+              <w:left w:val="single" w:color="BFBFBF" w:sz="4"/>
+              <w:bottom w:val="single" w:color="BFBFBF" w:sz="4"/>
+              <w:right w:val="single" w:color="BFBFBF" w:sz="4"/>
+            </w:tcBorders>
+            <w:tcMar>
+              <w:top w:type="dxa" w:w="60"/>
+              <w:left w:type="dxa" w:w="100"/>
+              <w:bottom w:type="dxa" w:w="60"/>
+              <w:right w:type="dxa" w:w="100"/>
+            </w:tcMar>
+          </w:tcPr>
+          <w:p>
+            <w:r>
+              <w:rPr>
+                <w:rFonts w:ascii="Consolas" w:cs="Consolas" w:eastAsia="Consolas" w:hAnsi="Consolas"/>
+                <w:color w:val="5B2C6F"/>
+                <w:sz w:val="16"/>
+                <w:szCs w:val="16"/>
+              </w:rPr>
+              <w:t xml:space="preserve">JobReconcilerTests</w:t>
+            </w:r>
+          </w:p>
+        </w:tc>
+        <w:tc>
+          <w:tcPr>
+            <w:tcW w:type="dxa" w:w="1517"/>
+            <w:tcBorders>
+              <w:top w:val="single" w:color="BFBFBF" w:sz="4"/>
+              <w:left w:val="single" w:color="BFBFBF" w:sz="4"/>
+              <w:bottom w:val="single" w:color="BFBFBF" w:sz="4"/>
+              <w:right w:val="single" w:color="BFBFBF" w:sz="4"/>
+            </w:tcBorders>
+            <w:tcMar>
+              <w:top w:type="dxa" w:w="60"/>
+              <w:left w:type="dxa" w:w="100"/>
+              <w:bottom w:type="dxa" w:w="60"/>
+              <w:right w:type="dxa" w:w="100"/>
+            </w:tcMar>
+          </w:tcPr>
+          <w:p>
+            <w:r>
+              <w:rPr>
+                <w:rFonts w:ascii="Calibri" w:cs="Calibri" w:eastAsia="Calibri" w:hAnsi="Calibri"/>
+                <w:sz w:val="18"/>
+                <w:szCs w:val="18"/>
+              </w:rPr>
+              <w:t xml:space="preserve">Unit</w:t>
+            </w:r>
+          </w:p>
+        </w:tc>
+        <w:tc>
+          <w:tcPr>
+            <w:tcW w:type="dxa" w:w="894"/>
+            <w:tcBorders>
+              <w:top w:val="single" w:color="BFBFBF" w:sz="4"/>
+              <w:left w:val="single" w:color="BFBFBF" w:sz="4"/>
+              <w:bottom w:val="single" w:color="BFBFBF" w:sz="4"/>
+              <w:right w:val="single" w:color="BFBFBF" w:sz="4"/>
+            </w:tcBorders>
+            <w:tcMar>
+              <w:top w:type="dxa" w:w="60"/>
+              <w:left w:type="dxa" w:w="100"/>
+              <w:bottom w:type="dxa" w:w="60"/>
+              <w:right w:type="dxa" w:w="100"/>
+            </w:tcMar>
+          </w:tcPr>
+          <w:p>
+            <w:r>
+              <w:rPr>
+                <w:rFonts w:ascii="Calibri" w:cs="Calibri" w:eastAsia="Calibri" w:hAnsi="Calibri"/>
+                <w:sz w:val="18"/>
+                <w:szCs w:val="18"/>
+              </w:rPr>
+              <w:t xml:space="preserve">Fact</w:t>
+            </w:r>
+          </w:p>
+        </w:tc>
+      </w:tr>
+      <w:tr>
+        <w:tc>
+          <w:tcPr>
+            <w:tcW w:type="dxa" w:w="892"/>
+            <w:tcBorders>
+              <w:top w:val="single" w:color="BFBFBF" w:sz="4"/>
+              <w:left w:val="single" w:color="BFBFBF" w:sz="4"/>
+              <w:bottom w:val="single" w:color="BFBFBF" w:sz="4"/>
+              <w:right w:val="single" w:color="BFBFBF" w:sz="4"/>
+            </w:tcBorders>
+            <w:tcMar>
+              <w:top w:type="dxa" w:w="60"/>
+              <w:left w:type="dxa" w:w="100"/>
+              <w:bottom w:type="dxa" w:w="60"/>
+              <w:right w:type="dxa" w:w="100"/>
+            </w:tcMar>
+          </w:tcPr>
+          <w:p>
+            <w:r>
+              <w:rPr>
+                <w:rFonts w:ascii="Calibri" w:cs="Calibri" w:eastAsia="Calibri" w:hAnsi="Calibri"/>
+                <w:sz w:val="18"/>
+                <w:szCs w:val="18"/>
+              </w:rPr>
+              <w:t xml:space="preserve">JS-075</w:t>
+            </w:r>
+          </w:p>
+        </w:tc>
+        <w:tc>
+          <w:tcPr>
+            <w:tcW w:type="dxa" w:w="3569"/>
+            <w:tcBorders>
+              <w:top w:val="single" w:color="BFBFBF" w:sz="4"/>
+              <w:left w:val="single" w:color="BFBFBF" w:sz="4"/>
+              <w:bottom w:val="single" w:color="BFBFBF" w:sz="4"/>
+              <w:right w:val="single" w:color="BFBFBF" w:sz="4"/>
+            </w:tcBorders>
+            <w:tcMar>
+              <w:top w:type="dxa" w:w="60"/>
+              <w:left w:type="dxa" w:w="100"/>
+              <w:bottom w:type="dxa" w:w="60"/>
+              <w:right w:type="dxa" w:w="100"/>
+            </w:tcMar>
+          </w:tcPr>
+          <w:p>
+            <w:r>
+              <w:rPr>
+                <w:rFonts w:ascii="Calibri" w:cs="Calibri" w:eastAsia="Calibri" w:hAnsi="Calibri"/>
+                <w:sz w:val="18"/>
+                <w:szCs w:val="18"/>
+              </w:rPr>
+              <w:t xml:space="preserve">Lost failure event is recovered</w:t>
+            </w:r>
+          </w:p>
+        </w:tc>
+        <w:tc>
+          <w:tcPr>
+            <w:tcW w:type="dxa" w:w="2766"/>
+            <w:tcBorders>
+              <w:top w:val="single" w:color="BFBFBF" w:sz="4"/>
+              <w:left w:val="single" w:color="BFBFBF" w:sz="4"/>
+              <w:bottom w:val="single" w:color="BFBFBF" w:sz="4"/>
+              <w:right w:val="single" w:color="BFBFBF" w:sz="4"/>
+            </w:tcBorders>
+            <w:tcMar>
+              <w:top w:type="dxa" w:w="60"/>
+              <w:left w:type="dxa" w:w="100"/>
+              <w:bottom w:type="dxa" w:w="60"/>
+              <w:right w:type="dxa" w:w="100"/>
+            </w:tcMar>
+          </w:tcPr>
+          <w:p>
+            <w:r>
+              <w:rPr>
+                <w:rFonts w:ascii="Consolas" w:cs="Consolas" w:eastAsia="Consolas" w:hAnsi="Consolas"/>
+                <w:color w:val="5B2C6F"/>
+                <w:sz w:val="16"/>
+                <w:szCs w:val="16"/>
+              </w:rPr>
+              <w:t xml:space="preserve">JobReconcilerTests</w:t>
+            </w:r>
+          </w:p>
+        </w:tc>
+        <w:tc>
+          <w:tcPr>
+            <w:tcW w:type="dxa" w:w="1517"/>
+            <w:tcBorders>
+              <w:top w:val="single" w:color="BFBFBF" w:sz="4"/>
+              <w:left w:val="single" w:color="BFBFBF" w:sz="4"/>
+              <w:bottom w:val="single" w:color="BFBFBF" w:sz="4"/>
+              <w:right w:val="single" w:color="BFBFBF" w:sz="4"/>
+            </w:tcBorders>
+            <w:tcMar>
+              <w:top w:type="dxa" w:w="60"/>
+              <w:left w:type="dxa" w:w="100"/>
+              <w:bottom w:type="dxa" w:w="60"/>
+              <w:right w:type="dxa" w:w="100"/>
+            </w:tcMar>
+          </w:tcPr>
+          <w:p>
+            <w:r>
+              <w:rPr>
+                <w:rFonts w:ascii="Calibri" w:cs="Calibri" w:eastAsia="Calibri" w:hAnsi="Calibri"/>
+                <w:sz w:val="18"/>
+                <w:szCs w:val="18"/>
+              </w:rPr>
+              <w:t xml:space="preserve">Unit</w:t>
+            </w:r>
+          </w:p>
+        </w:tc>
+        <w:tc>
+          <w:tcPr>
+            <w:tcW w:type="dxa" w:w="894"/>
+            <w:tcBorders>
+              <w:top w:val="single" w:color="BFBFBF" w:sz="4"/>
+              <w:left w:val="single" w:color="BFBFBF" w:sz="4"/>
+              <w:bottom w:val="single" w:color="BFBFBF" w:sz="4"/>
+              <w:right w:val="single" w:color="BFBFBF" w:sz="4"/>
+            </w:tcBorders>
+            <w:tcMar>
+              <w:top w:type="dxa" w:w="60"/>
+              <w:left w:type="dxa" w:w="100"/>
+              <w:bottom w:type="dxa" w:w="60"/>
+              <w:right w:type="dxa" w:w="100"/>
+            </w:tcMar>
+          </w:tcPr>
+          <w:p>
+            <w:r>
+              <w:rPr>
+                <w:rFonts w:ascii="Calibri" w:cs="Calibri" w:eastAsia="Calibri" w:hAnsi="Calibri"/>
+                <w:sz w:val="18"/>
+                <w:szCs w:val="18"/>
+              </w:rPr>
+              <w:t xml:space="preserve">Fact</w:t>
+            </w:r>
+          </w:p>
+        </w:tc>
+      </w:tr>
+      <w:tr>
+        <w:tc>
+          <w:tcPr>
+            <w:tcW w:type="dxa" w:w="892"/>
+            <w:tcBorders>
+              <w:top w:val="single" w:color="BFBFBF" w:sz="4"/>
+              <w:left w:val="single" w:color="BFBFBF" w:sz="4"/>
+              <w:bottom w:val="single" w:color="BFBFBF" w:sz="4"/>
+              <w:right w:val="single" w:color="BFBFBF" w:sz="4"/>
+            </w:tcBorders>
+            <w:tcMar>
+              <w:top w:type="dxa" w:w="60"/>
+              <w:left w:type="dxa" w:w="100"/>
+              <w:bottom w:type="dxa" w:w="60"/>
+              <w:right w:type="dxa" w:w="100"/>
+            </w:tcMar>
+          </w:tcPr>
+          <w:p>
+            <w:r>
+              <w:rPr>
+                <w:rFonts w:ascii="Calibri" w:cs="Calibri" w:eastAsia="Calibri" w:hAnsi="Calibri"/>
+                <w:sz w:val="18"/>
+                <w:szCs w:val="18"/>
+              </w:rPr>
+              <w:t xml:space="preserve">JS-076</w:t>
+            </w:r>
+          </w:p>
+        </w:tc>
+        <w:tc>
+          <w:tcPr>
+            <w:tcW w:type="dxa" w:w="3569"/>
+            <w:tcBorders>
+              <w:top w:val="single" w:color="BFBFBF" w:sz="4"/>
+              <w:left w:val="single" w:color="BFBFBF" w:sz="4"/>
+              <w:bottom w:val="single" w:color="BFBFBF" w:sz="4"/>
+              <w:right w:val="single" w:color="BFBFBF" w:sz="4"/>
+            </w:tcBorders>
+            <w:tcMar>
+              <w:top w:type="dxa" w:w="60"/>
+              <w:left w:type="dxa" w:w="100"/>
+              <w:bottom w:type="dxa" w:w="60"/>
+              <w:right w:type="dxa" w:w="100"/>
+            </w:tcMar>
+          </w:tcPr>
+          <w:p>
+            <w:r>
+              <w:rPr>
+                <w:rFonts w:ascii="Calibri" w:cs="Calibri" w:eastAsia="Calibri" w:hAnsi="Calibri"/>
+                <w:sz w:val="18"/>
+                <w:szCs w:val="18"/>
+              </w:rPr>
+              <w:t xml:space="preserve">Job lost by a restarted processor is redispatched</w:t>
+            </w:r>
+          </w:p>
+        </w:tc>
+        <w:tc>
+          <w:tcPr>
+            <w:tcW w:type="dxa" w:w="2766"/>
+            <w:tcBorders>
+              <w:top w:val="single" w:color="BFBFBF" w:sz="4"/>
+              <w:left w:val="single" w:color="BFBFBF" w:sz="4"/>
+              <w:bottom w:val="single" w:color="BFBFBF" w:sz="4"/>
+              <w:right w:val="single" w:color="BFBFBF" w:sz="4"/>
+            </w:tcBorders>
+            <w:tcMar>
+              <w:top w:type="dxa" w:w="60"/>
+              <w:left w:type="dxa" w:w="100"/>
+              <w:bottom w:type="dxa" w:w="60"/>
+              <w:right w:type="dxa" w:w="100"/>
+            </w:tcMar>
+          </w:tcPr>
+          <w:p>
+            <w:r>
+              <w:rPr>
+                <w:rFonts w:ascii="Consolas" w:cs="Consolas" w:eastAsia="Consolas" w:hAnsi="Consolas"/>
+                <w:color w:val="5B2C6F"/>
+                <w:sz w:val="16"/>
+                <w:szCs w:val="16"/>
+              </w:rPr>
+              <w:t xml:space="preserve">JobReconcilerTests</w:t>
+            </w:r>
+          </w:p>
+        </w:tc>
+        <w:tc>
+          <w:tcPr>
+            <w:tcW w:type="dxa" w:w="1517"/>
+            <w:tcBorders>
+              <w:top w:val="single" w:color="BFBFBF" w:sz="4"/>
+              <w:left w:val="single" w:color="BFBFBF" w:sz="4"/>
+              <w:bottom w:val="single" w:color="BFBFBF" w:sz="4"/>
+              <w:right w:val="single" w:color="BFBFBF" w:sz="4"/>
+            </w:tcBorders>
+            <w:tcMar>
+              <w:top w:type="dxa" w:w="60"/>
+              <w:left w:type="dxa" w:w="100"/>
+              <w:bottom w:type="dxa" w:w="60"/>
+              <w:right w:type="dxa" w:w="100"/>
+            </w:tcMar>
+          </w:tcPr>
+          <w:p>
+            <w:r>
+              <w:rPr>
+                <w:rFonts w:ascii="Calibri" w:cs="Calibri" w:eastAsia="Calibri" w:hAnsi="Calibri"/>
+                <w:sz w:val="18"/>
+                <w:szCs w:val="18"/>
+              </w:rPr>
+              <w:t xml:space="preserve">Unit</w:t>
+            </w:r>
+          </w:p>
+        </w:tc>
+        <w:tc>
+          <w:tcPr>
+            <w:tcW w:type="dxa" w:w="894"/>
+            <w:tcBorders>
+              <w:top w:val="single" w:color="BFBFBF" w:sz="4"/>
+              <w:left w:val="single" w:color="BFBFBF" w:sz="4"/>
+              <w:bottom w:val="single" w:color="BFBFBF" w:sz="4"/>
+              <w:right w:val="single" w:color="BFBFBF" w:sz="4"/>
+            </w:tcBorders>
+            <w:tcMar>
+              <w:top w:type="dxa" w:w="60"/>
+              <w:left w:type="dxa" w:w="100"/>
+              <w:bottom w:type="dxa" w:w="60"/>
+              <w:right w:type="dxa" w:w="100"/>
+            </w:tcMar>
+          </w:tcPr>
+          <w:p>
+            <w:r>
+              <w:rPr>
+                <w:rFonts w:ascii="Calibri" w:cs="Calibri" w:eastAsia="Calibri" w:hAnsi="Calibri"/>
+                <w:sz w:val="18"/>
+                <w:szCs w:val="18"/>
+              </w:rPr>
+              <w:t xml:space="preserve">Fact</w:t>
+            </w:r>
+          </w:p>
+        </w:tc>
+      </w:tr>
+      <w:tr>
+        <w:tc>
+          <w:tcPr>
+            <w:tcW w:type="dxa" w:w="892"/>
+            <w:tcBorders>
+              <w:top w:val="single" w:color="BFBFBF" w:sz="4"/>
+              <w:left w:val="single" w:color="BFBFBF" w:sz="4"/>
+              <w:bottom w:val="single" w:color="BFBFBF" w:sz="4"/>
+              <w:right w:val="single" w:color="BFBFBF" w:sz="4"/>
+            </w:tcBorders>
+            <w:tcMar>
+              <w:top w:type="dxa" w:w="60"/>
+              <w:left w:type="dxa" w:w="100"/>
+              <w:bottom w:type="dxa" w:w="60"/>
+              <w:right w:type="dxa" w:w="100"/>
+            </w:tcMar>
+          </w:tcPr>
+          <w:p>
+            <w:r>
+              <w:rPr>
+                <w:rFonts w:ascii="Calibri" w:cs="Calibri" w:eastAsia="Calibri" w:hAnsi="Calibri"/>
+                <w:sz w:val="18"/>
+                <w:szCs w:val="18"/>
+              </w:rPr>
+              <w:t xml:space="preserve">JS-077</w:t>
+            </w:r>
+          </w:p>
+        </w:tc>
+        <w:tc>
+          <w:tcPr>
+            <w:tcW w:type="dxa" w:w="3569"/>
+            <w:tcBorders>
+              <w:top w:val="single" w:color="BFBFBF" w:sz="4"/>
+              <w:left w:val="single" w:color="BFBFBF" w:sz="4"/>
+              <w:bottom w:val="single" w:color="BFBFBF" w:sz="4"/>
+              <w:right w:val="single" w:color="BFBFBF" w:sz="4"/>
+            </w:tcBorders>
+            <w:tcMar>
+              <w:top w:type="dxa" w:w="60"/>
+              <w:left w:type="dxa" w:w="100"/>
+              <w:bottom w:type="dxa" w:w="60"/>
+              <w:right w:type="dxa" w:w="100"/>
+            </w:tcMar>
+          </w:tcPr>
+          <w:p>
+            <w:r>
+              <w:rPr>
+                <w:rFonts w:ascii="Calibri" w:cs="Calibri" w:eastAsia="Calibri" w:hAnsi="Calibri"/>
+                <w:sz w:val="18"/>
+                <w:szCs w:val="18"/>
+              </w:rPr>
+              <w:t xml:space="preserve">Job lost too many times fails</w:t>
+            </w:r>
+          </w:p>
+        </w:tc>
+        <w:tc>
+          <w:tcPr>
+            <w:tcW w:type="dxa" w:w="2766"/>
+            <w:tcBorders>
+              <w:top w:val="single" w:color="BFBFBF" w:sz="4"/>
+              <w:left w:val="single" w:color="BFBFBF" w:sz="4"/>
+              <w:bottom w:val="single" w:color="BFBFBF" w:sz="4"/>
+              <w:right w:val="single" w:color="BFBFBF" w:sz="4"/>
+            </w:tcBorders>
+            <w:tcMar>
+              <w:top w:type="dxa" w:w="60"/>
+              <w:left w:type="dxa" w:w="100"/>
+              <w:bottom w:type="dxa" w:w="60"/>
+              <w:right w:type="dxa" w:w="100"/>
+            </w:tcMar>
+          </w:tcPr>
+          <w:p>
+            <w:r>
+              <w:rPr>
+                <w:rFonts w:ascii="Consolas" w:cs="Consolas" w:eastAsia="Consolas" w:hAnsi="Consolas"/>
+                <w:color w:val="5B2C6F"/>
+                <w:sz w:val="16"/>
+                <w:szCs w:val="16"/>
+              </w:rPr>
+              <w:t xml:space="preserve">JobReconcilerTests</w:t>
+            </w:r>
+          </w:p>
+        </w:tc>
+        <w:tc>
+          <w:tcPr>
+            <w:tcW w:type="dxa" w:w="1517"/>
+            <w:tcBorders>
+              <w:top w:val="single" w:color="BFBFBF" w:sz="4"/>
+              <w:left w:val="single" w:color="BFBFBF" w:sz="4"/>
+              <w:bottom w:val="single" w:color="BFBFBF" w:sz="4"/>
+              <w:right w:val="single" w:color="BFBFBF" w:sz="4"/>
+            </w:tcBorders>
+            <w:tcMar>
+              <w:top w:type="dxa" w:w="60"/>
+              <w:left w:type="dxa" w:w="100"/>
+              <w:bottom w:type="dxa" w:w="60"/>
+              <w:right w:type="dxa" w:w="100"/>
+            </w:tcMar>
+          </w:tcPr>
+          <w:p>
+            <w:r>
+              <w:rPr>
+                <w:rFonts w:ascii="Calibri" w:cs="Calibri" w:eastAsia="Calibri" w:hAnsi="Calibri"/>
+                <w:sz w:val="18"/>
+                <w:szCs w:val="18"/>
+              </w:rPr>
+              <w:t xml:space="preserve">Unit</w:t>
+            </w:r>
+          </w:p>
+        </w:tc>
+        <w:tc>
+          <w:tcPr>
+            <w:tcW w:type="dxa" w:w="894"/>
+            <w:tcBorders>
+              <w:top w:val="single" w:color="BFBFBF" w:sz="4"/>
+              <w:left w:val="single" w:color="BFBFBF" w:sz="4"/>
+              <w:bottom w:val="single" w:color="BFBFBF" w:sz="4"/>
+              <w:right w:val="single" w:color="BFBFBF" w:sz="4"/>
+            </w:tcBorders>
+            <w:tcMar>
+              <w:top w:type="dxa" w:w="60"/>
+              <w:left w:type="dxa" w:w="100"/>
+              <w:bottom w:type="dxa" w:w="60"/>
+              <w:right w:type="dxa" w:w="100"/>
+            </w:tcMar>
+          </w:tcPr>
+          <w:p>
+            <w:r>
+              <w:rPr>
+                <w:rFonts w:ascii="Calibri" w:cs="Calibri" w:eastAsia="Calibri" w:hAnsi="Calibri"/>
+                <w:sz w:val="18"/>
+                <w:szCs w:val="18"/>
+              </w:rPr>
+              <w:t xml:space="preserve">Fact</w:t>
+            </w:r>
+          </w:p>
+        </w:tc>
+      </w:tr>
+      <w:tr>
+        <w:tc>
+          <w:tcPr>
+            <w:tcW w:type="dxa" w:w="892"/>
+            <w:tcBorders>
+              <w:top w:val="single" w:color="BFBFBF" w:sz="4"/>
+              <w:left w:val="single" w:color="BFBFBF" w:sz="4"/>
+              <w:bottom w:val="single" w:color="BFBFBF" w:sz="4"/>
+              <w:right w:val="single" w:color="BFBFBF" w:sz="4"/>
+            </w:tcBorders>
+            <w:tcMar>
+              <w:top w:type="dxa" w:w="60"/>
+              <w:left w:type="dxa" w:w="100"/>
+              <w:bottom w:type="dxa" w:w="60"/>
+              <w:right w:type="dxa" w:w="100"/>
+            </w:tcMar>
+          </w:tcPr>
+          <w:p>
+            <w:r>
+              <w:rPr>
+                <w:rFonts w:ascii="Calibri" w:cs="Calibri" w:eastAsia="Calibri" w:hAnsi="Calibri"/>
+                <w:sz w:val="18"/>
+                <w:szCs w:val="18"/>
+              </w:rPr>
+              <w:t xml:space="preserve">JS-079</w:t>
+            </w:r>
+          </w:p>
+        </w:tc>
+        <w:tc>
+          <w:tcPr>
+            <w:tcW w:type="dxa" w:w="3569"/>
+            <w:tcBorders>
+              <w:top w:val="single" w:color="BFBFBF" w:sz="4"/>
+              <w:left w:val="single" w:color="BFBFBF" w:sz="4"/>
+              <w:bottom w:val="single" w:color="BFBFBF" w:sz="4"/>
+              <w:right w:val="single" w:color="BFBFBF" w:sz="4"/>
+            </w:tcBorders>
+            <w:tcMar>
+              <w:top w:type="dxa" w:w="60"/>
+              <w:left w:type="dxa" w:w="100"/>
+              <w:bottom w:type="dxa" w:w="60"/>
+              <w:right w:type="dxa" w:w="100"/>
+            </w:tcMar>
+          </w:tcPr>
+          <w:p>
+            <w:r>
+              <w:rPr>
+                <w:rFonts w:ascii="Calibri" w:cs="Calibri" w:eastAsia="Calibri" w:hAnsi="Calibri"/>
+                <w:sz w:val="18"/>
+                <w:szCs w:val="18"/>
+              </w:rPr>
+              <w:t xml:space="preserve">Event arriving during reconciliation wins over redispatch</w:t>
+            </w:r>
+          </w:p>
+        </w:tc>
+        <w:tc>
+          <w:tcPr>
+            <w:tcW w:type="dxa" w:w="2766"/>
+            <w:tcBorders>
+              <w:top w:val="single" w:color="BFBFBF" w:sz="4"/>
+              <w:left w:val="single" w:color="BFBFBF" w:sz="4"/>
+              <w:bottom w:val="single" w:color="BFBFBF" w:sz="4"/>
+              <w:right w:val="single" w:color="BFBFBF" w:sz="4"/>
+            </w:tcBorders>
+            <w:tcMar>
+              <w:top w:type="dxa" w:w="60"/>
+              <w:left w:type="dxa" w:w="100"/>
+              <w:bottom w:type="dxa" w:w="60"/>
+              <w:right w:type="dxa" w:w="100"/>
+            </w:tcMar>
+          </w:tcPr>
+          <w:p>
+            <w:r>
+              <w:rPr>
+                <w:rFonts w:ascii="Consolas" w:cs="Consolas" w:eastAsia="Consolas" w:hAnsi="Consolas"/>
+                <w:color w:val="5B2C6F"/>
+                <w:sz w:val="16"/>
+                <w:szCs w:val="16"/>
+              </w:rPr>
+              <w:t xml:space="preserve">JobReconcilerTests</w:t>
+            </w:r>
+          </w:p>
+        </w:tc>
+        <w:tc>
+          <w:tcPr>
+            <w:tcW w:type="dxa" w:w="1517"/>
+            <w:tcBorders>
+              <w:top w:val="single" w:color="BFBFBF" w:sz="4"/>
+              <w:left w:val="single" w:color="BFBFBF" w:sz="4"/>
+              <w:bottom w:val="single" w:color="BFBFBF" w:sz="4"/>
+              <w:right w:val="single" w:color="BFBFBF" w:sz="4"/>
+            </w:tcBorders>
+            <w:tcMar>
+              <w:top w:type="dxa" w:w="60"/>
+              <w:left w:type="dxa" w:w="100"/>
+              <w:bottom w:type="dxa" w:w="60"/>
+              <w:right w:type="dxa" w:w="100"/>
+            </w:tcMar>
+          </w:tcPr>
+          <w:p>
+            <w:r>
+              <w:rPr>
+                <w:rFonts w:ascii="Calibri" w:cs="Calibri" w:eastAsia="Calibri" w:hAnsi="Calibri"/>
+                <w:sz w:val="18"/>
+                <w:szCs w:val="18"/>
+              </w:rPr>
+              <w:t xml:space="preserve">Unit</w:t>
+            </w:r>
+          </w:p>
+        </w:tc>
+        <w:tc>
+          <w:tcPr>
+            <w:tcW w:type="dxa" w:w="894"/>
+            <w:tcBorders>
+              <w:top w:val="single" w:color="BFBFBF" w:sz="4"/>
+              <w:left w:val="single" w:color="BFBFBF" w:sz="4"/>
+              <w:bottom w:val="single" w:color="BFBFBF" w:sz="4"/>
+              <w:right w:val="single" w:color="BFBFBF" w:sz="4"/>
+            </w:tcBorders>
+            <w:tcMar>
+              <w:top w:type="dxa" w:w="60"/>
+              <w:left w:type="dxa" w:w="100"/>
+              <w:bottom w:type="dxa" w:w="60"/>
+              <w:right w:type="dxa" w:w="100"/>
+            </w:tcMar>
+          </w:tcPr>
+          <w:p>
+            <w:r>
+              <w:rPr>
+                <w:rFonts w:ascii="Calibri" w:cs="Calibri" w:eastAsia="Calibri" w:hAnsi="Calibri"/>
+                <w:sz w:val="18"/>
+                <w:szCs w:val="18"/>
+              </w:rPr>
+              <w:t xml:space="preserve">Fact</w:t>
+            </w:r>
+          </w:p>
+        </w:tc>
+      </w:tr>
+      <w:tr>
+        <w:tc>
+          <w:tcPr>
+            <w:tcW w:type="dxa" w:w="892"/>
+            <w:tcBorders>
+              <w:top w:val="single" w:color="BFBFBF" w:sz="4"/>
+              <w:left w:val="single" w:color="BFBFBF" w:sz="4"/>
+              <w:bottom w:val="single" w:color="BFBFBF" w:sz="4"/>
+              <w:right w:val="single" w:color="BFBFBF" w:sz="4"/>
+            </w:tcBorders>
+            <w:tcMar>
+              <w:top w:type="dxa" w:w="60"/>
+              <w:left w:type="dxa" w:w="100"/>
+              <w:bottom w:type="dxa" w:w="60"/>
+              <w:right w:type="dxa" w:w="100"/>
+            </w:tcMar>
+          </w:tcPr>
+          <w:p>
+            <w:r>
+              <w:rPr>
+                <w:rFonts w:ascii="Calibri" w:cs="Calibri" w:eastAsia="Calibri" w:hAnsi="Calibri"/>
+                <w:sz w:val="18"/>
+                <w:szCs w:val="18"/>
+              </w:rPr>
+              <w:t xml:space="preserve">E2E-001</w:t>
+            </w:r>
+          </w:p>
+        </w:tc>
+        <w:tc>
+          <w:tcPr>
+            <w:tcW w:type="dxa" w:w="3569"/>
+            <w:tcBorders>
+              <w:top w:val="single" w:color="BFBFBF" w:sz="4"/>
+              <w:left w:val="single" w:color="BFBFBF" w:sz="4"/>
+              <w:bottom w:val="single" w:color="BFBFBF" w:sz="4"/>
+              <w:right w:val="single" w:color="BFBFBF" w:sz="4"/>
+            </w:tcBorders>
+            <w:tcMar>
+              <w:top w:type="dxa" w:w="60"/>
+              <w:left w:type="dxa" w:w="100"/>
+              <w:bottom w:type="dxa" w:w="60"/>
+              <w:right w:type="dxa" w:w="100"/>
+            </w:tcMar>
+          </w:tcPr>
+          <w:p>
+            <w:r>
+              <w:rPr>
+                <w:rFonts w:ascii="Calibri" w:cs="Calibri" w:eastAsia="Calibri" w:hAnsi="Calibri"/>
+                <w:sz w:val="18"/>
+                <w:szCs w:val="18"/>
+              </w:rPr>
+              <w:t xml:space="preserve">Job flows through processor websocket and audit</w:t>
+            </w:r>
+          </w:p>
+        </w:tc>
+        <w:tc>
+          <w:tcPr>
+            <w:tcW w:type="dxa" w:w="2766"/>
+            <w:tcBorders>
+              <w:top w:val="single" w:color="BFBFBF" w:sz="4"/>
+              <w:left w:val="single" w:color="BFBFBF" w:sz="4"/>
+              <w:bottom w:val="single" w:color="BFBFBF" w:sz="4"/>
+              <w:right w:val="single" w:color="BFBFBF" w:sz="4"/>
+            </w:tcBorders>
+            <w:tcMar>
+              <w:top w:type="dxa" w:w="60"/>
+              <w:left w:type="dxa" w:w="100"/>
+              <w:bottom w:type="dxa" w:w="60"/>
+              <w:right w:type="dxa" w:w="100"/>
+            </w:tcMar>
+          </w:tcPr>
+          <w:p>
+            <w:r>
+              <w:rPr>
+                <w:rFonts w:ascii="Consolas" w:cs="Consolas" w:eastAsia="Consolas" w:hAnsi="Consolas"/>
+                <w:color w:val="5B2C6F"/>
+                <w:sz w:val="16"/>
+                <w:szCs w:val="16"/>
+              </w:rPr>
+              <w:t xml:space="preserve">EndToEndTests</w:t>
+            </w:r>
+          </w:p>
+        </w:tc>
+        <w:tc>
+          <w:tcPr>
+            <w:tcW w:type="dxa" w:w="1517"/>
+            <w:tcBorders>
+              <w:top w:val="single" w:color="BFBFBF" w:sz="4"/>
+              <w:left w:val="single" w:color="BFBFBF" w:sz="4"/>
+              <w:bottom w:val="single" w:color="BFBFBF" w:sz="4"/>
+              <w:right w:val="single" w:color="BFBFBF" w:sz="4"/>
+            </w:tcBorders>
+            <w:tcMar>
+              <w:top w:type="dxa" w:w="60"/>
+              <w:left w:type="dxa" w:w="100"/>
+              <w:bottom w:type="dxa" w:w="60"/>
+              <w:right w:type="dxa" w:w="100"/>
+            </w:tcMar>
+          </w:tcPr>
+          <w:p>
+            <w:r>
+              <w:rPr>
+                <w:rFonts w:ascii="Calibri" w:cs="Calibri" w:eastAsia="Calibri" w:hAnsi="Calibri"/>
+                <w:sz w:val="18"/>
+                <w:szCs w:val="18"/>
+              </w:rPr>
+              <w:t xml:space="preserve">Integration (E2E)</w:t>
+            </w:r>
+          </w:p>
+        </w:tc>
+        <w:tc>
+          <w:tcPr>
+            <w:tcW w:type="dxa" w:w="894"/>
+            <w:tcBorders>
+              <w:top w:val="single" w:color="BFBFBF" w:sz="4"/>
+              <w:left w:val="single" w:color="BFBFBF" w:sz="4"/>
+              <w:bottom w:val="single" w:color="BFBFBF" w:sz="4"/>
+              <w:right w:val="single" w:color="BFBFBF" w:sz="4"/>
+            </w:tcBorders>
+            <w:tcMar>
+              <w:top w:type="dxa" w:w="60"/>
+              <w:left w:type="dxa" w:w="100"/>
+              <w:bottom w:type="dxa" w:w="60"/>
+              <w:right w:type="dxa" w:w="100"/>
+            </w:tcMar>
+          </w:tcPr>
+          <w:p>
+            <w:r>
+              <w:rPr>
+                <w:rFonts w:ascii="Calibri" w:cs="Calibri" w:eastAsia="Calibri" w:hAnsi="Calibri"/>
+                <w:sz w:val="18"/>
+                <w:szCs w:val="18"/>
+              </w:rPr>
+              <w:t xml:space="preserve">Fact</w:t>
+            </w:r>
+          </w:p>
+        </w:tc>
+      </w:tr>
+      <w:tr>
+        <w:tc>
+          <w:tcPr>
+            <w:tcW w:type="dxa" w:w="892"/>
+            <w:tcBorders>
+              <w:top w:val="single" w:color="BFBFBF" w:sz="4"/>
+              <w:left w:val="single" w:color="BFBFBF" w:sz="4"/>
+              <w:bottom w:val="single" w:color="BFBFBF" w:sz="4"/>
+              <w:right w:val="single" w:color="BFBFBF" w:sz="4"/>
+            </w:tcBorders>
+            <w:tcMar>
+              <w:top w:type="dxa" w:w="60"/>
+              <w:left w:type="dxa" w:w="100"/>
+              <w:bottom w:type="dxa" w:w="60"/>
+              <w:right w:type="dxa" w:w="100"/>
+            </w:tcMar>
+          </w:tcPr>
+          <w:p>
+            <w:r>
+              <w:rPr>
+                <w:rFonts w:ascii="Calibri" w:cs="Calibri" w:eastAsia="Calibri" w:hAnsi="Calibri"/>
+                <w:sz w:val="18"/>
+                <w:szCs w:val="18"/>
+              </w:rPr>
+              <w:t xml:space="preserve">E2E-004</w:t>
+            </w:r>
+          </w:p>
+        </w:tc>
+        <w:tc>
+          <w:tcPr>
+            <w:tcW w:type="dxa" w:w="3569"/>
+            <w:tcBorders>
+              <w:top w:val="single" w:color="BFBFBF" w:sz="4"/>
+              <w:left w:val="single" w:color="BFBFBF" w:sz="4"/>
+              <w:bottom w:val="single" w:color="BFBFBF" w:sz="4"/>
+              <w:right w:val="single" w:color="BFBFBF" w:sz="4"/>
+            </w:tcBorders>
+            <w:tcMar>
+              <w:top w:type="dxa" w:w="60"/>
+              <w:left w:type="dxa" w:w="100"/>
+              <w:bottom w:type="dxa" w:w="60"/>
+              <w:right w:type="dxa" w:w="100"/>
+            </w:tcMar>
+          </w:tcPr>
+          <w:p>
+            <w:r>
+              <w:rPr>
+                <w:rFonts w:ascii="Calibri" w:cs="Calibri" w:eastAsia="Calibri" w:hAnsi="Calibri"/>
+                <w:sz w:val="18"/>
+                <w:szCs w:val="18"/>
+              </w:rPr>
               <w:t xml:space="preserve">Job lost by a processor restart is redispatched and completes</w:t>
             </w:r>
-            <w:r>
-              <w:rPr>
-                <w:rFonts w:ascii="Calibri" w:cs="Calibri" w:eastAsia="Calibri" w:hAnsi="Calibri"/>
-                <w:sz w:val="18"/>
-                <w:szCs w:val="18"/>
-              </w:rPr>
-              <w:t xml:space="preserve"> (old instance dies mid-job, new instance reconnects its WebSocket)</w:t>
+          </w:p>
+        </w:tc>
+        <w:tc>
+          <w:tcPr>
+            <w:tcW w:type="dxa" w:w="2766"/>
+            <w:tcBorders>
+              <w:top w:val="single" w:color="BFBFBF" w:sz="4"/>
+              <w:left w:val="single" w:color="BFBFBF" w:sz="4"/>
+              <w:bottom w:val="single" w:color="BFBFBF" w:sz="4"/>
+              <w:right w:val="single" w:color="BFBFBF" w:sz="4"/>
+            </w:tcBorders>
+            <w:tcMar>
+              <w:top w:type="dxa" w:w="60"/>
+              <w:left w:type="dxa" w:w="100"/>
+              <w:bottom w:type="dxa" w:w="60"/>
+              <w:right w:type="dxa" w:w="100"/>
+            </w:tcMar>
+          </w:tcPr>
+          <w:p>
+            <w:r>
+              <w:rPr>
+                <w:rFonts w:ascii="Consolas" w:cs="Consolas" w:eastAsia="Consolas" w:hAnsi="Consolas"/>
+                <w:color w:val="5B2C6F"/>
+                <w:sz w:val="16"/>
+                <w:szCs w:val="16"/>
+              </w:rPr>
+              <w:t xml:space="preserve">EndToEndTests</w:t>
+            </w:r>
+          </w:p>
+        </w:tc>
+        <w:tc>
+          <w:tcPr>
+            <w:tcW w:type="dxa" w:w="1517"/>
+            <w:tcBorders>
+              <w:top w:val="single" w:color="BFBFBF" w:sz="4"/>
+              <w:left w:val="single" w:color="BFBFBF" w:sz="4"/>
+              <w:bottom w:val="single" w:color="BFBFBF" w:sz="4"/>
+              <w:right w:val="single" w:color="BFBFBF" w:sz="4"/>
+            </w:tcBorders>
+            <w:tcMar>
+              <w:top w:type="dxa" w:w="60"/>
+              <w:left w:type="dxa" w:w="100"/>
+              <w:bottom w:type="dxa" w:w="60"/>
+              <w:right w:type="dxa" w:w="100"/>
+            </w:tcMar>
+          </w:tcPr>
+          <w:p>
+            <w:r>
+              <w:rPr>
+                <w:rFonts w:ascii="Calibri" w:cs="Calibri" w:eastAsia="Calibri" w:hAnsi="Calibri"/>
+                <w:sz w:val="18"/>
+                <w:szCs w:val="18"/>
+              </w:rPr>
+              <w:t xml:space="preserve">Integration (E2E)</w:t>
+            </w:r>
+          </w:p>
+        </w:tc>
+        <w:tc>
+          <w:tcPr>
+            <w:tcW w:type="dxa" w:w="894"/>
+            <w:tcBorders>
+              <w:top w:val="single" w:color="BFBFBF" w:sz="4"/>
+              <w:left w:val="single" w:color="BFBFBF" w:sz="4"/>
+              <w:bottom w:val="single" w:color="BFBFBF" w:sz="4"/>
+              <w:right w:val="single" w:color="BFBFBF" w:sz="4"/>
+            </w:tcBorders>
+            <w:tcMar>
+              <w:top w:type="dxa" w:w="60"/>
+              <w:left w:type="dxa" w:w="100"/>
+              <w:bottom w:type="dxa" w:w="60"/>
+              <w:right w:type="dxa" w:w="100"/>
+            </w:tcMar>
+          </w:tcPr>
+          <w:p>
+            <w:r>
+              <w:rPr>
+                <w:rFonts w:ascii="Calibri" w:cs="Calibri" w:eastAsia="Calibri" w:hAnsi="Calibri"/>
+                <w:sz w:val="18"/>
+                <w:szCs w:val="18"/>
+              </w:rPr>
+              <w:t xml:space="preserve">Fact</w:t>
             </w:r>
           </w:p>
         </w:tc>
@@ -9119,21 +16111,21 @@
         <w:rPr>
           <w:rFonts w:ascii="Calibri" w:cs="Calibri" w:eastAsia="Calibri" w:hAnsi="Calibri"/>
         </w:rPr>
-        <w:t xml:space="preserve">All of these tests pass in the latest run (404 / 404 automated tests passed).</w:t>
+        <w:t xml:space="preserve">All automated tests listed here passed in the latest full run (404 / 404).</w:t>
       </w:r>
     </w:p>
     <w:p>
       <w:pPr>
         <w:pStyle w:val="Heading2"/>
       </w:pPr>
-      <w:bookmarkStart w:name="_Toc15" w:id="15"/>
+      <w:bookmarkStart w:name="_Toc16" w:id="16"/>
       <w:r>
         <w:rPr>
           <w:rFonts w:ascii="Calibri" w:cs="Calibri" w:eastAsia="Calibri" w:hAnsi="Calibri"/>
         </w:rPr>
-        <w:t xml:space="preserve">5.2 Manual verification (Docker Desktop)</w:t>
+        <w:t xml:space="preserve">5.3 Manual test (Docker Desktop) — STD MT-07</w:t>
       </w:r>
-      <w:bookmarkEnd w:id="15"/>
+      <w:bookmarkEnd w:id="16"/>
     </w:p>
     <w:tbl>
       <w:tblPr>
@@ -9415,7 +16407,7 @@
                 <w:sz w:val="18"/>
                 <w:szCs w:val="18"/>
               </w:rPr>
-              <w:t xml:space="preserve">Start a long job: </w:t>
+              <w:t xml:space="preserve">Start a long run: </w:t>
             </w:r>
             <w:r>
               <w:rPr>
@@ -9866,35 +16858,35 @@
         <w:rPr>
           <w:rFonts w:ascii="Calibri" w:cs="Calibri" w:eastAsia="Calibri" w:hAnsi="Calibri"/>
         </w:rPr>
-        <w:t xml:space="preserve">This is procedure </w:t>
+        <w:t xml:space="preserve">Status in the STD: </w:t>
       </w:r>
       <w:r>
         <w:rPr>
           <w:rFonts w:ascii="Calibri" w:cs="Calibri" w:eastAsia="Calibri" w:hAnsi="Calibri"/>
-          <w:b/>
-          <w:bCs/>
+          <w:i/>
+          <w:iCs/>
         </w:rPr>
-        <w:t xml:space="preserve">MT-07</w:t>
+        <w:t xml:space="preserve">Not yet executed</w:t>
       </w:r>
       <w:r>
         <w:rPr>
           <w:rFonts w:ascii="Calibri" w:cs="Calibri" w:eastAsia="Calibri" w:hAnsi="Calibri"/>
         </w:rPr>
-        <w:t xml:space="preserve"> in the STD.</w:t>
+        <w:t xml:space="preserve">.</w:t>
       </w:r>
     </w:p>
     <w:p>
       <w:pPr>
         <w:pStyle w:val="Heading1"/>
       </w:pPr>
-      <w:bookmarkStart w:name="_Toc16" w:id="16"/>
+      <w:bookmarkStart w:name="_Toc17" w:id="17"/>
       <w:r>
         <w:rPr>
           <w:rFonts w:ascii="Calibri" w:cs="Calibri" w:eastAsia="Calibri" w:hAnsi="Calibri"/>
         </w:rPr>
         <w:t xml:space="preserve">6. Configuration</w:t>
       </w:r>
-      <w:bookmarkEnd w:id="16"/>
+      <w:bookmarkEnd w:id="17"/>
     </w:p>
     <w:tbl>
       <w:tblPr>

--- a/docs/websocket/TA9-WebSocket-Behavior.docx
+++ b/docs/websocket/TA9-WebSocket-Behavior.docx
@@ -16111,7 +16111,7 @@
         <w:rPr>
           <w:rFonts w:ascii="Calibri" w:cs="Calibri" w:eastAsia="Calibri" w:hAnsi="Calibri"/>
         </w:rPr>
-        <w:t xml:space="preserve">All automated tests listed here passed in the latest full run (404 / 404).</w:t>
+        <w:t xml:space="preserve">All automated tests listed here passed in the latest full run (440 / 440, 2026-10-27).</w:t>
       </w:r>
     </w:p>
     <w:p>
